--- a/backend/templates/docx/810_1_2_p_en.docx
+++ b/backend/templates/docx/810_1_2_p_en.docx
@@ -1,6 +1,6 @@
 
 <file path=word/document.xml><?xml version="1.0" encoding="utf-8"?>
-<w:document xmlns:wpc="http://schemas.microsoft.com/office/word/2010/wordprocessingCanvas" xmlns:cx="http://schemas.microsoft.com/office/drawing/2014/chartex" xmlns:cx1="http://schemas.microsoft.com/office/drawing/2015/9/8/chartex" xmlns:cx2="http://schemas.microsoft.com/office/drawing/2015/10/21/chartex" xmlns:cx3="http://schemas.microsoft.com/office/drawing/2016/5/9/chartex" xmlns:cx4="http://schemas.microsoft.com/office/drawing/2016/5/10/chartex" xmlns:cx5="http://schemas.microsoft.com/office/drawing/2016/5/11/chartex" xmlns:cx6="http://schemas.microsoft.com/office/drawing/2016/5/12/chartex" xmlns:cx7="http://schemas.microsoft.com/office/drawing/2016/5/13/chartex" xmlns:cx8="http://schemas.microsoft.com/office/drawing/2016/5/14/chartex" xmlns:mc="http://schemas.openxmlformats.org/markup-compatibility/2006" xmlns:aink="http://schemas.microsoft.com/office/drawing/2016/ink" xmlns:am3d="http://schemas.microsoft.com/office/drawing/2017/model3d" xmlns:o="urn:schemas-microsoft-com:office:office" xmlns:oel="http://schemas.microsoft.com/office/2019/extlst" xmlns:r="http://schemas.openxmlformats.org/officeDocument/2006/relationships" xmlns:m="http://schemas.openxmlformats.org/officeDocument/2006/math" xmlns:v="urn:schemas-microsoft-com:vml" xmlns:wp14="http://schemas.microsoft.com/office/word/2010/wordprocessingDrawing" xmlns:wp="http://schemas.openxmlformats.org/drawingml/2006/wordprocessingDrawing" xmlns:w10="urn:schemas-microsoft-com:office:word" xmlns:w="http://schemas.openxmlformats.org/wordprocessingml/2006/main" xmlns:w14="http://schemas.microsoft.com/office/word/2010/wordml" xmlns:w15="http://schemas.microsoft.com/office/word/2012/wordml" xmlns:w16cex="http://schemas.microsoft.com/office/word/2018/wordml/cex" xmlns:w16cid="http://schemas.microsoft.com/office/word/2016/wordml/cid" xmlns:w16="http://schemas.microsoft.com/office/word/2018/wordml" xmlns:w16du="http://schemas.microsoft.com/office/word/2023/wordml/word16du" xmlns:w16sdtdh="http://schemas.microsoft.com/office/word/2020/wordml/sdtdatahash" xmlns:w16se="http://schemas.microsoft.com/office/word/2015/wordml/symex" xmlns:wpg="http://schemas.microsoft.com/office/word/2010/wordprocessingGroup" xmlns:wpi="http://schemas.microsoft.com/office/word/2010/wordprocessingInk" xmlns:wne="http://schemas.microsoft.com/office/word/2006/wordml" xmlns:wps="http://schemas.microsoft.com/office/word/2010/wordprocessingShape" mc:Ignorable="w14 w15 w16se w16cid w16 w16cex w16sdtdh w16du wp14">
+<w:document xmlns:wpc="http://schemas.microsoft.com/office/word/2010/wordprocessingCanvas" xmlns:cx="http://schemas.microsoft.com/office/drawing/2014/chartex" xmlns:cx1="http://schemas.microsoft.com/office/drawing/2015/9/8/chartex" xmlns:cx2="http://schemas.microsoft.com/office/drawing/2015/10/21/chartex" xmlns:cx3="http://schemas.microsoft.com/office/drawing/2016/5/9/chartex" xmlns:cx4="http://schemas.microsoft.com/office/drawing/2016/5/10/chartex" xmlns:cx5="http://schemas.microsoft.com/office/drawing/2016/5/11/chartex" xmlns:cx6="http://schemas.microsoft.com/office/drawing/2016/5/12/chartex" xmlns:cx7="http://schemas.microsoft.com/office/drawing/2016/5/13/chartex" xmlns:cx8="http://schemas.microsoft.com/office/drawing/2016/5/14/chartex" xmlns:mc="http://schemas.openxmlformats.org/markup-compatibility/2006" xmlns:aink="http://schemas.microsoft.com/office/drawing/2016/ink" xmlns:am3d="http://schemas.microsoft.com/office/drawing/2017/model3d" xmlns:o="urn:schemas-microsoft-com:office:office" xmlns:oel="http://schemas.microsoft.com/office/2019/extlst" xmlns:r="http://schemas.openxmlformats.org/officeDocument/2006/relationships" xmlns:m="http://schemas.openxmlformats.org/officeDocument/2006/math" xmlns:v="urn:schemas-microsoft-com:vml" xmlns:wp14="http://schemas.microsoft.com/office/word/2010/wordprocessingDrawing" xmlns:wp="http://schemas.openxmlformats.org/drawingml/2006/wordprocessingDrawing" xmlns:w10="urn:schemas-microsoft-com:office:word" xmlns:w="http://schemas.openxmlformats.org/wordprocessingml/2006/main" xmlns:w14="http://schemas.microsoft.com/office/word/2010/wordml" xmlns:w15="http://schemas.microsoft.com/office/word/2012/wordml" xmlns:w16cex="http://schemas.microsoft.com/office/word/2018/wordml/cex" xmlns:w16cid="http://schemas.microsoft.com/office/word/2016/wordml/cid" xmlns:w16="http://schemas.microsoft.com/office/word/2018/wordml" xmlns:w16du="http://schemas.microsoft.com/office/word/2023/wordml/word16du" xmlns:w16sdtdh="http://schemas.microsoft.com/office/word/2020/wordml/sdtdatahash" xmlns:w16sdtfl="http://schemas.microsoft.com/office/word/2024/wordml/sdtformatlock" xmlns:w16se="http://schemas.microsoft.com/office/word/2015/wordml/symex" xmlns:wpg="http://schemas.microsoft.com/office/word/2010/wordprocessingGroup" xmlns:wpi="http://schemas.microsoft.com/office/word/2010/wordprocessingInk" xmlns:wne="http://schemas.microsoft.com/office/word/2006/wordml" xmlns:wps="http://schemas.microsoft.com/office/word/2010/wordprocessingShape" mc:Ignorable="w14 w15 w16se w16cid w16 w16cex w16sdtdh w16sdtfl w16du wp14">
   <w:body>
     <w:tbl>
       <w:tblPr>
@@ -124,6 +124,7 @@
           </w:tcPr>
           <w:p>
             <w:pPr>
+              <w:jc w:val="center"/>
               <w:rPr>
                 <w:rFonts w:ascii="Times New Roman" w:hAnsi="Times New Roman" w:cs="Times New Roman"/>
                 <w:b/>
@@ -221,7 +222,7 @@
                 <w:color w:val="808080" w:themeColor="background1" w:themeShade="80"/>
                 <w:lang w:val="en-US"/>
               </w:rPr>
-              <w:t>C</w:t>
+              <w:t>Firm</w:t>
             </w:r>
             <w:r>
               <w:rPr>
@@ -230,7 +231,7 @@
                 <w:color w:val="808080" w:themeColor="background1" w:themeShade="80"/>
                 <w:lang w:val="en-US"/>
               </w:rPr>
-              <w:t xml:space="preserve">ompany and/or </w:t>
+              <w:t xml:space="preserve"> and/or </w:t>
             </w:r>
             <w:r>
               <w:rPr>
@@ -282,6 +283,7 @@
           </w:tcPr>
           <w:p>
             <w:pPr>
+              <w:jc w:val="center"/>
               <w:rPr>
                 <w:rFonts w:ascii="Times New Roman" w:hAnsi="Times New Roman" w:cs="Times New Roman"/>
                 <w:lang w:val="en-US"/>
@@ -351,9 +353,9 @@
           </w:tcPr>
           <w:p>
             <w:pPr>
-              <w:rPr>
-                <w:rFonts w:ascii="Times New Roman" w:hAnsi="Times New Roman" w:cs="Times New Roman"/>
-                <w:lang w:val="en-US"/>
+              <w:jc w:val="center"/>
+              <w:rPr>
+                <w:rFonts w:ascii="Times New Roman" w:hAnsi="Times New Roman" w:cs="Times New Roman"/>
               </w:rPr>
             </w:pPr>
             <w:proofErr w:type="gramStart"/>
@@ -407,6 +409,7 @@
           </w:tcPr>
           <w:p>
             <w:pPr>
+              <w:jc w:val="center"/>
               <w:rPr>
                 <w:rFonts w:ascii="Times New Roman" w:hAnsi="Times New Roman" w:cs="Times New Roman"/>
                 <w:lang w:val="en-US"/>
@@ -426,7 +429,15 @@
                 <w:rFonts w:ascii="Times New Roman" w:hAnsi="Times New Roman" w:cs="Times New Roman"/>
                 <w:lang w:val="en-US"/>
               </w:rPr>
-              <w:t xml:space="preserve"> }} / {{ </w:t>
+              <w:t xml:space="preserve"> }} / </w:t>
+            </w:r>
+            <w:proofErr w:type="gramStart"/>
+            <w:r>
+              <w:rPr>
+                <w:rFonts w:ascii="Times New Roman" w:hAnsi="Times New Roman" w:cs="Times New Roman"/>
+                <w:lang w:val="en-US"/>
+              </w:rPr>
+              <w:t xml:space="preserve">{{ </w:t>
             </w:r>
             <w:proofErr w:type="spellStart"/>
             <w:r>
@@ -434,7 +445,15 @@
                 <w:rFonts w:ascii="Times New Roman" w:hAnsi="Times New Roman" w:cs="Times New Roman"/>
                 <w:lang w:val="en-US"/>
               </w:rPr>
-              <w:t>month_en</w:t>
+              <w:t>month</w:t>
+            </w:r>
+            <w:proofErr w:type="gramEnd"/>
+            <w:r>
+              <w:rPr>
+                <w:rFonts w:ascii="Times New Roman" w:hAnsi="Times New Roman" w:cs="Times New Roman"/>
+                <w:lang w:val="en-US"/>
+              </w:rPr>
+              <w:t>_en</w:t>
             </w:r>
             <w:proofErr w:type="spellEnd"/>
             <w:r>
@@ -479,7 +498,6 @@
             <w:pPr>
               <w:rPr>
                 <w:rFonts w:ascii="Times New Roman" w:hAnsi="Times New Roman" w:cs="Times New Roman"/>
-                <w:lang w:val="en-US"/>
               </w:rPr>
             </w:pPr>
             <w:proofErr w:type="gramStart"/>
@@ -1087,7 +1105,6 @@
               <w:jc w:val="both"/>
               <w:rPr>
                 <w:rFonts w:ascii="Times New Roman" w:hAnsi="Times New Roman" w:cs="Times New Roman"/>
-                <w:lang w:val="en-US"/>
               </w:rPr>
             </w:pPr>
             <w:proofErr w:type="gramStart"/>
@@ -1142,7 +1159,6 @@
                 <w:lang w:val="en-US"/>
               </w:rPr>
             </w:pPr>
-            <w:proofErr w:type="gramStart"/>
             <w:r>
               <w:rPr>
                 <w:rFonts w:ascii="Times New Roman" w:hAnsi="Times New Roman" w:cs="Times New Roman"/>
@@ -1151,7 +1167,6 @@
               </w:rPr>
               <w:t>on the basis of</w:t>
             </w:r>
-            <w:proofErr w:type="gramEnd"/>
           </w:p>
         </w:tc>
         <w:tc>
@@ -1187,38 +1202,110 @@
               <w:jc w:val="both"/>
               <w:rPr>
                 <w:rFonts w:ascii="Times New Roman" w:hAnsi="Times New Roman" w:cs="Times New Roman"/>
-              </w:rPr>
-            </w:pPr>
-            <w:r>
-              <w:rPr>
-                <w:rFonts w:ascii="Times New Roman" w:hAnsi="Times New Roman" w:cs="Times New Roman"/>
+                <w:sz w:val="20"/>
+                <w:szCs w:val="20"/>
+              </w:rPr>
+            </w:pPr>
+            <w:r>
+              <w:rPr>
+                <w:rFonts w:ascii="Times New Roman" w:hAnsi="Times New Roman" w:cs="Times New Roman"/>
+                <w:sz w:val="20"/>
+                <w:szCs w:val="20"/>
               </w:rPr>
               <w:t>1. </w:t>
             </w:r>
             <w:r>
               <w:rPr>
                 <w:rFonts w:ascii="Times New Roman" w:hAnsi="Times New Roman" w:cs="Times New Roman"/>
+                <w:sz w:val="20"/>
+                <w:szCs w:val="20"/>
               </w:rPr>
               <w:t>Настоящим просим</w:t>
             </w:r>
             <w:r>
               <w:rPr>
                 <w:rFonts w:ascii="Times New Roman" w:hAnsi="Times New Roman" w:cs="Times New Roman"/>
+                <w:sz w:val="20"/>
+                <w:szCs w:val="20"/>
               </w:rPr>
               <w:t xml:space="preserve"> Федеральное автономное учреждение «Российский морской регистр судоходства» (далее </w:t>
             </w:r>
             <w:r>
               <w:rPr>
                 <w:rFonts w:ascii="Times New Roman" w:hAnsi="Times New Roman" w:cs="Times New Roman"/>
+                <w:sz w:val="20"/>
+                <w:szCs w:val="20"/>
               </w:rPr>
               <w:t>–</w:t>
             </w:r>
             <w:r>
               <w:rPr>
                 <w:rFonts w:ascii="Times New Roman" w:hAnsi="Times New Roman" w:cs="Times New Roman"/>
-              </w:rPr>
-              <w:t xml:space="preserve"> Регистр) выполнить:</w:t>
-            </w:r>
+                <w:sz w:val="20"/>
+                <w:szCs w:val="20"/>
+              </w:rPr>
+              <w:t xml:space="preserve"> Регистр) </w:t>
+            </w:r>
+            <w:r>
+              <w:rPr>
+                <w:rFonts w:ascii="Times New Roman" w:hAnsi="Times New Roman" w:cs="Times New Roman"/>
+                <w:sz w:val="20"/>
+                <w:szCs w:val="20"/>
+              </w:rPr>
+              <w:t>выполнить (далее</w:t>
+            </w:r>
+            <w:r>
+              <w:rPr>
+                <w:rFonts w:ascii="Times New Roman" w:hAnsi="Times New Roman" w:cs="Times New Roman"/>
+                <w:sz w:val="20"/>
+                <w:szCs w:val="20"/>
+                <w:lang w:val="en-US"/>
+              </w:rPr>
+              <w:t> </w:t>
+            </w:r>
+            <w:r>
+              <w:rPr>
+                <w:rFonts w:ascii="Times New Roman" w:hAnsi="Times New Roman" w:cs="Times New Roman"/>
+                <w:sz w:val="20"/>
+                <w:szCs w:val="20"/>
+              </w:rPr>
+              <w:t>–</w:t>
+            </w:r>
+            <w:r>
+              <w:rPr>
+                <w:rFonts w:ascii="Times New Roman" w:hAnsi="Times New Roman" w:cs="Times New Roman"/>
+                <w:sz w:val="20"/>
+                <w:szCs w:val="20"/>
+                <w:lang w:val="en-US"/>
+              </w:rPr>
+              <w:t> </w:t>
+            </w:r>
+            <w:r>
+              <w:rPr>
+                <w:rFonts w:ascii="Times New Roman" w:hAnsi="Times New Roman" w:cs="Times New Roman"/>
+                <w:sz w:val="20"/>
+                <w:szCs w:val="20"/>
+              </w:rPr>
+              <w:t>оказать услуги</w:t>
+            </w:r>
+            <w:proofErr w:type="gramStart"/>
+            <w:r>
+              <w:rPr>
+                <w:rFonts w:ascii="Times New Roman" w:hAnsi="Times New Roman" w:cs="Times New Roman"/>
+                <w:sz w:val="20"/>
+                <w:szCs w:val="20"/>
+              </w:rPr>
+              <w:t>):</w:t>
+            </w:r>
+            <w:r>
+              <w:rPr>
+                <w:rFonts w:ascii="Times New Roman" w:hAnsi="Times New Roman" w:cs="Times New Roman"/>
+                <w:sz w:val="20"/>
+                <w:szCs w:val="20"/>
+              </w:rPr>
+              <w:t>:</w:t>
+            </w:r>
+            <w:proofErr w:type="gramEnd"/>
           </w:p>
         </w:tc>
         <w:tc>
@@ -1231,19 +1318,34 @@
               <w:jc w:val="both"/>
               <w:rPr>
                 <w:rFonts w:ascii="Times New Roman" w:hAnsi="Times New Roman" w:cs="Times New Roman"/>
+                <w:sz w:val="20"/>
+                <w:szCs w:val="20"/>
                 <w:lang w:val="en-GB"/>
               </w:rPr>
             </w:pPr>
             <w:r>
               <w:rPr>
                 <w:rFonts w:ascii="Times New Roman" w:hAnsi="Times New Roman" w:cs="Times New Roman"/>
-                <w:lang w:val="en-US"/>
-              </w:rPr>
-              <w:t>We</w:t>
-            </w:r>
-            <w:r>
-              <w:rPr>
-                <w:rFonts w:ascii="Times New Roman" w:hAnsi="Times New Roman" w:cs="Times New Roman"/>
+                <w:sz w:val="20"/>
+                <w:szCs w:val="20"/>
+                <w:lang w:val="en-US"/>
+              </w:rPr>
+              <w:t xml:space="preserve">1. </w:t>
+            </w:r>
+            <w:r>
+              <w:rPr>
+                <w:rFonts w:ascii="Times New Roman" w:hAnsi="Times New Roman" w:cs="Times New Roman"/>
+                <w:sz w:val="20"/>
+                <w:szCs w:val="20"/>
+                <w:lang w:val="en-US"/>
+              </w:rPr>
+              <w:t>We hereby</w:t>
+            </w:r>
+            <w:r>
+              <w:rPr>
+                <w:rFonts w:ascii="Times New Roman" w:hAnsi="Times New Roman" w:cs="Times New Roman"/>
+                <w:sz w:val="20"/>
+                <w:szCs w:val="20"/>
                 <w:lang w:val="en-US"/>
               </w:rPr>
               <w:t xml:space="preserve"> </w:t>
@@ -1251,13 +1353,17 @@
             <w:r>
               <w:rPr>
                 <w:rFonts w:ascii="Times New Roman" w:hAnsi="Times New Roman" w:cs="Times New Roman"/>
-                <w:lang w:val="en-US"/>
-              </w:rPr>
-              <w:t>hereby</w:t>
-            </w:r>
-            <w:r>
-              <w:rPr>
-                <w:rFonts w:ascii="Times New Roman" w:hAnsi="Times New Roman" w:cs="Times New Roman"/>
+                <w:sz w:val="20"/>
+                <w:szCs w:val="20"/>
+                <w:lang w:val="en-GB"/>
+              </w:rPr>
+              <w:t>request</w:t>
+            </w:r>
+            <w:r>
+              <w:rPr>
+                <w:rFonts w:ascii="Times New Roman" w:hAnsi="Times New Roman" w:cs="Times New Roman"/>
+                <w:sz w:val="20"/>
+                <w:szCs w:val="20"/>
                 <w:lang w:val="en-US"/>
               </w:rPr>
               <w:t xml:space="preserve"> </w:t>
@@ -1265,13 +1371,17 @@
             <w:r>
               <w:rPr>
                 <w:rFonts w:ascii="Times New Roman" w:hAnsi="Times New Roman" w:cs="Times New Roman"/>
+                <w:sz w:val="20"/>
+                <w:szCs w:val="20"/>
                 <w:lang w:val="en-GB"/>
               </w:rPr>
-              <w:t>request</w:t>
-            </w:r>
-            <w:r>
-              <w:rPr>
-                <w:rFonts w:ascii="Times New Roman" w:hAnsi="Times New Roman" w:cs="Times New Roman"/>
+              <w:t>Federal</w:t>
+            </w:r>
+            <w:r>
+              <w:rPr>
+                <w:rFonts w:ascii="Times New Roman" w:hAnsi="Times New Roman" w:cs="Times New Roman"/>
+                <w:sz w:val="20"/>
+                <w:szCs w:val="20"/>
                 <w:lang w:val="en-US"/>
               </w:rPr>
               <w:t xml:space="preserve"> </w:t>
@@ -1279,13 +1389,26 @@
             <w:r>
               <w:rPr>
                 <w:rFonts w:ascii="Times New Roman" w:hAnsi="Times New Roman" w:cs="Times New Roman"/>
+                <w:sz w:val="20"/>
+                <w:szCs w:val="20"/>
                 <w:lang w:val="en-GB"/>
               </w:rPr>
-              <w:t>Federal</w:t>
-            </w:r>
-            <w:r>
-              <w:rPr>
-                <w:rFonts w:ascii="Times New Roman" w:hAnsi="Times New Roman" w:cs="Times New Roman"/>
+              <w:t>A</w:t>
+            </w:r>
+            <w:r>
+              <w:rPr>
+                <w:rFonts w:ascii="Times New Roman" w:hAnsi="Times New Roman" w:cs="Times New Roman"/>
+                <w:sz w:val="20"/>
+                <w:szCs w:val="20"/>
+                <w:lang w:val="en-GB"/>
+              </w:rPr>
+              <w:t>utonomous</w:t>
+            </w:r>
+            <w:r>
+              <w:rPr>
+                <w:rFonts w:ascii="Times New Roman" w:hAnsi="Times New Roman" w:cs="Times New Roman"/>
+                <w:sz w:val="20"/>
+                <w:szCs w:val="20"/>
                 <w:lang w:val="en-US"/>
               </w:rPr>
               <w:t xml:space="preserve"> </w:t>
@@ -1293,20 +1416,44 @@
             <w:r>
               <w:rPr>
                 <w:rFonts w:ascii="Times New Roman" w:hAnsi="Times New Roman" w:cs="Times New Roman"/>
+                <w:sz w:val="20"/>
+                <w:szCs w:val="20"/>
                 <w:lang w:val="en-GB"/>
               </w:rPr>
-              <w:t>A</w:t>
-            </w:r>
-            <w:r>
-              <w:rPr>
-                <w:rFonts w:ascii="Times New Roman" w:hAnsi="Times New Roman" w:cs="Times New Roman"/>
+              <w:t>I</w:t>
+            </w:r>
+            <w:r>
+              <w:rPr>
+                <w:rFonts w:ascii="Times New Roman" w:hAnsi="Times New Roman" w:cs="Times New Roman"/>
+                <w:sz w:val="20"/>
+                <w:szCs w:val="20"/>
                 <w:lang w:val="en-GB"/>
               </w:rPr>
-              <w:t>utonomous</w:t>
-            </w:r>
-            <w:r>
-              <w:rPr>
-                <w:rFonts w:ascii="Times New Roman" w:hAnsi="Times New Roman" w:cs="Times New Roman"/>
+              <w:t>nstitution</w:t>
+            </w:r>
+            <w:r>
+              <w:rPr>
+                <w:rFonts w:ascii="Times New Roman" w:hAnsi="Times New Roman" w:cs="Times New Roman"/>
+                <w:sz w:val="20"/>
+                <w:szCs w:val="20"/>
+                <w:lang w:val="en-US"/>
+              </w:rPr>
+              <w:t xml:space="preserve"> “</w:t>
+            </w:r>
+            <w:r>
+              <w:rPr>
+                <w:rFonts w:ascii="Times New Roman" w:hAnsi="Times New Roman" w:cs="Times New Roman"/>
+                <w:sz w:val="20"/>
+                <w:szCs w:val="20"/>
+                <w:lang w:val="en-GB"/>
+              </w:rPr>
+              <w:t>Russian</w:t>
+            </w:r>
+            <w:r>
+              <w:rPr>
+                <w:rFonts w:ascii="Times New Roman" w:hAnsi="Times New Roman" w:cs="Times New Roman"/>
+                <w:sz w:val="20"/>
+                <w:szCs w:val="20"/>
                 <w:lang w:val="en-US"/>
               </w:rPr>
               <w:t xml:space="preserve"> </w:t>
@@ -1314,34 +1461,53 @@
             <w:r>
               <w:rPr>
                 <w:rFonts w:ascii="Times New Roman" w:hAnsi="Times New Roman" w:cs="Times New Roman"/>
+                <w:sz w:val="20"/>
+                <w:szCs w:val="20"/>
                 <w:lang w:val="en-GB"/>
               </w:rPr>
-              <w:t>I</w:t>
-            </w:r>
-            <w:r>
-              <w:rPr>
-                <w:rFonts w:ascii="Times New Roman" w:hAnsi="Times New Roman" w:cs="Times New Roman"/>
+              <w:t>Maritime</w:t>
+            </w:r>
+            <w:r>
+              <w:rPr>
+                <w:rFonts w:ascii="Times New Roman" w:hAnsi="Times New Roman" w:cs="Times New Roman"/>
+                <w:sz w:val="20"/>
+                <w:szCs w:val="20"/>
+                <w:lang w:val="en-US"/>
+              </w:rPr>
+              <w:t xml:space="preserve"> </w:t>
+            </w:r>
+            <w:r>
+              <w:rPr>
+                <w:rFonts w:ascii="Times New Roman" w:hAnsi="Times New Roman" w:cs="Times New Roman"/>
+                <w:sz w:val="20"/>
+                <w:szCs w:val="20"/>
                 <w:lang w:val="en-GB"/>
               </w:rPr>
-              <w:t>nstitution</w:t>
-            </w:r>
-            <w:r>
-              <w:rPr>
-                <w:rFonts w:ascii="Times New Roman" w:hAnsi="Times New Roman" w:cs="Times New Roman"/>
-                <w:lang w:val="en-US"/>
-              </w:rPr>
-              <w:t xml:space="preserve"> “</w:t>
-            </w:r>
-            <w:r>
-              <w:rPr>
-                <w:rFonts w:ascii="Times New Roman" w:hAnsi="Times New Roman" w:cs="Times New Roman"/>
+              <w:t>Register</w:t>
+            </w:r>
+            <w:r>
+              <w:rPr>
+                <w:rFonts w:ascii="Times New Roman" w:hAnsi="Times New Roman" w:cs="Times New Roman"/>
+                <w:sz w:val="20"/>
+                <w:szCs w:val="20"/>
+                <w:lang w:val="en-US"/>
+              </w:rPr>
+              <w:t xml:space="preserve"> </w:t>
+            </w:r>
+            <w:r>
+              <w:rPr>
+                <w:rFonts w:ascii="Times New Roman" w:hAnsi="Times New Roman" w:cs="Times New Roman"/>
+                <w:sz w:val="20"/>
+                <w:szCs w:val="20"/>
                 <w:lang w:val="en-GB"/>
               </w:rPr>
-              <w:t>Russian</w:t>
-            </w:r>
-            <w:r>
-              <w:rPr>
-                <w:rFonts w:ascii="Times New Roman" w:hAnsi="Times New Roman" w:cs="Times New Roman"/>
+              <w:t>of</w:t>
+            </w:r>
+            <w:r>
+              <w:rPr>
+                <w:rFonts w:ascii="Times New Roman" w:hAnsi="Times New Roman" w:cs="Times New Roman"/>
+                <w:sz w:val="20"/>
+                <w:szCs w:val="20"/>
                 <w:lang w:val="en-US"/>
               </w:rPr>
               <w:t xml:space="preserve"> </w:t>
@@ -1349,13 +1515,53 @@
             <w:r>
               <w:rPr>
                 <w:rFonts w:ascii="Times New Roman" w:hAnsi="Times New Roman" w:cs="Times New Roman"/>
+                <w:sz w:val="20"/>
+                <w:szCs w:val="20"/>
                 <w:lang w:val="en-GB"/>
               </w:rPr>
-              <w:t>Maritime</w:t>
-            </w:r>
-            <w:r>
-              <w:rPr>
-                <w:rFonts w:ascii="Times New Roman" w:hAnsi="Times New Roman" w:cs="Times New Roman"/>
+              <w:t>Shipping</w:t>
+            </w:r>
+            <w:r>
+              <w:rPr>
+                <w:rFonts w:ascii="Times New Roman" w:hAnsi="Times New Roman" w:cs="Times New Roman"/>
+                <w:sz w:val="20"/>
+                <w:szCs w:val="20"/>
+                <w:lang w:val="en-US"/>
+              </w:rPr>
+              <w:t>” (</w:t>
+            </w:r>
+            <w:r>
+              <w:rPr>
+                <w:rFonts w:ascii="Times New Roman" w:hAnsi="Times New Roman" w:cs="Times New Roman"/>
+                <w:sz w:val="20"/>
+                <w:szCs w:val="20"/>
+                <w:lang w:val="en-GB"/>
+              </w:rPr>
+              <w:t>hereinafter</w:t>
+            </w:r>
+            <w:r>
+              <w:rPr>
+                <w:rFonts w:ascii="Times New Roman" w:hAnsi="Times New Roman" w:cs="Times New Roman"/>
+                <w:sz w:val="20"/>
+                <w:szCs w:val="20"/>
+                <w:lang w:val="en-US"/>
+              </w:rPr>
+              <w:t xml:space="preserve">, </w:t>
+            </w:r>
+            <w:r>
+              <w:rPr>
+                <w:rFonts w:ascii="Times New Roman" w:hAnsi="Times New Roman" w:cs="Times New Roman"/>
+                <w:sz w:val="20"/>
+                <w:szCs w:val="20"/>
+                <w:lang w:val="en-GB"/>
+              </w:rPr>
+              <w:t>the</w:t>
+            </w:r>
+            <w:r>
+              <w:rPr>
+                <w:rFonts w:ascii="Times New Roman" w:hAnsi="Times New Roman" w:cs="Times New Roman"/>
+                <w:sz w:val="20"/>
+                <w:szCs w:val="20"/>
                 <w:lang w:val="en-US"/>
               </w:rPr>
               <w:t xml:space="preserve"> </w:t>
@@ -1363,6 +1569,8 @@
             <w:r>
               <w:rPr>
                 <w:rFonts w:ascii="Times New Roman" w:hAnsi="Times New Roman" w:cs="Times New Roman"/>
+                <w:sz w:val="20"/>
+                <w:szCs w:val="20"/>
                 <w:lang w:val="en-GB"/>
               </w:rPr>
               <w:t>Register</w:t>
@@ -1370,6 +1578,26 @@
             <w:r>
               <w:rPr>
                 <w:rFonts w:ascii="Times New Roman" w:hAnsi="Times New Roman" w:cs="Times New Roman"/>
+                <w:sz w:val="20"/>
+                <w:szCs w:val="20"/>
+                <w:lang w:val="en-US"/>
+              </w:rPr>
+              <w:t xml:space="preserve">), </w:t>
+            </w:r>
+            <w:r>
+              <w:rPr>
+                <w:rFonts w:ascii="Times New Roman" w:hAnsi="Times New Roman" w:cs="Times New Roman"/>
+                <w:sz w:val="20"/>
+                <w:szCs w:val="20"/>
+                <w:lang w:val="en-GB"/>
+              </w:rPr>
+              <w:t>to</w:t>
+            </w:r>
+            <w:r>
+              <w:rPr>
+                <w:rFonts w:ascii="Times New Roman" w:hAnsi="Times New Roman" w:cs="Times New Roman"/>
+                <w:sz w:val="20"/>
+                <w:szCs w:val="20"/>
                 <w:lang w:val="en-US"/>
               </w:rPr>
               <w:t xml:space="preserve"> </w:t>
@@ -1377,13 +1605,17 @@
             <w:r>
               <w:rPr>
                 <w:rFonts w:ascii="Times New Roman" w:hAnsi="Times New Roman" w:cs="Times New Roman"/>
+                <w:sz w:val="20"/>
+                <w:szCs w:val="20"/>
                 <w:lang w:val="en-GB"/>
               </w:rPr>
-              <w:t>of</w:t>
-            </w:r>
-            <w:r>
-              <w:rPr>
-                <w:rFonts w:ascii="Times New Roman" w:hAnsi="Times New Roman" w:cs="Times New Roman"/>
+              <w:t>carry</w:t>
+            </w:r>
+            <w:r>
+              <w:rPr>
+                <w:rFonts w:ascii="Times New Roman" w:hAnsi="Times New Roman" w:cs="Times New Roman"/>
+                <w:sz w:val="20"/>
+                <w:szCs w:val="20"/>
                 <w:lang w:val="en-US"/>
               </w:rPr>
               <w:t xml:space="preserve"> </w:t>
@@ -1391,93 +1623,29 @@
             <w:r>
               <w:rPr>
                 <w:rFonts w:ascii="Times New Roman" w:hAnsi="Times New Roman" w:cs="Times New Roman"/>
+                <w:sz w:val="20"/>
+                <w:szCs w:val="20"/>
                 <w:lang w:val="en-GB"/>
               </w:rPr>
-              <w:t>Shipping</w:t>
-            </w:r>
-            <w:r>
-              <w:rPr>
-                <w:rFonts w:ascii="Times New Roman" w:hAnsi="Times New Roman" w:cs="Times New Roman"/>
-                <w:lang w:val="en-US"/>
-              </w:rPr>
-              <w:t>” (</w:t>
-            </w:r>
-            <w:r>
-              <w:rPr>
-                <w:rFonts w:ascii="Times New Roman" w:hAnsi="Times New Roman" w:cs="Times New Roman"/>
+              <w:t>out</w:t>
+            </w:r>
+            <w:r>
+              <w:rPr>
+                <w:rFonts w:ascii="Times New Roman" w:hAnsi="Times New Roman" w:cs="Times New Roman"/>
+                <w:sz w:val="20"/>
+                <w:szCs w:val="20"/>
                 <w:lang w:val="en-GB"/>
               </w:rPr>
-              <w:t>hereinafter</w:t>
-            </w:r>
-            <w:r>
-              <w:rPr>
-                <w:rFonts w:ascii="Times New Roman" w:hAnsi="Times New Roman" w:cs="Times New Roman"/>
-                <w:lang w:val="en-US"/>
-              </w:rPr>
-              <w:t xml:space="preserve">, </w:t>
-            </w:r>
-            <w:r>
-              <w:rPr>
-                <w:rFonts w:ascii="Times New Roman" w:hAnsi="Times New Roman" w:cs="Times New Roman"/>
+              <w:t xml:space="preserve"> (hereinafter, to render services)</w:t>
+            </w:r>
+            <w:r>
+              <w:rPr>
+                <w:rFonts w:ascii="Times New Roman" w:hAnsi="Times New Roman" w:cs="Times New Roman"/>
+                <w:sz w:val="20"/>
+                <w:szCs w:val="20"/>
                 <w:lang w:val="en-GB"/>
               </w:rPr>
-              <w:t>the</w:t>
-            </w:r>
-            <w:r>
-              <w:rPr>
-                <w:rFonts w:ascii="Times New Roman" w:hAnsi="Times New Roman" w:cs="Times New Roman"/>
-                <w:lang w:val="en-US"/>
-              </w:rPr>
-              <w:t xml:space="preserve"> </w:t>
-            </w:r>
-            <w:r>
-              <w:rPr>
-                <w:rFonts w:ascii="Times New Roman" w:hAnsi="Times New Roman" w:cs="Times New Roman"/>
-                <w:lang w:val="en-GB"/>
-              </w:rPr>
-              <w:t>Register</w:t>
-            </w:r>
-            <w:r>
-              <w:rPr>
-                <w:rFonts w:ascii="Times New Roman" w:hAnsi="Times New Roman" w:cs="Times New Roman"/>
-                <w:lang w:val="en-US"/>
-              </w:rPr>
-              <w:t xml:space="preserve">), </w:t>
-            </w:r>
-            <w:r>
-              <w:rPr>
-                <w:rFonts w:ascii="Times New Roman" w:hAnsi="Times New Roman" w:cs="Times New Roman"/>
-                <w:lang w:val="en-GB"/>
-              </w:rPr>
-              <w:t>to</w:t>
-            </w:r>
-            <w:r>
-              <w:rPr>
-                <w:rFonts w:ascii="Times New Roman" w:hAnsi="Times New Roman" w:cs="Times New Roman"/>
-                <w:lang w:val="en-US"/>
-              </w:rPr>
-              <w:t xml:space="preserve"> </w:t>
-            </w:r>
-            <w:r>
-              <w:rPr>
-                <w:rFonts w:ascii="Times New Roman" w:hAnsi="Times New Roman" w:cs="Times New Roman"/>
-                <w:lang w:val="en-GB"/>
-              </w:rPr>
-              <w:t>carry</w:t>
-            </w:r>
-            <w:r>
-              <w:rPr>
-                <w:rFonts w:ascii="Times New Roman" w:hAnsi="Times New Roman" w:cs="Times New Roman"/>
-                <w:lang w:val="en-US"/>
-              </w:rPr>
-              <w:t xml:space="preserve"> </w:t>
-            </w:r>
-            <w:r>
-              <w:rPr>
-                <w:rFonts w:ascii="Times New Roman" w:hAnsi="Times New Roman" w:cs="Times New Roman"/>
-                <w:lang w:val="en-GB"/>
-              </w:rPr>
-              <w:t>out:</w:t>
+              <w:t>:</w:t>
             </w:r>
           </w:p>
         </w:tc>
@@ -1535,6 +1703,8 @@
                 <w:sdtPr>
                   <w:rPr>
                     <w:rFonts w:ascii="Times New Roman" w:hAnsi="Times New Roman" w:cs="Times New Roman"/>
+                    <w:sz w:val="20"/>
+                    <w:szCs w:val="20"/>
                     <w:lang w:val="en-GB"/>
                   </w:rPr>
                   <w:id w:val="-1946686129"/>
@@ -1559,12 +1729,16 @@
                         <w:ind w:right="-108"/>
                         <w:rPr>
                           <w:rFonts w:ascii="Times New Roman" w:hAnsi="Times New Roman" w:cs="Times New Roman"/>
+                          <w:sz w:val="20"/>
+                          <w:szCs w:val="20"/>
                           <w:lang w:val="en-GB"/>
                         </w:rPr>
                       </w:pPr>
                       <w:r>
                         <w:rPr>
-                          <w:rFonts w:ascii="MS Gothic" w:eastAsia="MS Gothic" w:hAnsi="Times New Roman" w:cs="Times New Roman" w:hint="eastAsia"/>
+                          <w:rFonts w:ascii="Segoe UI Symbol" w:eastAsia="MS Gothic" w:hAnsi="Segoe UI Symbol" w:cs="Segoe UI Symbol"/>
+                          <w:sz w:val="20"/>
+                          <w:szCs w:val="20"/>
                           <w:lang w:val="en-GB"/>
                         </w:rPr>
                         <w:t>☐</w:t>
@@ -1586,6 +1760,8 @@
                     <w:ind w:left="-108"/>
                     <w:rPr>
                       <w:rFonts w:ascii="Times New Roman" w:hAnsi="Times New Roman" w:cs="Times New Roman"/>
+                      <w:sz w:val="20"/>
+                      <w:szCs w:val="20"/>
                       <w:lang w:val="en-GB"/>
                     </w:rPr>
                   </w:pPr>
@@ -1595,6 +1771,8 @@
                       <w:rFonts w:ascii="Times New Roman" w:hAnsi="Times New Roman" w:cs="Times New Roman"/>
                       <w:bCs/>
                       <w:iCs/>
+                      <w:sz w:val="20"/>
+                      <w:szCs w:val="20"/>
                     </w:rPr>
                     <w:footnoteReference w:id="1"/>
                   </w:r>
@@ -1613,17 +1791,23 @@
                     <w:jc w:val="both"/>
                     <w:rPr>
                       <w:rFonts w:ascii="Times New Roman" w:hAnsi="Times New Roman" w:cs="Times New Roman"/>
+                      <w:sz w:val="20"/>
+                      <w:szCs w:val="20"/>
                     </w:rPr>
                   </w:pPr>
                   <w:r>
                     <w:rPr>
                       <w:rFonts w:ascii="Times New Roman" w:hAnsi="Times New Roman" w:cs="Times New Roman"/>
+                      <w:sz w:val="20"/>
+                      <w:szCs w:val="20"/>
                     </w:rPr>
                     <w:t>Рассмотрение технической документации на материалы (обозначение/марка) и (или) изделия</w:t>
                   </w:r>
                   <w:r>
                     <w:rPr>
                       <w:rFonts w:ascii="Times New Roman" w:hAnsi="Times New Roman" w:cs="Times New Roman"/>
+                      <w:sz w:val="20"/>
+                      <w:szCs w:val="20"/>
                       <w:vertAlign w:val="superscript"/>
                     </w:rPr>
                     <w:footnoteReference w:id="2"/>
@@ -1644,12 +1828,16 @@
                     <w:jc w:val="both"/>
                     <w:rPr>
                       <w:rFonts w:ascii="Times New Roman" w:hAnsi="Times New Roman" w:cs="Times New Roman"/>
+                      <w:sz w:val="20"/>
+                      <w:szCs w:val="20"/>
                       <w:lang w:val="en-US"/>
                     </w:rPr>
                   </w:pPr>
                   <w:r>
                     <w:rPr>
                       <w:rFonts w:ascii="Times New Roman" w:hAnsi="Times New Roman" w:cs="Times New Roman"/>
+                      <w:sz w:val="20"/>
+                      <w:szCs w:val="20"/>
                       <w:lang w:val="en-US"/>
                     </w:rPr>
                     <w:t xml:space="preserve">Review of technical documentation </w:t>
@@ -1657,20 +1845,17 @@
                   <w:r>
                     <w:rPr>
                       <w:rFonts w:ascii="Times New Roman" w:hAnsi="Times New Roman" w:cs="Times New Roman"/>
+                      <w:sz w:val="20"/>
+                      <w:szCs w:val="20"/>
                       <w:lang w:val="en-US"/>
                     </w:rPr>
-                    <w:t>on</w:t>
+                    <w:t xml:space="preserve">on </w:t>
                   </w:r>
                   <w:r>
                     <w:rPr>
                       <w:rFonts w:ascii="Times New Roman" w:hAnsi="Times New Roman" w:cs="Times New Roman"/>
-                      <w:lang w:val="en-US"/>
-                    </w:rPr>
-                    <w:t xml:space="preserve"> </w:t>
-                  </w:r>
-                  <w:r>
-                    <w:rPr>
-                      <w:rFonts w:ascii="Times New Roman" w:hAnsi="Times New Roman" w:cs="Times New Roman"/>
+                      <w:sz w:val="20"/>
+                      <w:szCs w:val="20"/>
                       <w:lang w:val="en-US"/>
                     </w:rPr>
                     <w:t xml:space="preserve">materials (designation/mark) and (or) </w:t>
@@ -1678,6 +1863,8 @@
                   <w:r>
                     <w:rPr>
                       <w:rFonts w:ascii="Times New Roman" w:hAnsi="Times New Roman" w:cs="Times New Roman"/>
+                      <w:sz w:val="20"/>
+                      <w:szCs w:val="20"/>
                       <w:lang w:val="en-US"/>
                     </w:rPr>
                     <w:t>products</w:t>
@@ -1685,6 +1872,8 @@
                   <w:r>
                     <w:rPr>
                       <w:rFonts w:ascii="Times New Roman" w:hAnsi="Times New Roman" w:cs="Times New Roman"/>
+                      <w:sz w:val="20"/>
+                      <w:szCs w:val="20"/>
                       <w:vertAlign w:val="superscript"/>
                       <w:lang w:val="en-US"/>
                     </w:rPr>
@@ -1710,8 +1899,8 @@
                     <w:ind w:right="-108"/>
                     <w:rPr>
                       <w:rFonts w:ascii="Times New Roman" w:hAnsi="Times New Roman" w:cs="Times New Roman"/>
-                      <w:sz w:val="16"/>
-                      <w:szCs w:val="16"/>
+                      <w:sz w:val="20"/>
+                      <w:szCs w:val="20"/>
                       <w:lang w:val="en-GB"/>
                     </w:rPr>
                   </w:pPr>
@@ -1729,8 +1918,8 @@
                     <w:rPr>
                       <w:rFonts w:ascii="Times New Roman" w:hAnsi="Times New Roman" w:cs="Times New Roman"/>
                       <w:b/>
-                      <w:sz w:val="16"/>
-                      <w:szCs w:val="16"/>
+                      <w:sz w:val="20"/>
+                      <w:szCs w:val="20"/>
                       <w:vertAlign w:val="superscript"/>
                       <w:lang w:val="en-US"/>
                     </w:rPr>
@@ -1749,15 +1938,15 @@
                   <w:pPr>
                     <w:rPr>
                       <w:rFonts w:ascii="Times New Roman" w:hAnsi="Times New Roman" w:cs="Times New Roman"/>
-                      <w:szCs w:val="16"/>
-                      <w:lang w:val="en-GB"/>
+                      <w:sz w:val="20"/>
+                      <w:szCs w:val="20"/>
                     </w:rPr>
                   </w:pPr>
                   <w:r>
                     <w:rPr>
                       <w:rFonts w:ascii="Times New Roman" w:hAnsi="Times New Roman" w:cs="Times New Roman"/>
-                      <w:szCs w:val="16"/>
-                      <w:lang w:val="en-GB"/>
+                      <w:sz w:val="20"/>
+                      <w:szCs w:val="20"/>
                     </w:rPr>
                     <w:t>--</w:t>
                   </w:r>
@@ -1776,8 +1965,8 @@
                     <w:ind w:left="-108" w:right="-153"/>
                     <w:rPr>
                       <w:rFonts w:ascii="Times New Roman" w:hAnsi="Times New Roman" w:cs="Times New Roman"/>
-                      <w:sz w:val="16"/>
-                      <w:szCs w:val="16"/>
+                      <w:sz w:val="20"/>
+                      <w:szCs w:val="20"/>
                       <w:lang w:val="en-GB"/>
                     </w:rPr>
                   </w:pPr>
@@ -1801,6 +1990,8 @@
                     <w:ind w:right="-153"/>
                     <w:rPr>
                       <w:rFonts w:ascii="Times New Roman" w:hAnsi="Times New Roman" w:cs="Times New Roman"/>
+                      <w:sz w:val="20"/>
+                      <w:szCs w:val="20"/>
                       <w:lang w:val="en-GB"/>
                     </w:rPr>
                   </w:pPr>
@@ -1812,6 +2003,8 @@
                 <w:sdtPr>
                   <w:rPr>
                     <w:rFonts w:ascii="Times New Roman" w:hAnsi="Times New Roman" w:cs="Times New Roman"/>
+                    <w:sz w:val="20"/>
+                    <w:szCs w:val="20"/>
                     <w:lang w:val="en-GB"/>
                   </w:rPr>
                   <w:id w:val="1585566622"/>
@@ -1836,12 +2029,16 @@
                         <w:ind w:right="-108"/>
                         <w:rPr>
                           <w:rFonts w:ascii="Times New Roman" w:hAnsi="Times New Roman" w:cs="Times New Roman"/>
+                          <w:sz w:val="20"/>
+                          <w:szCs w:val="20"/>
                           <w:lang w:val="en-GB"/>
                         </w:rPr>
                       </w:pPr>
                       <w:r>
                         <w:rPr>
-                          <w:rFonts w:ascii="MS Gothic" w:eastAsia="MS Gothic" w:hAnsi="Times New Roman" w:cs="Times New Roman" w:hint="eastAsia"/>
+                          <w:rFonts w:ascii="Segoe UI Symbol" w:eastAsia="MS Gothic" w:hAnsi="Segoe UI Symbol" w:cs="Segoe UI Symbol"/>
+                          <w:sz w:val="20"/>
+                          <w:szCs w:val="20"/>
                           <w:lang w:val="en-GB"/>
                         </w:rPr>
                         <w:t>☐</w:t>
@@ -1863,12 +2060,16 @@
                     <w:ind w:left="-108"/>
                     <w:rPr>
                       <w:rFonts w:ascii="Times New Roman" w:hAnsi="Times New Roman" w:cs="Times New Roman"/>
+                      <w:sz w:val="20"/>
+                      <w:szCs w:val="20"/>
                       <w:vertAlign w:val="superscript"/>
                     </w:rPr>
                   </w:pPr>
                   <w:r>
                     <w:rPr>
                       <w:rFonts w:ascii="Times New Roman" w:hAnsi="Times New Roman" w:cs="Times New Roman"/>
+                      <w:sz w:val="20"/>
+                      <w:szCs w:val="20"/>
                       <w:vertAlign w:val="superscript"/>
                     </w:rPr>
                     <w:t>1</w:t>
@@ -1888,6 +2089,8 @@
                     <w:jc w:val="both"/>
                     <w:rPr>
                       <w:rFonts w:ascii="Times New Roman" w:hAnsi="Times New Roman" w:cs="Times New Roman"/>
+                      <w:sz w:val="20"/>
+                      <w:szCs w:val="20"/>
                       <w:lang w:val="en-GB"/>
                     </w:rPr>
                   </w:pPr>
@@ -1896,6 +2099,8 @@
                       <w:rFonts w:ascii="Times New Roman" w:hAnsi="Times New Roman" w:cs="Times New Roman"/>
                       <w:bCs/>
                       <w:iCs/>
+                      <w:sz w:val="20"/>
+                      <w:szCs w:val="20"/>
                     </w:rPr>
                     <w:t>Освидетельствование предприятия (вид освидетельствования)</w:t>
                   </w:r>
@@ -1915,33 +2120,52 @@
                     <w:jc w:val="both"/>
                     <w:rPr>
                       <w:rFonts w:ascii="Times New Roman" w:hAnsi="Times New Roman" w:cs="Times New Roman"/>
+                      <w:sz w:val="20"/>
+                      <w:szCs w:val="20"/>
                       <w:lang w:val="en-GB"/>
                     </w:rPr>
                   </w:pPr>
                   <w:r>
                     <w:rPr>
                       <w:rFonts w:ascii="Times New Roman" w:hAnsi="Times New Roman" w:cs="Times New Roman"/>
+                      <w:sz w:val="20"/>
+                      <w:szCs w:val="20"/>
                       <w:lang w:val="en-GB"/>
                     </w:rPr>
-                    <w:t>Survey of the Company (</w:t>
+                    <w:t xml:space="preserve">Survey of the </w:t>
                   </w:r>
                   <w:r>
                     <w:rPr>
                       <w:rFonts w:ascii="Times New Roman" w:hAnsi="Times New Roman" w:cs="Times New Roman"/>
+                      <w:sz w:val="20"/>
+                      <w:szCs w:val="20"/>
                       <w:lang w:val="en-GB"/>
                     </w:rPr>
-                    <w:t>t</w:t>
+                    <w:t>Firm</w:t>
                   </w:r>
                   <w:r>
                     <w:rPr>
                       <w:rFonts w:ascii="Times New Roman" w:hAnsi="Times New Roman" w:cs="Times New Roman"/>
+                      <w:sz w:val="20"/>
+                      <w:szCs w:val="20"/>
                       <w:lang w:val="en-GB"/>
                     </w:rPr>
-                    <w:t xml:space="preserve">ype </w:t>
+                    <w:t xml:space="preserve"> (</w:t>
                   </w:r>
                   <w:r>
                     <w:rPr>
                       <w:rFonts w:ascii="Times New Roman" w:hAnsi="Times New Roman" w:cs="Times New Roman"/>
+                      <w:sz w:val="20"/>
+                      <w:szCs w:val="20"/>
+                      <w:lang w:val="en-GB"/>
+                    </w:rPr>
+                    <w:t xml:space="preserve">type </w:t>
+                  </w:r>
+                  <w:r>
+                    <w:rPr>
+                      <w:rFonts w:ascii="Times New Roman" w:hAnsi="Times New Roman" w:cs="Times New Roman"/>
+                      <w:sz w:val="20"/>
+                      <w:szCs w:val="20"/>
                       <w:lang w:val="en-GB"/>
                     </w:rPr>
                     <w:t xml:space="preserve">of </w:t>
@@ -1949,20 +2173,17 @@
                   <w:r>
                     <w:rPr>
                       <w:rFonts w:ascii="Times New Roman" w:hAnsi="Times New Roman" w:cs="Times New Roman"/>
+                      <w:sz w:val="20"/>
+                      <w:szCs w:val="20"/>
                       <w:lang w:val="en-GB"/>
                     </w:rPr>
-                    <w:t>s</w:t>
+                    <w:t>survey</w:t>
                   </w:r>
                   <w:r>
                     <w:rPr>
                       <w:rFonts w:ascii="Times New Roman" w:hAnsi="Times New Roman" w:cs="Times New Roman"/>
-                      <w:lang w:val="en-GB"/>
-                    </w:rPr>
-                    <w:t>urvey</w:t>
-                  </w:r>
-                  <w:r>
-                    <w:rPr>
-                      <w:rFonts w:ascii="Times New Roman" w:hAnsi="Times New Roman" w:cs="Times New Roman"/>
+                      <w:sz w:val="20"/>
+                      <w:szCs w:val="20"/>
                       <w:lang w:val="en-GB"/>
                     </w:rPr>
                     <w:t>)</w:t>
@@ -1987,8 +2208,8 @@
                     <w:ind w:right="-108"/>
                     <w:rPr>
                       <w:rFonts w:ascii="Times New Roman" w:hAnsi="Times New Roman" w:cs="Times New Roman"/>
-                      <w:sz w:val="16"/>
-                      <w:szCs w:val="16"/>
+                      <w:sz w:val="20"/>
+                      <w:szCs w:val="20"/>
                       <w:lang w:val="en-GB"/>
                     </w:rPr>
                   </w:pPr>
@@ -2006,8 +2227,8 @@
                     <w:rPr>
                       <w:rFonts w:ascii="Times New Roman" w:hAnsi="Times New Roman" w:cs="Times New Roman"/>
                       <w:b/>
-                      <w:sz w:val="16"/>
-                      <w:szCs w:val="16"/>
+                      <w:sz w:val="20"/>
+                      <w:szCs w:val="20"/>
                       <w:vertAlign w:val="superscript"/>
                       <w:lang w:val="en-US"/>
                     </w:rPr>
@@ -2026,15 +2247,15 @@
                   <w:pPr>
                     <w:rPr>
                       <w:rFonts w:ascii="Times New Roman" w:hAnsi="Times New Roman" w:cs="Times New Roman"/>
-                      <w:szCs w:val="16"/>
-                      <w:lang w:val="en-GB"/>
+                      <w:sz w:val="20"/>
+                      <w:szCs w:val="20"/>
                     </w:rPr>
                   </w:pPr>
                   <w:r>
                     <w:rPr>
                       <w:rFonts w:ascii="Times New Roman" w:hAnsi="Times New Roman" w:cs="Times New Roman"/>
-                      <w:szCs w:val="16"/>
-                      <w:lang w:val="en-GB"/>
+                      <w:sz w:val="20"/>
+                      <w:szCs w:val="20"/>
                     </w:rPr>
                     <w:t>--</w:t>
                   </w:r>
@@ -2053,8 +2274,8 @@
                     <w:ind w:left="-108" w:right="-153"/>
                     <w:rPr>
                       <w:rFonts w:ascii="Times New Roman" w:hAnsi="Times New Roman" w:cs="Times New Roman"/>
-                      <w:sz w:val="16"/>
-                      <w:szCs w:val="16"/>
+                      <w:sz w:val="20"/>
+                      <w:szCs w:val="20"/>
                       <w:lang w:val="en-GB"/>
                     </w:rPr>
                   </w:pPr>
@@ -2078,6 +2299,8 @@
                     <w:ind w:right="-153"/>
                     <w:rPr>
                       <w:rFonts w:ascii="Times New Roman" w:hAnsi="Times New Roman" w:cs="Times New Roman"/>
+                      <w:sz w:val="20"/>
+                      <w:szCs w:val="20"/>
                       <w:lang w:val="en-GB"/>
                     </w:rPr>
                   </w:pPr>
@@ -2089,6 +2312,8 @@
                 <w:sdtPr>
                   <w:rPr>
                     <w:rFonts w:ascii="Times New Roman" w:hAnsi="Times New Roman" w:cs="Times New Roman"/>
+                    <w:sz w:val="20"/>
+                    <w:szCs w:val="20"/>
                     <w:lang w:val="en-GB"/>
                   </w:rPr>
                   <w:id w:val="-929343790"/>
@@ -2113,12 +2338,16 @@
                         <w:ind w:right="-108"/>
                         <w:rPr>
                           <w:rFonts w:ascii="Times New Roman" w:hAnsi="Times New Roman" w:cs="Times New Roman"/>
+                          <w:sz w:val="20"/>
+                          <w:szCs w:val="20"/>
                           <w:lang w:val="en-GB"/>
                         </w:rPr>
                       </w:pPr>
                       <w:r>
                         <w:rPr>
                           <w:rFonts w:ascii="MS Gothic" w:eastAsia="MS Gothic" w:hAnsi="MS Gothic" w:cs="Times New Roman" w:hint="eastAsia"/>
+                          <w:sz w:val="20"/>
+                          <w:szCs w:val="20"/>
                           <w:lang w:val="en-GB"/>
                         </w:rPr>
                         <w:t>☐</w:t>
@@ -2140,12 +2369,16 @@
                     <w:ind w:left="-108"/>
                     <w:rPr>
                       <w:rFonts w:ascii="Times New Roman" w:hAnsi="Times New Roman" w:cs="Times New Roman"/>
+                      <w:sz w:val="20"/>
+                      <w:szCs w:val="20"/>
                       <w:vertAlign w:val="superscript"/>
                     </w:rPr>
                   </w:pPr>
                   <w:r>
                     <w:rPr>
                       <w:rFonts w:ascii="Times New Roman" w:hAnsi="Times New Roman" w:cs="Times New Roman"/>
+                      <w:sz w:val="20"/>
+                      <w:szCs w:val="20"/>
                       <w:vertAlign w:val="superscript"/>
                     </w:rPr>
                     <w:t>1</w:t>
@@ -2165,17 +2398,23 @@
                     <w:jc w:val="both"/>
                     <w:rPr>
                       <w:rFonts w:ascii="Times New Roman" w:hAnsi="Times New Roman" w:cs="Times New Roman"/>
+                      <w:sz w:val="20"/>
+                      <w:szCs w:val="20"/>
                     </w:rPr>
                   </w:pPr>
                   <w:r>
                     <w:rPr>
                       <w:rFonts w:ascii="Times New Roman" w:hAnsi="Times New Roman" w:cs="Times New Roman"/>
+                      <w:sz w:val="20"/>
+                      <w:szCs w:val="20"/>
                     </w:rPr>
                     <w:t>Освидетельствование материалов (обозначение/марка) и (или) изделий</w:t>
                   </w:r>
                   <w:r>
                     <w:rPr>
                       <w:rFonts w:ascii="Times New Roman" w:hAnsi="Times New Roman" w:cs="Times New Roman"/>
+                      <w:sz w:val="20"/>
+                      <w:szCs w:val="20"/>
                       <w:vertAlign w:val="superscript"/>
                     </w:rPr>
                     <w:t>2</w:t>
@@ -2183,6 +2422,8 @@
                   <w:r>
                     <w:rPr>
                       <w:rFonts w:ascii="Times New Roman" w:hAnsi="Times New Roman" w:cs="Times New Roman"/>
+                      <w:sz w:val="20"/>
+                      <w:szCs w:val="20"/>
                       <w:vertAlign w:val="superscript"/>
                     </w:rPr>
                     <w:t xml:space="preserve"> </w:t>
@@ -2190,6 +2431,8 @@
                   <w:r>
                     <w:rPr>
                       <w:rFonts w:ascii="Times New Roman" w:hAnsi="Times New Roman" w:cs="Times New Roman"/>
+                      <w:sz w:val="20"/>
+                      <w:szCs w:val="20"/>
                       <w:vertAlign w:val="superscript"/>
                     </w:rPr>
                     <w:footnoteReference w:id="3"/>
@@ -2210,12 +2453,16 @@
                     <w:jc w:val="both"/>
                     <w:rPr>
                       <w:rFonts w:ascii="Times New Roman" w:hAnsi="Times New Roman" w:cs="Times New Roman"/>
+                      <w:sz w:val="20"/>
+                      <w:szCs w:val="20"/>
                       <w:lang w:val="en-US"/>
                     </w:rPr>
                   </w:pPr>
                   <w:r>
                     <w:rPr>
                       <w:rFonts w:ascii="Times New Roman" w:hAnsi="Times New Roman" w:cs="Times New Roman"/>
+                      <w:sz w:val="20"/>
+                      <w:szCs w:val="20"/>
                       <w:lang w:val="en-US"/>
                     </w:rPr>
                     <w:t xml:space="preserve">Survey of materials (designation/mark) and </w:t>
@@ -2223,6 +2470,8 @@
                   <w:r>
                     <w:rPr>
                       <w:rFonts w:ascii="Times New Roman" w:hAnsi="Times New Roman" w:cs="Times New Roman"/>
+                      <w:sz w:val="20"/>
+                      <w:szCs w:val="20"/>
                       <w:lang w:val="en-US"/>
                     </w:rPr>
                     <w:t>(or) products</w:t>
@@ -2230,6 +2479,8 @@
                   <w:r>
                     <w:rPr>
                       <w:rFonts w:ascii="Times New Roman" w:hAnsi="Times New Roman" w:cs="Times New Roman"/>
+                      <w:sz w:val="20"/>
+                      <w:szCs w:val="20"/>
                       <w:vertAlign w:val="superscript"/>
                       <w:lang w:val="en-US"/>
                     </w:rPr>
@@ -2238,6 +2489,8 @@
                   <w:r>
                     <w:rPr>
                       <w:rFonts w:ascii="Times New Roman" w:hAnsi="Times New Roman" w:cs="Times New Roman"/>
+                      <w:sz w:val="20"/>
+                      <w:szCs w:val="20"/>
                       <w:vertAlign w:val="superscript"/>
                       <w:lang w:val="en-US"/>
                     </w:rPr>
@@ -2260,8 +2513,8 @@
                     <w:ind w:right="-108"/>
                     <w:rPr>
                       <w:rFonts w:ascii="Times New Roman" w:hAnsi="Times New Roman" w:cs="Times New Roman"/>
-                      <w:sz w:val="16"/>
-                      <w:szCs w:val="16"/>
+                      <w:sz w:val="20"/>
+                      <w:szCs w:val="20"/>
                       <w:lang w:val="en-GB"/>
                     </w:rPr>
                   </w:pPr>
@@ -2279,8 +2532,8 @@
                     <w:rPr>
                       <w:rFonts w:ascii="Times New Roman" w:hAnsi="Times New Roman" w:cs="Times New Roman"/>
                       <w:b/>
-                      <w:sz w:val="16"/>
-                      <w:szCs w:val="16"/>
+                      <w:sz w:val="20"/>
+                      <w:szCs w:val="20"/>
                       <w:vertAlign w:val="superscript"/>
                       <w:lang w:val="en-US"/>
                     </w:rPr>
@@ -2299,17 +2552,17 @@
                   <w:pPr>
                     <w:rPr>
                       <w:rFonts w:ascii="Times New Roman" w:hAnsi="Times New Roman" w:cs="Times New Roman"/>
-                      <w:szCs w:val="16"/>
-                      <w:lang w:val="en-GB"/>
+                      <w:sz w:val="20"/>
+                      <w:szCs w:val="20"/>
                     </w:rPr>
                   </w:pPr>
                   <w:r>
                     <w:rPr>
                       <w:rFonts w:ascii="Times New Roman" w:hAnsi="Times New Roman" w:cs="Times New Roman"/>
-                      <w:szCs w:val="16"/>
-                      <w:lang w:val="en-GB"/>
-                    </w:rPr>
-                    <w:t>--</w:t>
+                      <w:sz w:val="20"/>
+                      <w:szCs w:val="20"/>
+                    </w:rPr>
+                    <w:t>---</w:t>
                   </w:r>
                 </w:p>
               </w:tc>
@@ -2326,8 +2579,8 @@
                     <w:ind w:left="-108" w:right="-153"/>
                     <w:rPr>
                       <w:rFonts w:ascii="Times New Roman" w:hAnsi="Times New Roman" w:cs="Times New Roman"/>
-                      <w:sz w:val="16"/>
-                      <w:szCs w:val="16"/>
+                      <w:sz w:val="20"/>
+                      <w:szCs w:val="20"/>
                       <w:lang w:val="en-GB"/>
                     </w:rPr>
                   </w:pPr>
@@ -2351,6 +2604,8 @@
                     <w:ind w:right="-153"/>
                     <w:rPr>
                       <w:rFonts w:ascii="Times New Roman" w:hAnsi="Times New Roman" w:cs="Times New Roman"/>
+                      <w:sz w:val="20"/>
+                      <w:szCs w:val="20"/>
                       <w:lang w:val="en-US"/>
                     </w:rPr>
                   </w:pPr>
@@ -2362,6 +2617,8 @@
                 <w:sdtPr>
                   <w:rPr>
                     <w:rFonts w:ascii="Times New Roman" w:hAnsi="Times New Roman" w:cs="Times New Roman"/>
+                    <w:sz w:val="20"/>
+                    <w:szCs w:val="20"/>
                     <w:lang w:val="en-GB"/>
                   </w:rPr>
                   <w:id w:val="-1619370475"/>
@@ -2386,12 +2643,16 @@
                         <w:ind w:right="-108"/>
                         <w:rPr>
                           <w:rFonts w:ascii="Times New Roman" w:hAnsi="Times New Roman" w:cs="Times New Roman"/>
+                          <w:sz w:val="20"/>
+                          <w:szCs w:val="20"/>
                           <w:lang w:val="en-GB"/>
                         </w:rPr>
                       </w:pPr>
                       <w:r>
                         <w:rPr>
                           <w:rFonts w:ascii="MS Gothic" w:eastAsia="MS Gothic" w:hAnsi="MS Gothic" w:cs="Times New Roman" w:hint="eastAsia"/>
+                          <w:sz w:val="20"/>
+                          <w:szCs w:val="20"/>
                           <w:lang w:val="en-GB"/>
                         </w:rPr>
                         <w:t>☒</w:t>
@@ -2413,12 +2674,16 @@
                     <w:ind w:left="-108"/>
                     <w:rPr>
                       <w:rFonts w:ascii="Times New Roman" w:hAnsi="Times New Roman" w:cs="Times New Roman"/>
+                      <w:sz w:val="20"/>
+                      <w:szCs w:val="20"/>
                       <w:vertAlign w:val="superscript"/>
                     </w:rPr>
                   </w:pPr>
                   <w:r>
                     <w:rPr>
                       <w:rFonts w:ascii="Times New Roman" w:hAnsi="Times New Roman" w:cs="Times New Roman"/>
+                      <w:sz w:val="20"/>
+                      <w:szCs w:val="20"/>
                       <w:vertAlign w:val="superscript"/>
                     </w:rPr>
                     <w:t>1</w:t>
@@ -2438,17 +2703,23 @@
                     <w:jc w:val="both"/>
                     <w:rPr>
                       <w:rFonts w:ascii="Times New Roman" w:hAnsi="Times New Roman" w:cs="Times New Roman"/>
+                      <w:sz w:val="20"/>
+                      <w:szCs w:val="20"/>
                     </w:rPr>
                   </w:pPr>
                   <w:r>
                     <w:rPr>
                       <w:rFonts w:ascii="Times New Roman" w:hAnsi="Times New Roman" w:cs="Times New Roman"/>
+                      <w:sz w:val="20"/>
+                      <w:szCs w:val="20"/>
                     </w:rPr>
                     <w:t>Освидетельствование материалов (обозначение/марка) и (или) изделий</w:t>
                   </w:r>
                   <w:r>
                     <w:rPr>
                       <w:rFonts w:ascii="Times New Roman" w:hAnsi="Times New Roman" w:cs="Times New Roman"/>
+                      <w:sz w:val="20"/>
+                      <w:szCs w:val="20"/>
                       <w:vertAlign w:val="superscript"/>
                     </w:rPr>
                     <w:t>2</w:t>
@@ -2456,12 +2727,44 @@
                   <w:r>
                     <w:rPr>
                       <w:rFonts w:ascii="Times New Roman" w:hAnsi="Times New Roman" w:cs="Times New Roman"/>
-                    </w:rPr>
-                    <w:t xml:space="preserve"> для установки их на судах</w:t>
+                      <w:sz w:val="20"/>
+                      <w:szCs w:val="20"/>
+                    </w:rPr>
+                    <w:t xml:space="preserve"> </w:t>
                   </w:r>
                   <w:r>
                     <w:rPr>
                       <w:rFonts w:ascii="Times New Roman" w:hAnsi="Times New Roman" w:cs="Times New Roman"/>
+                      <w:spacing w:val="-2"/>
+                      <w:sz w:val="20"/>
+                      <w:szCs w:val="20"/>
+                    </w:rPr>
+                    <w:t xml:space="preserve">для установки их на судах/плавучих объектах </w:t>
+                  </w:r>
+                  <w:r>
+                    <w:rPr>
+                      <w:rStyle w:val="af"/>
+                      <w:rFonts w:ascii="Times New Roman" w:hAnsi="Times New Roman" w:cs="Times New Roman"/>
+                      <w:spacing w:val="-2"/>
+                      <w:sz w:val="20"/>
+                      <w:szCs w:val="20"/>
+                    </w:rPr>
+                    <w:t>2</w:t>
+                  </w:r>
+                  <w:r>
+                    <w:rPr>
+                      <w:rFonts w:ascii="Times New Roman" w:hAnsi="Times New Roman" w:cs="Times New Roman"/>
+                      <w:spacing w:val="-2"/>
+                      <w:sz w:val="20"/>
+                      <w:szCs w:val="20"/>
+                    </w:rPr>
+                    <w:t xml:space="preserve"> </w:t>
+                  </w:r>
+                  <w:r>
+                    <w:rPr>
+                      <w:rFonts w:ascii="Times New Roman" w:hAnsi="Times New Roman" w:cs="Times New Roman"/>
+                      <w:sz w:val="20"/>
+                      <w:szCs w:val="20"/>
                       <w:vertAlign w:val="superscript"/>
                     </w:rPr>
                     <w:t>3</w:t>
@@ -2482,12 +2785,16 @@
                     <w:jc w:val="both"/>
                     <w:rPr>
                       <w:rFonts w:ascii="Times New Roman" w:hAnsi="Times New Roman" w:cs="Times New Roman"/>
+                      <w:sz w:val="20"/>
+                      <w:szCs w:val="20"/>
                       <w:lang w:val="en-US"/>
                     </w:rPr>
                   </w:pPr>
                   <w:r>
                     <w:rPr>
                       <w:rFonts w:ascii="Times New Roman" w:hAnsi="Times New Roman" w:cs="Times New Roman"/>
+                      <w:sz w:val="20"/>
+                      <w:szCs w:val="20"/>
                       <w:lang w:val="en-US"/>
                     </w:rPr>
                     <w:t>Survey of materials (designation/mark) and (or) products</w:t>
@@ -2495,6 +2802,8 @@
                   <w:r>
                     <w:rPr>
                       <w:rFonts w:ascii="Times New Roman" w:hAnsi="Times New Roman" w:cs="Times New Roman"/>
+                      <w:sz w:val="20"/>
+                      <w:szCs w:val="20"/>
                       <w:vertAlign w:val="superscript"/>
                       <w:lang w:val="en-US"/>
                     </w:rPr>
@@ -2503,6 +2812,8 @@
                   <w:r>
                     <w:rPr>
                       <w:rFonts w:ascii="Times New Roman" w:hAnsi="Times New Roman" w:cs="Times New Roman"/>
+                      <w:sz w:val="20"/>
+                      <w:szCs w:val="20"/>
                       <w:lang w:val="en-US"/>
                     </w:rPr>
                     <w:t xml:space="preserve"> for </w:t>
@@ -2510,6 +2821,8 @@
                   <w:r>
                     <w:rPr>
                       <w:rFonts w:ascii="Times New Roman" w:hAnsi="Times New Roman" w:cs="Times New Roman"/>
+                      <w:sz w:val="20"/>
+                      <w:szCs w:val="20"/>
                       <w:lang w:val="en-US"/>
                     </w:rPr>
                     <w:t xml:space="preserve">their </w:t>
@@ -2517,6 +2830,8 @@
                   <w:r>
                     <w:rPr>
                       <w:rFonts w:ascii="Times New Roman" w:hAnsi="Times New Roman" w:cs="Times New Roman"/>
+                      <w:sz w:val="20"/>
+                      <w:szCs w:val="20"/>
                       <w:lang w:val="en-US"/>
                     </w:rPr>
                     <w:t>installation on ships</w:t>
@@ -2524,6 +2839,37 @@
                   <w:r>
                     <w:rPr>
                       <w:rFonts w:ascii="Times New Roman" w:hAnsi="Times New Roman" w:cs="Times New Roman"/>
+                      <w:sz w:val="20"/>
+                      <w:szCs w:val="20"/>
+                      <w:lang w:val="en-US"/>
+                    </w:rPr>
+                    <w:t>/floating objects</w:t>
+                  </w:r>
+                  <w:r>
+                    <w:rPr>
+                      <w:rFonts w:ascii="Times New Roman" w:hAnsi="Times New Roman" w:cs="Times New Roman"/>
+                      <w:sz w:val="20"/>
+                      <w:szCs w:val="20"/>
+                      <w:vertAlign w:val="superscript"/>
+                      <w:lang w:val="en-US"/>
+                    </w:rPr>
+                    <w:t>2</w:t>
+                  </w:r>
+                  <w:r>
+                    <w:rPr>
+                      <w:rFonts w:ascii="Times New Roman" w:hAnsi="Times New Roman" w:cs="Times New Roman"/>
+                      <w:sz w:val="20"/>
+                      <w:szCs w:val="20"/>
+                      <w:vertAlign w:val="superscript"/>
+                      <w:lang w:val="en-US"/>
+                    </w:rPr>
+                    <w:t xml:space="preserve"> </w:t>
+                  </w:r>
+                  <w:r>
+                    <w:rPr>
+                      <w:rFonts w:ascii="Times New Roman" w:hAnsi="Times New Roman" w:cs="Times New Roman"/>
+                      <w:sz w:val="20"/>
+                      <w:szCs w:val="20"/>
                       <w:vertAlign w:val="superscript"/>
                       <w:lang w:val="en-US"/>
                     </w:rPr>
@@ -2546,8 +2892,8 @@
                     <w:ind w:right="-108"/>
                     <w:rPr>
                       <w:rFonts w:ascii="Times New Roman" w:hAnsi="Times New Roman" w:cs="Times New Roman"/>
-                      <w:sz w:val="16"/>
-                      <w:szCs w:val="16"/>
+                      <w:sz w:val="20"/>
+                      <w:szCs w:val="20"/>
                       <w:lang w:val="en-GB"/>
                     </w:rPr>
                   </w:pPr>
@@ -2565,8 +2911,8 @@
                     <w:rPr>
                       <w:rFonts w:ascii="Times New Roman" w:hAnsi="Times New Roman" w:cs="Times New Roman"/>
                       <w:b/>
-                      <w:sz w:val="16"/>
-                      <w:szCs w:val="16"/>
+                      <w:sz w:val="20"/>
+                      <w:szCs w:val="20"/>
                       <w:vertAlign w:val="superscript"/>
                       <w:lang w:val="en-US"/>
                     </w:rPr>
@@ -2585,8 +2931,9 @@
                   <w:pPr>
                     <w:rPr>
                       <w:rFonts w:ascii="Times New Roman" w:hAnsi="Times New Roman" w:cs="Times New Roman"/>
-                      <w:szCs w:val="16"/>
-                      <w:lang w:val="en-GB"/>
+                      <w:sz w:val="20"/>
+                      <w:szCs w:val="20"/>
+                      <w:lang w:val="en-US"/>
                     </w:rPr>
                   </w:pPr>
                   <w:proofErr w:type="gramStart"/>
@@ -2640,8 +2987,8 @@
                     <w:ind w:left="-108" w:right="-153"/>
                     <w:rPr>
                       <w:rFonts w:ascii="Times New Roman" w:hAnsi="Times New Roman" w:cs="Times New Roman"/>
-                      <w:sz w:val="16"/>
-                      <w:szCs w:val="16"/>
+                      <w:sz w:val="20"/>
+                      <w:szCs w:val="20"/>
                       <w:lang w:val="en-GB"/>
                     </w:rPr>
                   </w:pPr>
@@ -2665,6 +3012,8 @@
                     <w:ind w:right="-153"/>
                     <w:rPr>
                       <w:rFonts w:ascii="Times New Roman" w:hAnsi="Times New Roman" w:cs="Times New Roman"/>
+                      <w:sz w:val="20"/>
+                      <w:szCs w:val="20"/>
                       <w:lang w:val="en-US"/>
                     </w:rPr>
                   </w:pPr>
@@ -2676,6 +3025,8 @@
                 <w:sdtPr>
                   <w:rPr>
                     <w:rFonts w:ascii="Times New Roman" w:hAnsi="Times New Roman" w:cs="Times New Roman"/>
+                    <w:sz w:val="20"/>
+                    <w:szCs w:val="20"/>
                     <w:lang w:val="en-GB"/>
                   </w:rPr>
                   <w:id w:val="36784277"/>
@@ -2701,12 +3052,16 @@
                         <w:ind w:right="-108"/>
                         <w:rPr>
                           <w:rFonts w:ascii="Times New Roman" w:hAnsi="Times New Roman" w:cs="Times New Roman"/>
+                          <w:sz w:val="20"/>
+                          <w:szCs w:val="20"/>
                           <w:lang w:val="en-GB"/>
                         </w:rPr>
                       </w:pPr>
                       <w:r>
                         <w:rPr>
-                          <w:rFonts w:ascii="MS Gothic" w:eastAsia="MS Gothic" w:hAnsi="Times New Roman" w:cs="Times New Roman" w:hint="eastAsia"/>
+                          <w:rFonts w:ascii="Segoe UI Symbol" w:eastAsia="MS Gothic" w:hAnsi="Segoe UI Symbol" w:cs="Segoe UI Symbol"/>
+                          <w:sz w:val="20"/>
+                          <w:szCs w:val="20"/>
                           <w:lang w:val="en-GB"/>
                         </w:rPr>
                         <w:t>☐</w:t>
@@ -2729,12 +3084,16 @@
                     <w:ind w:left="-108"/>
                     <w:rPr>
                       <w:rFonts w:ascii="Times New Roman" w:hAnsi="Times New Roman" w:cs="Times New Roman"/>
+                      <w:sz w:val="20"/>
+                      <w:szCs w:val="20"/>
                       <w:vertAlign w:val="superscript"/>
                     </w:rPr>
                   </w:pPr>
                   <w:r>
                     <w:rPr>
                       <w:rFonts w:ascii="Times New Roman" w:hAnsi="Times New Roman" w:cs="Times New Roman"/>
+                      <w:sz w:val="20"/>
+                      <w:szCs w:val="20"/>
                       <w:vertAlign w:val="superscript"/>
                     </w:rPr>
                     <w:t>1</w:t>
@@ -2755,13 +3114,17 @@
                     <w:jc w:val="both"/>
                     <w:rPr>
                       <w:rFonts w:ascii="Times New Roman" w:hAnsi="Times New Roman" w:cs="Times New Roman"/>
+                      <w:sz w:val="20"/>
+                      <w:szCs w:val="20"/>
                     </w:rPr>
                   </w:pPr>
                   <w:r>
                     <w:rPr>
                       <w:rFonts w:ascii="Times New Roman" w:hAnsi="Times New Roman" w:cs="Times New Roman"/>
-                    </w:rPr>
-                    <w:t>Подтверждение соответствия Техническому регламенту о безопасности объектов морского транспорта, утвержденному Постановлением Правительства РФ от 12.08.2010 № 620 (Код ОКП)</w:t>
+                      <w:sz w:val="20"/>
+                      <w:szCs w:val="20"/>
+                    </w:rPr>
+                    <w:t>Оценку соответствия Техническому регламенту о безопасности объектов морского транспорта, утвержденному постановлением Правительства Российской Федерации от 29.08.2025 № 1307</w:t>
                   </w:r>
                 </w:p>
               </w:tc>
@@ -2780,33 +3143,43 @@
                     <w:jc w:val="both"/>
                     <w:rPr>
                       <w:rFonts w:ascii="Times New Roman" w:hAnsi="Times New Roman" w:cs="Times New Roman"/>
+                      <w:sz w:val="20"/>
+                      <w:szCs w:val="20"/>
                       <w:lang w:val="en-US"/>
                     </w:rPr>
                   </w:pPr>
                   <w:r>
                     <w:rPr>
                       <w:rFonts w:ascii="Times New Roman" w:hAnsi="Times New Roman" w:cs="Times New Roman"/>
+                      <w:sz w:val="20"/>
+                      <w:szCs w:val="20"/>
                       <w:lang w:val="en-US"/>
                     </w:rPr>
-                    <w:t xml:space="preserve">Confirmation of compliance </w:t>
+                    <w:t>Assessment</w:t>
                   </w:r>
                   <w:r>
                     <w:rPr>
                       <w:rFonts w:ascii="Times New Roman" w:hAnsi="Times New Roman" w:cs="Times New Roman"/>
+                      <w:sz w:val="20"/>
+                      <w:szCs w:val="20"/>
                       <w:lang w:val="en-US"/>
                     </w:rPr>
-                    <w:t>with</w:t>
+                    <w:t xml:space="preserve"> of compliance </w:t>
                   </w:r>
                   <w:r>
                     <w:rPr>
                       <w:rFonts w:ascii="Times New Roman" w:hAnsi="Times New Roman" w:cs="Times New Roman"/>
+                      <w:sz w:val="20"/>
+                      <w:szCs w:val="20"/>
                       <w:lang w:val="en-US"/>
                     </w:rPr>
-                    <w:t xml:space="preserve"> </w:t>
+                    <w:t xml:space="preserve">with </w:t>
                   </w:r>
                   <w:r>
                     <w:rPr>
                       <w:rFonts w:ascii="Times New Roman" w:hAnsi="Times New Roman" w:cs="Times New Roman"/>
+                      <w:sz w:val="20"/>
+                      <w:szCs w:val="20"/>
                       <w:lang w:val="en-US"/>
                     </w:rPr>
                     <w:t xml:space="preserve">the </w:t>
@@ -2814,9 +3187,65 @@
                   <w:r>
                     <w:rPr>
                       <w:rFonts w:ascii="Times New Roman" w:hAnsi="Times New Roman" w:cs="Times New Roman"/>
+                      <w:sz w:val="20"/>
+                      <w:szCs w:val="20"/>
                       <w:lang w:val="en-US"/>
                     </w:rPr>
-                    <w:t>Technical Regulations on Safety of Sea Transport Items approved by the Russian Federation Government Order No. 620 dated August 12, 2010 (All Russian Products Classification Code)</w:t>
+                    <w:t xml:space="preserve">Technical Regulations on Safety of Sea Transport Items approved by the Russian Federation Government Order No. </w:t>
+                  </w:r>
+                  <w:r>
+                    <w:rPr>
+                      <w:rFonts w:ascii="Times New Roman" w:hAnsi="Times New Roman" w:cs="Times New Roman"/>
+                      <w:sz w:val="20"/>
+                      <w:szCs w:val="20"/>
+                      <w:lang w:val="en-US"/>
+                    </w:rPr>
+                    <w:t>1307</w:t>
+                  </w:r>
+                  <w:r>
+                    <w:rPr>
+                      <w:rFonts w:ascii="Times New Roman" w:hAnsi="Times New Roman" w:cs="Times New Roman"/>
+                      <w:sz w:val="20"/>
+                      <w:szCs w:val="20"/>
+                      <w:lang w:val="en-US"/>
+                    </w:rPr>
+                    <w:t xml:space="preserve"> dated </w:t>
+                  </w:r>
+                  <w:r>
+                    <w:rPr>
+                      <w:rFonts w:ascii="Times New Roman" w:hAnsi="Times New Roman" w:cs="Times New Roman"/>
+                      <w:sz w:val="20"/>
+                      <w:szCs w:val="20"/>
+                      <w:lang w:val="en-US"/>
+                    </w:rPr>
+                    <w:t>29.08.</w:t>
+                  </w:r>
+                  <w:r>
+                    <w:rPr>
+                      <w:rFonts w:ascii="Times New Roman" w:hAnsi="Times New Roman" w:cs="Times New Roman"/>
+                      <w:sz w:val="20"/>
+                      <w:szCs w:val="20"/>
+                      <w:lang w:val="en-US"/>
+                    </w:rPr>
+                    <w:t>20</w:t>
+                  </w:r>
+                  <w:r>
+                    <w:rPr>
+                      <w:rFonts w:ascii="Times New Roman" w:hAnsi="Times New Roman" w:cs="Times New Roman"/>
+                      <w:sz w:val="20"/>
+                      <w:szCs w:val="20"/>
+                      <w:lang w:val="en-US"/>
+                    </w:rPr>
+                    <w:t>25</w:t>
+                  </w:r>
+                  <w:r>
+                    <w:rPr>
+                      <w:rFonts w:ascii="Times New Roman" w:hAnsi="Times New Roman" w:cs="Times New Roman"/>
+                      <w:sz w:val="20"/>
+                      <w:szCs w:val="20"/>
+                      <w:lang w:val="en-US"/>
+                    </w:rPr>
+                    <w:t xml:space="preserve"> </w:t>
                   </w:r>
                 </w:p>
               </w:tc>
@@ -2826,6 +3255,238 @@
                 <w:sdtPr>
                   <w:rPr>
                     <w:rFonts w:ascii="Times New Roman" w:hAnsi="Times New Roman" w:cs="Times New Roman"/>
+                    <w:sz w:val="20"/>
+                    <w:szCs w:val="20"/>
+                    <w:lang w:val="en-GB"/>
+                  </w:rPr>
+                  <w:id w:val="-1295676233"/>
+                  <w14:checkbox>
+                    <w14:checked w14:val="0"/>
+                    <w14:checkedState w14:val="2612" w14:font="MS Gothic"/>
+                    <w14:uncheckedState w14:val="2610" w14:font="MS Gothic"/>
+                  </w14:checkbox>
+                </w:sdtPr>
+                <w:sdtContent>
+                  <w:tc>
+                    <w:tcPr>
+                      <w:tcW w:w="364" w:type="dxa"/>
+                      <w:tcBorders>
+                        <w:top w:val="single" w:sz="8" w:space="0" w:color="808080" w:themeColor="background1" w:themeShade="80"/>
+                        <w:left w:val="single" w:sz="12" w:space="0" w:color="808080" w:themeColor="background1" w:themeShade="80"/>
+                        <w:bottom w:val="single" w:sz="8" w:space="0" w:color="808080" w:themeColor="background1" w:themeShade="80"/>
+                      </w:tcBorders>
+                      <w:vAlign w:val="center"/>
+                    </w:tcPr>
+                    <w:p>
+                      <w:pPr>
+                        <w:ind w:right="-108"/>
+                        <w:rPr>
+                          <w:rFonts w:ascii="Times New Roman" w:hAnsi="Times New Roman" w:cs="Times New Roman"/>
+                          <w:sz w:val="20"/>
+                          <w:szCs w:val="20"/>
+                          <w:lang w:val="en-GB"/>
+                        </w:rPr>
+                      </w:pPr>
+                      <w:r>
+                        <w:rPr>
+                          <w:rFonts w:ascii="Segoe UI Symbol" w:eastAsia="MS Gothic" w:hAnsi="Segoe UI Symbol" w:cs="Segoe UI Symbol"/>
+                          <w:sz w:val="20"/>
+                          <w:szCs w:val="20"/>
+                          <w:lang w:val="en-GB"/>
+                        </w:rPr>
+                        <w:t>☐</w:t>
+                      </w:r>
+                    </w:p>
+                  </w:tc>
+                </w:sdtContent>
+              </w:sdt>
+              <w:tc>
+                <w:tcPr>
+                  <w:tcW w:w="269" w:type="dxa"/>
+                  <w:tcBorders>
+                    <w:top w:val="single" w:sz="8" w:space="0" w:color="808080" w:themeColor="background1" w:themeShade="80"/>
+                    <w:bottom w:val="single" w:sz="8" w:space="0" w:color="808080" w:themeColor="background1" w:themeShade="80"/>
+                  </w:tcBorders>
+                  <w:vAlign w:val="center"/>
+                </w:tcPr>
+                <w:p>
+                  <w:pPr>
+                    <w:ind w:left="-108"/>
+                    <w:rPr>
+                      <w:rFonts w:ascii="Times New Roman" w:hAnsi="Times New Roman" w:cs="Times New Roman"/>
+                      <w:sz w:val="20"/>
+                      <w:szCs w:val="20"/>
+                      <w:vertAlign w:val="superscript"/>
+                    </w:rPr>
+                  </w:pPr>
+                  <w:r>
+                    <w:rPr>
+                      <w:rFonts w:ascii="Times New Roman" w:hAnsi="Times New Roman" w:cs="Times New Roman"/>
+                      <w:sz w:val="20"/>
+                      <w:szCs w:val="20"/>
+                      <w:vertAlign w:val="superscript"/>
+                    </w:rPr>
+                    <w:t>1</w:t>
+                  </w:r>
+                </w:p>
+              </w:tc>
+              <w:tc>
+                <w:tcPr>
+                  <w:tcW w:w="4054" w:type="dxa"/>
+                  <w:gridSpan w:val="2"/>
+                  <w:tcBorders>
+                    <w:top w:val="single" w:sz="8" w:space="0" w:color="808080" w:themeColor="background1" w:themeShade="80"/>
+                    <w:bottom w:val="single" w:sz="8" w:space="0" w:color="808080" w:themeColor="background1" w:themeShade="80"/>
+                  </w:tcBorders>
+                </w:tcPr>
+                <w:p>
+                  <w:pPr>
+                    <w:jc w:val="both"/>
+                    <w:rPr>
+                      <w:rFonts w:ascii="Times New Roman" w:hAnsi="Times New Roman" w:cs="Times New Roman"/>
+                      <w:sz w:val="20"/>
+                      <w:szCs w:val="20"/>
+                    </w:rPr>
+                  </w:pPr>
+                  <w:r>
+                    <w:rPr>
+                      <w:rFonts w:ascii="Times New Roman" w:hAnsi="Times New Roman" w:cs="Times New Roman"/>
+                      <w:sz w:val="20"/>
+                      <w:szCs w:val="20"/>
+                    </w:rPr>
+                    <w:t>Оценку соответствия Техническому регламенту о безопасности объектов внутреннего водного транспорта, утвержденному постановлением Правительства Российской Федерации от 17.06.2025 № 903</w:t>
+                  </w:r>
+                </w:p>
+              </w:tc>
+              <w:tc>
+                <w:tcPr>
+                  <w:tcW w:w="5039" w:type="dxa"/>
+                  <w:gridSpan w:val="2"/>
+                  <w:tcBorders>
+                    <w:top w:val="single" w:sz="8" w:space="0" w:color="808080" w:themeColor="background1" w:themeShade="80"/>
+                    <w:bottom w:val="single" w:sz="8" w:space="0" w:color="808080" w:themeColor="background1" w:themeShade="80"/>
+                    <w:right w:val="single" w:sz="12" w:space="0" w:color="808080" w:themeColor="background1" w:themeShade="80"/>
+                  </w:tcBorders>
+                </w:tcPr>
+                <w:p>
+                  <w:pPr>
+                    <w:jc w:val="both"/>
+                    <w:rPr>
+                      <w:rFonts w:ascii="Times New Roman" w:hAnsi="Times New Roman" w:cs="Times New Roman"/>
+                      <w:sz w:val="20"/>
+                      <w:szCs w:val="20"/>
+                      <w:lang w:val="en-US"/>
+                    </w:rPr>
+                  </w:pPr>
+                  <w:r>
+                    <w:rPr>
+                      <w:rFonts w:ascii="Times New Roman" w:hAnsi="Times New Roman" w:cs="Times New Roman"/>
+                      <w:sz w:val="20"/>
+                      <w:szCs w:val="20"/>
+                      <w:lang w:val="en-US"/>
+                    </w:rPr>
+                    <w:t>Assessment</w:t>
+                  </w:r>
+                  <w:r>
+                    <w:rPr>
+                      <w:rFonts w:ascii="Times New Roman" w:hAnsi="Times New Roman" w:cs="Times New Roman"/>
+                      <w:sz w:val="20"/>
+                      <w:szCs w:val="20"/>
+                      <w:lang w:val="en-US"/>
+                    </w:rPr>
+                    <w:t xml:space="preserve"> of compliance with the Technical Regulations on Safety </w:t>
+                  </w:r>
+                  <w:r>
+                    <w:rPr>
+                      <w:rFonts w:ascii="Times New Roman" w:hAnsi="Times New Roman" w:cs="Times New Roman"/>
+                      <w:sz w:val="20"/>
+                      <w:szCs w:val="20"/>
+                      <w:lang w:val="en-US"/>
+                    </w:rPr>
+                    <w:t>of Inland Water</w:t>
+                  </w:r>
+                  <w:r>
+                    <w:rPr>
+                      <w:rFonts w:ascii="Times New Roman" w:hAnsi="Times New Roman" w:cs="Times New Roman"/>
+                      <w:sz w:val="20"/>
+                      <w:szCs w:val="20"/>
+                      <w:lang w:val="en-US"/>
+                    </w:rPr>
+                    <w:t>way T</w:t>
+                  </w:r>
+                  <w:r>
+                    <w:rPr>
+                      <w:rFonts w:ascii="Times New Roman" w:hAnsi="Times New Roman" w:cs="Times New Roman"/>
+                      <w:sz w:val="20"/>
+                      <w:szCs w:val="20"/>
+                      <w:lang w:val="en-US"/>
+                    </w:rPr>
+                    <w:t xml:space="preserve">ransport </w:t>
+                  </w:r>
+                  <w:r>
+                    <w:rPr>
+                      <w:rFonts w:ascii="Times New Roman" w:hAnsi="Times New Roman" w:cs="Times New Roman"/>
+                      <w:sz w:val="20"/>
+                      <w:szCs w:val="20"/>
+                      <w:lang w:val="en-US"/>
+                    </w:rPr>
+                    <w:t xml:space="preserve">Items </w:t>
+                  </w:r>
+                  <w:r>
+                    <w:rPr>
+                      <w:rFonts w:ascii="Times New Roman" w:hAnsi="Times New Roman" w:cs="Times New Roman"/>
+                      <w:sz w:val="20"/>
+                      <w:szCs w:val="20"/>
+                      <w:lang w:val="en-US"/>
+                    </w:rPr>
+                    <w:t xml:space="preserve">approved by the Russian Federation Government Order No. </w:t>
+                  </w:r>
+                  <w:r>
+                    <w:rPr>
+                      <w:rFonts w:ascii="Times New Roman" w:hAnsi="Times New Roman" w:cs="Times New Roman"/>
+                      <w:sz w:val="20"/>
+                      <w:szCs w:val="20"/>
+                      <w:lang w:val="en-US"/>
+                    </w:rPr>
+                    <w:t>903 dated 17</w:t>
+                  </w:r>
+                  <w:r>
+                    <w:rPr>
+                      <w:rFonts w:ascii="Times New Roman" w:hAnsi="Times New Roman" w:cs="Times New Roman"/>
+                      <w:sz w:val="20"/>
+                      <w:szCs w:val="20"/>
+                      <w:lang w:val="en-US"/>
+                    </w:rPr>
+                    <w:t>.06.</w:t>
+                  </w:r>
+                  <w:r>
+                    <w:rPr>
+                      <w:rFonts w:ascii="Times New Roman" w:hAnsi="Times New Roman" w:cs="Times New Roman"/>
+                      <w:sz w:val="20"/>
+                      <w:szCs w:val="20"/>
+                      <w:lang w:val="en-US"/>
+                    </w:rPr>
+                    <w:t>20</w:t>
+                  </w:r>
+                  <w:r>
+                    <w:rPr>
+                      <w:rFonts w:ascii="Times New Roman" w:hAnsi="Times New Roman" w:cs="Times New Roman"/>
+                      <w:sz w:val="20"/>
+                      <w:szCs w:val="20"/>
+                      <w:lang w:val="en-US"/>
+                    </w:rPr>
+                    <w:t>25</w:t>
+                  </w:r>
+                </w:p>
+              </w:tc>
+            </w:tr>
+            <w:tr>
+              <w:sdt>
+                <w:sdtPr>
+                  <w:rPr>
+                    <w:rFonts w:ascii="Times New Roman" w:hAnsi="Times New Roman" w:cs="Times New Roman"/>
+                    <w:sz w:val="20"/>
+                    <w:szCs w:val="20"/>
                     <w:lang w:val="en-GB"/>
                   </w:rPr>
                   <w:id w:val="-876624741"/>
@@ -2850,12 +3511,16 @@
                         <w:ind w:right="-108"/>
                         <w:rPr>
                           <w:rFonts w:ascii="Times New Roman" w:hAnsi="Times New Roman" w:cs="Times New Roman"/>
+                          <w:sz w:val="20"/>
+                          <w:szCs w:val="20"/>
                           <w:lang w:val="en-GB"/>
                         </w:rPr>
                       </w:pPr>
                       <w:r>
                         <w:rPr>
-                          <w:rFonts w:ascii="MS Gothic" w:eastAsia="MS Gothic" w:hAnsi="MS Gothic" w:cs="Times New Roman" w:hint="eastAsia"/>
+                          <w:rFonts w:ascii="Segoe UI Symbol" w:eastAsia="MS Gothic" w:hAnsi="Segoe UI Symbol" w:cs="Segoe UI Symbol"/>
+                          <w:sz w:val="20"/>
+                          <w:szCs w:val="20"/>
                           <w:lang w:val="en-GB"/>
                         </w:rPr>
                         <w:t>☐</w:t>
@@ -2877,12 +3542,16 @@
                     <w:ind w:left="-108"/>
                     <w:rPr>
                       <w:rFonts w:ascii="Times New Roman" w:hAnsi="Times New Roman" w:cs="Times New Roman"/>
+                      <w:sz w:val="20"/>
+                      <w:szCs w:val="20"/>
                       <w:vertAlign w:val="superscript"/>
                     </w:rPr>
                   </w:pPr>
                   <w:r>
                     <w:rPr>
                       <w:rFonts w:ascii="Times New Roman" w:hAnsi="Times New Roman" w:cs="Times New Roman"/>
+                      <w:sz w:val="20"/>
+                      <w:szCs w:val="20"/>
                       <w:vertAlign w:val="superscript"/>
                     </w:rPr>
                     <w:t>1</w:t>
@@ -2902,12 +3571,16 @@
                     <w:jc w:val="both"/>
                     <w:rPr>
                       <w:rFonts w:ascii="Times New Roman" w:hAnsi="Times New Roman" w:cs="Times New Roman"/>
+                      <w:sz w:val="20"/>
+                      <w:szCs w:val="20"/>
                       <w:lang w:val="en-GB"/>
                     </w:rPr>
                   </w:pPr>
                   <w:r>
                     <w:rPr>
                       <w:rFonts w:ascii="Times New Roman" w:hAnsi="Times New Roman" w:cs="Times New Roman"/>
+                      <w:sz w:val="20"/>
+                      <w:szCs w:val="20"/>
                     </w:rPr>
                     <w:t>Иное</w:t>
                   </w:r>
@@ -2927,12 +3600,16 @@
                     <w:jc w:val="both"/>
                     <w:rPr>
                       <w:rFonts w:ascii="Times New Roman" w:hAnsi="Times New Roman" w:cs="Times New Roman"/>
+                      <w:sz w:val="20"/>
+                      <w:szCs w:val="20"/>
                       <w:lang w:val="en-GB"/>
                     </w:rPr>
                   </w:pPr>
                   <w:r>
                     <w:rPr>
                       <w:rFonts w:ascii="Times New Roman" w:hAnsi="Times New Roman" w:cs="Times New Roman"/>
+                      <w:sz w:val="20"/>
+                      <w:szCs w:val="20"/>
                       <w:lang w:val="en-GB"/>
                     </w:rPr>
                     <w:t>Other</w:t>
@@ -2957,8 +3634,8 @@
                     <w:ind w:right="-108"/>
                     <w:rPr>
                       <w:rFonts w:ascii="Times New Roman" w:hAnsi="Times New Roman" w:cs="Times New Roman"/>
-                      <w:sz w:val="16"/>
-                      <w:szCs w:val="16"/>
+                      <w:sz w:val="20"/>
+                      <w:szCs w:val="20"/>
                       <w:lang w:val="en-GB"/>
                     </w:rPr>
                   </w:pPr>
@@ -2976,8 +3653,8 @@
                     <w:rPr>
                       <w:rFonts w:ascii="Times New Roman" w:hAnsi="Times New Roman" w:cs="Times New Roman"/>
                       <w:b/>
-                      <w:sz w:val="16"/>
-                      <w:szCs w:val="16"/>
+                      <w:sz w:val="20"/>
+                      <w:szCs w:val="20"/>
                       <w:vertAlign w:val="superscript"/>
                     </w:rPr>
                   </w:pPr>
@@ -2995,15 +3672,15 @@
                   <w:pPr>
                     <w:rPr>
                       <w:rFonts w:ascii="Times New Roman" w:hAnsi="Times New Roman" w:cs="Times New Roman"/>
-                      <w:szCs w:val="16"/>
-                      <w:lang w:val="en-GB"/>
+                      <w:sz w:val="20"/>
+                      <w:szCs w:val="20"/>
                     </w:rPr>
                   </w:pPr>
                   <w:r>
                     <w:rPr>
                       <w:rFonts w:ascii="Times New Roman" w:hAnsi="Times New Roman" w:cs="Times New Roman"/>
-                      <w:szCs w:val="16"/>
-                      <w:lang w:val="en-GB"/>
+                      <w:sz w:val="20"/>
+                      <w:szCs w:val="20"/>
                     </w:rPr>
                     <w:t>--</w:t>
                   </w:r>
@@ -3022,8 +3699,8 @@
                     <w:ind w:left="-108" w:right="-153"/>
                     <w:rPr>
                       <w:rFonts w:ascii="Times New Roman" w:hAnsi="Times New Roman" w:cs="Times New Roman"/>
-                      <w:sz w:val="16"/>
-                      <w:szCs w:val="16"/>
+                      <w:sz w:val="20"/>
+                      <w:szCs w:val="20"/>
                       <w:lang w:val="en-GB"/>
                     </w:rPr>
                   </w:pPr>
@@ -3046,7 +3723,7 @@
                   <w:pPr>
                     <w:rPr>
                       <w:rFonts w:ascii="Times New Roman" w:hAnsi="Times New Roman" w:cs="Times New Roman"/>
-                      <w:sz w:val="4"/>
+                      <w:sz w:val="20"/>
                       <w:szCs w:val="20"/>
                       <w:lang w:val="en-GB"/>
                     </w:rPr>
@@ -3078,25 +3755,85 @@
               <w:jc w:val="both"/>
               <w:rPr>
                 <w:rFonts w:ascii="Times New Roman" w:hAnsi="Times New Roman" w:cs="Times New Roman"/>
-              </w:rPr>
-            </w:pPr>
-            <w:r>
-              <w:rPr>
-                <w:rFonts w:ascii="Times New Roman" w:hAnsi="Times New Roman" w:cs="Times New Roman"/>
+                <w:sz w:val="20"/>
+                <w:szCs w:val="20"/>
+              </w:rPr>
+            </w:pPr>
+            <w:r>
+              <w:rPr>
+                <w:rFonts w:ascii="Times New Roman" w:hAnsi="Times New Roman" w:cs="Times New Roman"/>
+                <w:sz w:val="20"/>
+                <w:szCs w:val="20"/>
               </w:rPr>
               <w:t>2. </w:t>
             </w:r>
             <w:r>
               <w:rPr>
                 <w:rFonts w:ascii="Times New Roman" w:hAnsi="Times New Roman" w:cs="Times New Roman"/>
-              </w:rPr>
-              <w:t xml:space="preserve">Настоящим обязуемся предоставить необходимые условия и обеспечить выполнение правил охраны труда при проведении Регистром </w:t>
-            </w:r>
-            <w:r>
-              <w:rPr>
-                <w:rFonts w:ascii="Times New Roman" w:hAnsi="Times New Roman" w:cs="Times New Roman"/>
-              </w:rPr>
-              <w:t>освидетельствования.</w:t>
+                <w:sz w:val="20"/>
+                <w:szCs w:val="20"/>
+              </w:rPr>
+              <w:t>Настоящим Заявитель обязуется предоставить необходимые условия и обеспечить выполнение правил охраны труда при проведении Регистром освидетельствования</w:t>
+            </w:r>
+            <w:r>
+              <w:rPr>
+                <w:rFonts w:ascii="Times New Roman" w:hAnsi="Times New Roman" w:cs="Times New Roman"/>
+                <w:sz w:val="20"/>
+                <w:szCs w:val="20"/>
+              </w:rPr>
+              <w:t>.</w:t>
+            </w:r>
+          </w:p>
+          <w:p>
+            <w:pPr>
+              <w:jc w:val="both"/>
+              <w:rPr>
+                <w:rFonts w:ascii="Times New Roman" w:hAnsi="Times New Roman" w:cs="Times New Roman"/>
+                <w:sz w:val="20"/>
+                <w:szCs w:val="20"/>
+              </w:rPr>
+            </w:pPr>
+            <w:r>
+              <w:rPr>
+                <w:rFonts w:ascii="Times New Roman" w:hAnsi="Times New Roman" w:cs="Times New Roman"/>
+                <w:sz w:val="20"/>
+                <w:szCs w:val="20"/>
+              </w:rPr>
+              <w:lastRenderedPageBreak/>
+              <w:t xml:space="preserve">3. </w:t>
+            </w:r>
+            <w:r>
+              <w:rPr>
+                <w:rFonts w:ascii="Times New Roman" w:hAnsi="Times New Roman" w:cs="Times New Roman"/>
+                <w:sz w:val="20"/>
+                <w:szCs w:val="20"/>
+              </w:rPr>
+              <w:t xml:space="preserve">Заявитель несет ответственность и гарантирует, что предоставленные Регистру сведения и документы в отношении объекта оказания услуг, указанного в п. 1 настоящего договора-заявки, являются полными, точными и достоверными. В случае, если указанные сведения и документы окажутся ложными, недостоверными и (или) неточными, Заявитель обязан возместить Регистру прямые, документально </w:t>
+            </w:r>
+            <w:r>
+              <w:rPr>
+                <w:rFonts w:ascii="Times New Roman" w:hAnsi="Times New Roman" w:cs="Times New Roman"/>
+                <w:sz w:val="20"/>
+                <w:szCs w:val="20"/>
+                <w:u w:val="single"/>
+              </w:rPr>
+              <w:t>подтвержденные</w:t>
+            </w:r>
+            <w:r>
+              <w:rPr>
+                <w:rFonts w:ascii="Times New Roman" w:hAnsi="Times New Roman" w:cs="Times New Roman"/>
+                <w:sz w:val="20"/>
+                <w:szCs w:val="20"/>
+              </w:rPr>
+              <w:t>, и/или косвенные убытки, возникшие в результате или в связи с недостоверностью или неточностью таких сведений и документов, не позднее 10 (десяти) рабочих дней со дня получения требования от Регистра. При этом Регистр вправе отказаться от исполнения настоящего договора-заявки в одностороннем (внесудебном) порядке</w:t>
+            </w:r>
+            <w:r>
+              <w:rPr>
+                <w:rFonts w:ascii="Times New Roman" w:hAnsi="Times New Roman" w:cs="Times New Roman"/>
+                <w:sz w:val="20"/>
+                <w:szCs w:val="20"/>
+              </w:rPr>
+              <w:t>.</w:t>
             </w:r>
           </w:p>
         </w:tc>
@@ -3110,19 +3847,26 @@
               <w:jc w:val="both"/>
               <w:rPr>
                 <w:rFonts w:ascii="Times New Roman" w:hAnsi="Times New Roman" w:cs="Times New Roman"/>
+                <w:sz w:val="20"/>
+                <w:szCs w:val="20"/>
                 <w:lang w:val="en-GB"/>
               </w:rPr>
             </w:pPr>
             <w:r>
               <w:rPr>
                 <w:rFonts w:ascii="Times New Roman" w:hAnsi="Times New Roman" w:cs="Times New Roman"/>
+                <w:sz w:val="20"/>
+                <w:szCs w:val="20"/>
                 <w:lang w:val="en-GB"/>
               </w:rPr>
-              <w:t>We</w:t>
-            </w:r>
-            <w:r>
-              <w:rPr>
-                <w:rFonts w:ascii="Times New Roman" w:hAnsi="Times New Roman" w:cs="Times New Roman"/>
+              <w:lastRenderedPageBreak/>
+              <w:t>2. The Applicant</w:t>
+            </w:r>
+            <w:r>
+              <w:rPr>
+                <w:rFonts w:ascii="Times New Roman" w:hAnsi="Times New Roman" w:cs="Times New Roman"/>
+                <w:sz w:val="20"/>
+                <w:szCs w:val="20"/>
                 <w:lang w:val="en-US"/>
               </w:rPr>
               <w:t xml:space="preserve"> </w:t>
@@ -3130,6 +3874,8 @@
             <w:r>
               <w:rPr>
                 <w:rFonts w:ascii="Times New Roman" w:hAnsi="Times New Roman" w:cs="Times New Roman"/>
+                <w:sz w:val="20"/>
+                <w:szCs w:val="20"/>
                 <w:lang w:val="en-GB"/>
               </w:rPr>
               <w:t>hereby</w:t>
@@ -3137,6 +3883,8 @@
             <w:r>
               <w:rPr>
                 <w:rFonts w:ascii="Times New Roman" w:hAnsi="Times New Roman" w:cs="Times New Roman"/>
+                <w:sz w:val="20"/>
+                <w:szCs w:val="20"/>
                 <w:lang w:val="en-US"/>
               </w:rPr>
               <w:t xml:space="preserve"> </w:t>
@@ -3144,6 +3892,8 @@
             <w:r>
               <w:rPr>
                 <w:rFonts w:ascii="Times New Roman" w:hAnsi="Times New Roman" w:cs="Times New Roman"/>
+                <w:sz w:val="20"/>
+                <w:szCs w:val="20"/>
                 <w:lang w:val="en-GB"/>
               </w:rPr>
               <w:t>undertake</w:t>
@@ -3151,6 +3901,17 @@
             <w:r>
               <w:rPr>
                 <w:rFonts w:ascii="Times New Roman" w:hAnsi="Times New Roman" w:cs="Times New Roman"/>
+                <w:sz w:val="20"/>
+                <w:szCs w:val="20"/>
+                <w:lang w:val="en-GB"/>
+              </w:rPr>
+              <w:t>s</w:t>
+            </w:r>
+            <w:r>
+              <w:rPr>
+                <w:rFonts w:ascii="Times New Roman" w:hAnsi="Times New Roman" w:cs="Times New Roman"/>
+                <w:sz w:val="20"/>
+                <w:szCs w:val="20"/>
                 <w:lang w:val="en-US"/>
               </w:rPr>
               <w:t xml:space="preserve"> </w:t>
@@ -3158,6 +3919,8 @@
             <w:r>
               <w:rPr>
                 <w:rFonts w:ascii="Times New Roman" w:hAnsi="Times New Roman" w:cs="Times New Roman"/>
+                <w:sz w:val="20"/>
+                <w:szCs w:val="20"/>
                 <w:lang w:val="en-GB"/>
               </w:rPr>
               <w:t>to</w:t>
@@ -3165,6 +3928,8 @@
             <w:r>
               <w:rPr>
                 <w:rFonts w:ascii="Times New Roman" w:hAnsi="Times New Roman" w:cs="Times New Roman"/>
+                <w:sz w:val="20"/>
+                <w:szCs w:val="20"/>
                 <w:lang w:val="en-US"/>
               </w:rPr>
               <w:t xml:space="preserve"> </w:t>
@@ -3172,6 +3937,8 @@
             <w:r>
               <w:rPr>
                 <w:rFonts w:ascii="Times New Roman" w:hAnsi="Times New Roman" w:cs="Times New Roman"/>
+                <w:sz w:val="20"/>
+                <w:szCs w:val="20"/>
                 <w:lang w:val="en-GB"/>
               </w:rPr>
               <w:t>provide</w:t>
@@ -3179,6 +3946,8 @@
             <w:r>
               <w:rPr>
                 <w:rFonts w:ascii="Times New Roman" w:hAnsi="Times New Roman" w:cs="Times New Roman"/>
+                <w:sz w:val="20"/>
+                <w:szCs w:val="20"/>
                 <w:lang w:val="en-US"/>
               </w:rPr>
               <w:t xml:space="preserve"> </w:t>
@@ -3186,6 +3955,8 @@
             <w:r>
               <w:rPr>
                 <w:rFonts w:ascii="Times New Roman" w:hAnsi="Times New Roman" w:cs="Times New Roman"/>
+                <w:sz w:val="20"/>
+                <w:szCs w:val="20"/>
                 <w:lang w:val="en-GB"/>
               </w:rPr>
               <w:t>all</w:t>
@@ -3193,6 +3964,8 @@
             <w:r>
               <w:rPr>
                 <w:rFonts w:ascii="Times New Roman" w:hAnsi="Times New Roman" w:cs="Times New Roman"/>
+                <w:sz w:val="20"/>
+                <w:szCs w:val="20"/>
                 <w:lang w:val="en-US"/>
               </w:rPr>
               <w:t xml:space="preserve"> </w:t>
@@ -3200,6 +3973,8 @@
             <w:r>
               <w:rPr>
                 <w:rFonts w:ascii="Times New Roman" w:hAnsi="Times New Roman" w:cs="Times New Roman"/>
+                <w:sz w:val="20"/>
+                <w:szCs w:val="20"/>
                 <w:lang w:val="en-GB"/>
               </w:rPr>
               <w:t>necessary</w:t>
@@ -3207,6 +3982,8 @@
             <w:r>
               <w:rPr>
                 <w:rFonts w:ascii="Times New Roman" w:hAnsi="Times New Roman" w:cs="Times New Roman"/>
+                <w:sz w:val="20"/>
+                <w:szCs w:val="20"/>
                 <w:lang w:val="en-US"/>
               </w:rPr>
               <w:t xml:space="preserve"> </w:t>
@@ -3214,6 +3991,8 @@
             <w:r>
               <w:rPr>
                 <w:rFonts w:ascii="Times New Roman" w:hAnsi="Times New Roman" w:cs="Times New Roman"/>
+                <w:sz w:val="20"/>
+                <w:szCs w:val="20"/>
                 <w:lang w:val="en-GB"/>
               </w:rPr>
               <w:t>facilities</w:t>
@@ -3221,6 +4000,8 @@
             <w:r>
               <w:rPr>
                 <w:rFonts w:ascii="Times New Roman" w:hAnsi="Times New Roman" w:cs="Times New Roman"/>
+                <w:sz w:val="20"/>
+                <w:szCs w:val="20"/>
                 <w:lang w:val="en-US"/>
               </w:rPr>
               <w:t xml:space="preserve"> </w:t>
@@ -3228,6 +4009,8 @@
             <w:r>
               <w:rPr>
                 <w:rFonts w:ascii="Times New Roman" w:hAnsi="Times New Roman" w:cs="Times New Roman"/>
+                <w:sz w:val="20"/>
+                <w:szCs w:val="20"/>
                 <w:lang w:val="en-GB"/>
               </w:rPr>
               <w:t>and</w:t>
@@ -3235,6 +4018,8 @@
             <w:r>
               <w:rPr>
                 <w:rFonts w:ascii="Times New Roman" w:hAnsi="Times New Roman" w:cs="Times New Roman"/>
+                <w:sz w:val="20"/>
+                <w:szCs w:val="20"/>
                 <w:lang w:val="en-US"/>
               </w:rPr>
               <w:t xml:space="preserve"> </w:t>
@@ -3242,6 +4027,8 @@
             <w:r>
               <w:rPr>
                 <w:rFonts w:ascii="Times New Roman" w:hAnsi="Times New Roman" w:cs="Times New Roman"/>
+                <w:sz w:val="20"/>
+                <w:szCs w:val="20"/>
                 <w:lang w:val="en-GB"/>
               </w:rPr>
               <w:t>ensure</w:t>
@@ -3249,6 +4036,8 @@
             <w:r>
               <w:rPr>
                 <w:rFonts w:ascii="Times New Roman" w:hAnsi="Times New Roman" w:cs="Times New Roman"/>
+                <w:sz w:val="20"/>
+                <w:szCs w:val="20"/>
                 <w:lang w:val="en-US"/>
               </w:rPr>
               <w:t xml:space="preserve"> </w:t>
@@ -3256,6 +4045,8 @@
             <w:r>
               <w:rPr>
                 <w:rFonts w:ascii="Times New Roman" w:hAnsi="Times New Roman" w:cs="Times New Roman"/>
+                <w:sz w:val="20"/>
+                <w:szCs w:val="20"/>
                 <w:lang w:val="en-GB"/>
               </w:rPr>
               <w:t>fulfilment</w:t>
@@ -3263,6 +4054,8 @@
             <w:r>
               <w:rPr>
                 <w:rFonts w:ascii="Times New Roman" w:hAnsi="Times New Roman" w:cs="Times New Roman"/>
+                <w:sz w:val="20"/>
+                <w:szCs w:val="20"/>
                 <w:lang w:val="en-US"/>
               </w:rPr>
               <w:t xml:space="preserve"> </w:t>
@@ -3270,6 +4063,8 @@
             <w:r>
               <w:rPr>
                 <w:rFonts w:ascii="Times New Roman" w:hAnsi="Times New Roman" w:cs="Times New Roman"/>
+                <w:sz w:val="20"/>
+                <w:szCs w:val="20"/>
                 <w:lang w:val="en-GB"/>
               </w:rPr>
               <w:t>of</w:t>
@@ -3277,6 +4072,8 @@
             <w:r>
               <w:rPr>
                 <w:rFonts w:ascii="Times New Roman" w:hAnsi="Times New Roman" w:cs="Times New Roman"/>
+                <w:sz w:val="20"/>
+                <w:szCs w:val="20"/>
                 <w:lang w:val="en-US"/>
               </w:rPr>
               <w:t xml:space="preserve"> </w:t>
@@ -3284,6 +4081,8 @@
             <w:r>
               <w:rPr>
                 <w:rFonts w:ascii="Times New Roman" w:hAnsi="Times New Roman" w:cs="Times New Roman"/>
+                <w:sz w:val="20"/>
+                <w:szCs w:val="20"/>
                 <w:lang w:val="en-GB"/>
               </w:rPr>
               <w:t>the</w:t>
@@ -3291,6 +4090,8 @@
             <w:r>
               <w:rPr>
                 <w:rFonts w:ascii="Times New Roman" w:hAnsi="Times New Roman" w:cs="Times New Roman"/>
+                <w:sz w:val="20"/>
+                <w:szCs w:val="20"/>
                 <w:lang w:val="en-US"/>
               </w:rPr>
               <w:t xml:space="preserve"> </w:t>
@@ -3298,6 +4099,8 @@
             <w:r>
               <w:rPr>
                 <w:rFonts w:ascii="Times New Roman" w:hAnsi="Times New Roman" w:cs="Times New Roman"/>
+                <w:sz w:val="20"/>
+                <w:szCs w:val="20"/>
                 <w:lang w:val="en-GB"/>
               </w:rPr>
               <w:t>labour</w:t>
@@ -3305,6 +4108,8 @@
             <w:r>
               <w:rPr>
                 <w:rFonts w:ascii="Times New Roman" w:hAnsi="Times New Roman" w:cs="Times New Roman"/>
+                <w:sz w:val="20"/>
+                <w:szCs w:val="20"/>
                 <w:lang w:val="en-US"/>
               </w:rPr>
               <w:t xml:space="preserve"> </w:t>
@@ -3312,6 +4117,8 @@
             <w:r>
               <w:rPr>
                 <w:rFonts w:ascii="Times New Roman" w:hAnsi="Times New Roman" w:cs="Times New Roman"/>
+                <w:sz w:val="20"/>
+                <w:szCs w:val="20"/>
                 <w:lang w:val="en-GB"/>
               </w:rPr>
               <w:t>safety</w:t>
@@ -3319,6 +4126,8 @@
             <w:r>
               <w:rPr>
                 <w:rFonts w:ascii="Times New Roman" w:hAnsi="Times New Roman" w:cs="Times New Roman"/>
+                <w:sz w:val="20"/>
+                <w:szCs w:val="20"/>
                 <w:lang w:val="en-US"/>
               </w:rPr>
               <w:t xml:space="preserve"> </w:t>
@@ -3326,6 +4135,8 @@
             <w:r>
               <w:rPr>
                 <w:rFonts w:ascii="Times New Roman" w:hAnsi="Times New Roman" w:cs="Times New Roman"/>
+                <w:sz w:val="20"/>
+                <w:szCs w:val="20"/>
                 <w:lang w:val="en-GB"/>
               </w:rPr>
               <w:t>while</w:t>
@@ -3333,6 +4144,8 @@
             <w:r>
               <w:rPr>
                 <w:rFonts w:ascii="Times New Roman" w:hAnsi="Times New Roman" w:cs="Times New Roman"/>
+                <w:sz w:val="20"/>
+                <w:szCs w:val="20"/>
                 <w:lang w:val="en-US"/>
               </w:rPr>
               <w:t xml:space="preserve"> </w:t>
@@ -3340,6 +4153,8 @@
             <w:r>
               <w:rPr>
                 <w:rFonts w:ascii="Times New Roman" w:hAnsi="Times New Roman" w:cs="Times New Roman"/>
+                <w:sz w:val="20"/>
+                <w:szCs w:val="20"/>
                 <w:lang w:val="en-GB"/>
               </w:rPr>
               <w:t>being</w:t>
@@ -3347,6 +4162,8 @@
             <w:r>
               <w:rPr>
                 <w:rFonts w:ascii="Times New Roman" w:hAnsi="Times New Roman" w:cs="Times New Roman"/>
+                <w:sz w:val="20"/>
+                <w:szCs w:val="20"/>
                 <w:lang w:val="en-US"/>
               </w:rPr>
               <w:t xml:space="preserve"> </w:t>
@@ -3354,6 +4171,8 @@
             <w:r>
               <w:rPr>
                 <w:rFonts w:ascii="Times New Roman" w:hAnsi="Times New Roman" w:cs="Times New Roman"/>
+                <w:sz w:val="20"/>
+                <w:szCs w:val="20"/>
                 <w:lang w:val="en-GB"/>
               </w:rPr>
               <w:t>surveyed</w:t>
@@ -3361,6 +4180,8 @@
             <w:r>
               <w:rPr>
                 <w:rFonts w:ascii="Times New Roman" w:hAnsi="Times New Roman" w:cs="Times New Roman"/>
+                <w:sz w:val="20"/>
+                <w:szCs w:val="20"/>
                 <w:lang w:val="en-US"/>
               </w:rPr>
               <w:t xml:space="preserve"> </w:t>
@@ -3368,6 +4189,8 @@
             <w:r>
               <w:rPr>
                 <w:rFonts w:ascii="Times New Roman" w:hAnsi="Times New Roman" w:cs="Times New Roman"/>
+                <w:sz w:val="20"/>
+                <w:szCs w:val="20"/>
                 <w:lang w:val="en-GB"/>
               </w:rPr>
               <w:t>by</w:t>
@@ -3375,6 +4198,8 @@
             <w:r>
               <w:rPr>
                 <w:rFonts w:ascii="Times New Roman" w:hAnsi="Times New Roman" w:cs="Times New Roman"/>
+                <w:sz w:val="20"/>
+                <w:szCs w:val="20"/>
                 <w:lang w:val="en-US"/>
               </w:rPr>
               <w:t xml:space="preserve"> </w:t>
@@ -3382,9 +4207,124 @@
             <w:r>
               <w:rPr>
                 <w:rFonts w:ascii="Times New Roman" w:hAnsi="Times New Roman" w:cs="Times New Roman"/>
+                <w:sz w:val="20"/>
+                <w:szCs w:val="20"/>
                 <w:lang w:val="en-GB"/>
               </w:rPr>
               <w:t>the Register.</w:t>
+            </w:r>
+          </w:p>
+          <w:p>
+            <w:pPr>
+              <w:jc w:val="both"/>
+              <w:rPr>
+                <w:rFonts w:ascii="Times New Roman" w:hAnsi="Times New Roman" w:cs="Times New Roman"/>
+                <w:sz w:val="20"/>
+                <w:szCs w:val="20"/>
+                <w:lang w:val="en-GB"/>
+              </w:rPr>
+            </w:pPr>
+          </w:p>
+          <w:p>
+            <w:pPr>
+              <w:jc w:val="both"/>
+              <w:rPr>
+                <w:rFonts w:ascii="Times New Roman" w:hAnsi="Times New Roman" w:cs="Times New Roman"/>
+                <w:sz w:val="20"/>
+                <w:szCs w:val="20"/>
+                <w:lang w:val="en-US"/>
+              </w:rPr>
+            </w:pPr>
+            <w:r>
+              <w:rPr>
+                <w:rFonts w:ascii="Times New Roman" w:hAnsi="Times New Roman" w:cs="Times New Roman"/>
+                <w:sz w:val="20"/>
+                <w:szCs w:val="20"/>
+                <w:lang w:val="en-US"/>
+              </w:rPr>
+              <w:lastRenderedPageBreak/>
+              <w:t xml:space="preserve">3. </w:t>
+            </w:r>
+            <w:r>
+              <w:rPr>
+                <w:rFonts w:ascii="Times New Roman" w:hAnsi="Times New Roman" w:cs="Times New Roman"/>
+                <w:sz w:val="20"/>
+                <w:szCs w:val="20"/>
+                <w:lang w:val="en-US"/>
+              </w:rPr>
+              <w:t xml:space="preserve">The Applicant is responsible and guarantees that the information and documents provided to the Register in relation to the item of </w:t>
+            </w:r>
+            <w:r>
+              <w:rPr>
+                <w:rFonts w:ascii="Times New Roman" w:hAnsi="Times New Roman" w:cs="Times New Roman"/>
+                <w:sz w:val="20"/>
+                <w:szCs w:val="20"/>
+                <w:lang w:val="en-US"/>
+              </w:rPr>
+              <w:t>service rendering</w:t>
+            </w:r>
+            <w:r>
+              <w:rPr>
+                <w:rFonts w:ascii="Times New Roman" w:hAnsi="Times New Roman" w:cs="Times New Roman"/>
+                <w:sz w:val="20"/>
+                <w:szCs w:val="20"/>
+                <w:lang w:val="en-US"/>
+              </w:rPr>
+              <w:t xml:space="preserve"> specified in clause 1</w:t>
+            </w:r>
+            <w:r>
+              <w:rPr>
+                <w:rFonts w:ascii="Times New Roman" w:hAnsi="Times New Roman" w:cs="Times New Roman"/>
+                <w:sz w:val="20"/>
+                <w:szCs w:val="20"/>
+                <w:lang w:val="en-US"/>
+              </w:rPr>
+              <w:t xml:space="preserve"> hereof </w:t>
+            </w:r>
+            <w:r>
+              <w:rPr>
+                <w:rFonts w:ascii="Times New Roman" w:hAnsi="Times New Roman" w:cs="Times New Roman"/>
+                <w:sz w:val="20"/>
+                <w:szCs w:val="20"/>
+                <w:lang w:val="en-US"/>
+              </w:rPr>
+              <w:t>are complete, accurate and reliable. If the specified information and documents turn out to be false, unreliable and/or inaccurate, the Applicant is obliged to compensate the Register for direct, documented, and/or indirect losses resulting from or in connection with the unreliability or inaccuracy of such information</w:t>
+            </w:r>
+            <w:r>
+              <w:rPr>
+                <w:rFonts w:ascii="Times New Roman" w:hAnsi="Times New Roman" w:cs="Times New Roman"/>
+                <w:sz w:val="20"/>
+                <w:szCs w:val="20"/>
+                <w:lang w:val="en-US"/>
+              </w:rPr>
+              <w:t xml:space="preserve"> and documents</w:t>
+            </w:r>
+            <w:r>
+              <w:rPr>
+                <w:rFonts w:ascii="Times New Roman" w:hAnsi="Times New Roman" w:cs="Times New Roman"/>
+                <w:sz w:val="20"/>
+                <w:szCs w:val="20"/>
+                <w:lang w:val="en-US"/>
+              </w:rPr>
+              <w:t xml:space="preserve">, no later than 10 (ten) working days from the date of receipt of the request from the Register. In this case, the Register </w:t>
+            </w:r>
+            <w:r>
+              <w:rPr>
+                <w:rFonts w:ascii="Times New Roman" w:hAnsi="Times New Roman" w:cs="Times New Roman"/>
+                <w:sz w:val="20"/>
+                <w:szCs w:val="20"/>
+                <w:lang w:val="en-US"/>
+              </w:rPr>
+              <w:t>is entitled</w:t>
+            </w:r>
+            <w:r>
+              <w:rPr>
+                <w:rFonts w:ascii="Times New Roman" w:hAnsi="Times New Roman" w:cs="Times New Roman"/>
+                <w:sz w:val="20"/>
+                <w:szCs w:val="20"/>
+                <w:lang w:val="en-US"/>
+              </w:rPr>
+              <w:t xml:space="preserve"> to cancel this Contract-Request unilaterally (out of court).</w:t>
             </w:r>
           </w:p>
         </w:tc>
@@ -3400,145 +4340,104 @@
               <w:jc w:val="both"/>
               <w:rPr>
                 <w:rFonts w:ascii="Times New Roman" w:hAnsi="Times New Roman" w:cs="Times New Roman"/>
-              </w:rPr>
-            </w:pPr>
-            <w:r>
-              <w:rPr>
-                <w:rFonts w:ascii="Times New Roman" w:hAnsi="Times New Roman" w:cs="Times New Roman"/>
-              </w:rPr>
-              <w:t>3. </w:t>
-            </w:r>
-            <w:r>
-              <w:rPr>
-                <w:rFonts w:ascii="Times New Roman" w:hAnsi="Times New Roman" w:cs="Times New Roman"/>
-              </w:rPr>
-              <w:t>Ориентировочное место и дата начала освидетельствования (страна, город, дата)</w:t>
-            </w:r>
-            <w:r>
-              <w:rPr>
-                <w:rFonts w:ascii="Times New Roman" w:hAnsi="Times New Roman" w:cs="Times New Roman"/>
-              </w:rPr>
-              <w:t>:</w:t>
-            </w:r>
-            <w:r>
-              <w:rPr>
-                <w:rFonts w:ascii="Times New Roman" w:hAnsi="Times New Roman" w:cs="Times New Roman"/>
-              </w:rPr>
-              <w:t xml:space="preserve"> </w:t>
+                <w:sz w:val="20"/>
+                <w:szCs w:val="20"/>
+              </w:rPr>
+            </w:pPr>
+            <w:r>
+              <w:rPr>
+                <w:rFonts w:ascii="Times New Roman" w:hAnsi="Times New Roman" w:cs="Times New Roman"/>
+                <w:sz w:val="20"/>
+                <w:szCs w:val="20"/>
+              </w:rPr>
+              <w:lastRenderedPageBreak/>
+              <w:t>4</w:t>
+            </w:r>
+            <w:r>
+              <w:rPr>
+                <w:rFonts w:ascii="Times New Roman" w:hAnsi="Times New Roman" w:cs="Times New Roman"/>
+                <w:sz w:val="20"/>
+                <w:szCs w:val="20"/>
+              </w:rPr>
+              <w:t>. </w:t>
+            </w:r>
+            <w:r>
+              <w:rPr>
+                <w:rFonts w:ascii="Times New Roman" w:hAnsi="Times New Roman" w:cs="Times New Roman"/>
+                <w:sz w:val="20"/>
+                <w:szCs w:val="20"/>
+              </w:rPr>
+              <w:t xml:space="preserve">Ориентировочное место и дата начала оказания услуг (страна, город, дата): </w:t>
             </w:r>
             <w:proofErr w:type="gramStart"/>
             <w:r>
               <w:rPr>
                 <w:rFonts w:ascii="Times New Roman" w:hAnsi="Times New Roman" w:cs="Times New Roman"/>
+                <w:sz w:val="20"/>
+                <w:szCs w:val="20"/>
+              </w:rPr>
+              <w:t xml:space="preserve">{{ </w:t>
+            </w:r>
+            <w:proofErr w:type="spellStart"/>
+            <w:r>
+              <w:rPr>
+                <w:rFonts w:ascii="Times New Roman" w:hAnsi="Times New Roman" w:cs="Times New Roman"/>
+                <w:sz w:val="20"/>
+                <w:szCs w:val="20"/>
+              </w:rPr>
+              <w:t>city</w:t>
+            </w:r>
+            <w:proofErr w:type="gramEnd"/>
+            <w:r>
+              <w:rPr>
+                <w:rFonts w:ascii="Times New Roman" w:hAnsi="Times New Roman" w:cs="Times New Roman"/>
+                <w:sz w:val="20"/>
+                <w:szCs w:val="20"/>
               </w:rPr>
               <w:t>_</w:t>
             </w:r>
-            <w:r>
-              <w:rPr>
-                <w:rFonts w:ascii="Times New Roman" w:hAnsi="Times New Roman" w:cs="Times New Roman"/>
-                <w:u w:val="single"/>
-              </w:rPr>
-              <w:t>{</w:t>
-            </w:r>
+            <w:proofErr w:type="gramStart"/>
+            <w:r>
+              <w:rPr>
+                <w:rFonts w:ascii="Times New Roman" w:hAnsi="Times New Roman" w:cs="Times New Roman"/>
+                <w:sz w:val="20"/>
+                <w:szCs w:val="20"/>
+              </w:rPr>
+              <w:t>ru</w:t>
+            </w:r>
+            <w:proofErr w:type="spellEnd"/>
+            <w:r>
+              <w:rPr>
+                <w:rFonts w:ascii="Times New Roman" w:hAnsi="Times New Roman" w:cs="Times New Roman"/>
+                <w:sz w:val="20"/>
+                <w:szCs w:val="20"/>
+              </w:rPr>
+              <w:t xml:space="preserve"> }},_{{ </w:t>
+            </w:r>
+            <w:proofErr w:type="spellStart"/>
+            <w:r>
+              <w:rPr>
+                <w:rFonts w:ascii="Times New Roman" w:hAnsi="Times New Roman" w:cs="Times New Roman"/>
+                <w:sz w:val="20"/>
+                <w:szCs w:val="20"/>
+              </w:rPr>
+              <w:t>date</w:t>
+            </w:r>
+            <w:proofErr w:type="spellEnd"/>
             <w:proofErr w:type="gramEnd"/>
             <w:r>
               <w:rPr>
                 <w:rFonts w:ascii="Times New Roman" w:hAnsi="Times New Roman" w:cs="Times New Roman"/>
-                <w:u w:val="single"/>
-              </w:rPr>
-              <w:t xml:space="preserve">{ </w:t>
-            </w:r>
-            <w:r>
-              <w:rPr>
-                <w:rFonts w:ascii="Times New Roman" w:hAnsi="Times New Roman" w:cs="Times New Roman"/>
-                <w:u w:val="single"/>
-                <w:lang w:val="en-US"/>
-              </w:rPr>
-              <w:t>city</w:t>
-            </w:r>
-            <w:r>
-              <w:rPr>
-                <w:rFonts w:ascii="Times New Roman" w:hAnsi="Times New Roman" w:cs="Times New Roman"/>
-                <w:u w:val="single"/>
-              </w:rPr>
-              <w:t>_</w:t>
-            </w:r>
-            <w:proofErr w:type="spellStart"/>
-            <w:r>
-              <w:rPr>
-                <w:rFonts w:ascii="Times New Roman" w:hAnsi="Times New Roman" w:cs="Times New Roman"/>
-                <w:u w:val="single"/>
-                <w:lang w:val="en-US"/>
-              </w:rPr>
-              <w:t>ru</w:t>
-            </w:r>
-            <w:proofErr w:type="spellEnd"/>
-            <w:r>
-              <w:rPr>
-                <w:rFonts w:ascii="Times New Roman" w:hAnsi="Times New Roman" w:cs="Times New Roman"/>
-                <w:u w:val="single"/>
-              </w:rPr>
-              <w:t xml:space="preserve"> </w:t>
-            </w:r>
-            <w:r>
-              <w:rPr>
-                <w:rFonts w:ascii="Times New Roman" w:hAnsi="Times New Roman" w:cs="Times New Roman"/>
-                <w:u w:val="single"/>
-              </w:rPr>
-              <w:t>}</w:t>
-            </w:r>
-            <w:r>
-              <w:rPr>
-                <w:rFonts w:ascii="Times New Roman" w:hAnsi="Times New Roman" w:cs="Times New Roman"/>
-                <w:u w:val="single"/>
-              </w:rPr>
-              <w:t>}</w:t>
-            </w:r>
-            <w:r>
-              <w:rPr>
-                <w:rFonts w:ascii="Times New Roman" w:hAnsi="Times New Roman" w:cs="Times New Roman"/>
-                <w:u w:val="single"/>
-              </w:rPr>
-              <w:t>,</w:t>
-            </w:r>
-            <w:r>
-              <w:rPr>
-                <w:rFonts w:ascii="Times New Roman" w:hAnsi="Times New Roman" w:cs="Times New Roman"/>
-                <w:u w:val="single"/>
-              </w:rPr>
-              <w:t>_</w:t>
-            </w:r>
-            <w:r>
-              <w:rPr>
-                <w:rFonts w:ascii="Times New Roman" w:hAnsi="Times New Roman" w:cs="Times New Roman"/>
-                <w:u w:val="single"/>
-              </w:rPr>
-              <w:t xml:space="preserve">{{ </w:t>
-            </w:r>
-            <w:r>
-              <w:rPr>
-                <w:rFonts w:ascii="Times New Roman" w:hAnsi="Times New Roman" w:cs="Times New Roman"/>
-                <w:u w:val="single"/>
-                <w:lang w:val="en-US"/>
-              </w:rPr>
-              <w:t>date</w:t>
-            </w:r>
-            <w:r>
-              <w:rPr>
-                <w:rFonts w:ascii="Times New Roman" w:hAnsi="Times New Roman" w:cs="Times New Roman"/>
-                <w:u w:val="single"/>
+                <w:sz w:val="20"/>
+                <w:szCs w:val="20"/>
               </w:rPr>
               <w:t xml:space="preserve"> }}</w:t>
             </w:r>
             <w:r>
               <w:rPr>
                 <w:rFonts w:ascii="Times New Roman" w:hAnsi="Times New Roman" w:cs="Times New Roman"/>
-              </w:rPr>
-              <w:t>_</w:t>
-            </w:r>
-            <w:r>
-              <w:rPr>
-                <w:rFonts w:ascii="Times New Roman" w:hAnsi="Times New Roman" w:cs="Times New Roman"/>
+                <w:sz w:val="20"/>
+                <w:szCs w:val="20"/>
               </w:rPr>
               <w:t>.</w:t>
             </w:r>
@@ -3554,28 +4453,43 @@
               <w:jc w:val="both"/>
               <w:rPr>
                 <w:rFonts w:ascii="Times New Roman" w:hAnsi="Times New Roman" w:cs="Times New Roman"/>
+                <w:sz w:val="20"/>
+                <w:szCs w:val="20"/>
+                <w:lang w:val="en-US"/>
+              </w:rPr>
+            </w:pPr>
+            <w:r>
+              <w:rPr>
+                <w:rFonts w:ascii="Times New Roman" w:hAnsi="Times New Roman" w:cs="Times New Roman"/>
+                <w:sz w:val="20"/>
+                <w:szCs w:val="20"/>
                 <w:lang w:val="en-GB"/>
               </w:rPr>
-            </w:pPr>
-            <w:r>
-              <w:rPr>
-                <w:rFonts w:ascii="Times New Roman" w:hAnsi="Times New Roman" w:cs="Times New Roman"/>
+              <w:t xml:space="preserve">4. </w:t>
+            </w:r>
+            <w:r>
+              <w:rPr>
+                <w:rFonts w:ascii="Times New Roman" w:hAnsi="Times New Roman" w:cs="Times New Roman"/>
+                <w:sz w:val="20"/>
+                <w:szCs w:val="20"/>
                 <w:lang w:val="en-GB"/>
               </w:rPr>
-              <w:t>Preliminary location and date of survey commencement</w:t>
-            </w:r>
-          </w:p>
-          <w:p>
-            <w:pPr>
-              <w:jc w:val="both"/>
-              <w:rPr>
-                <w:rFonts w:ascii="Times New Roman" w:hAnsi="Times New Roman" w:cs="Times New Roman"/>
+              <w:t>Preliminary location and date of commencement</w:t>
+            </w:r>
+            <w:r>
+              <w:rPr>
+                <w:rFonts w:ascii="Times New Roman" w:hAnsi="Times New Roman" w:cs="Times New Roman"/>
+                <w:sz w:val="20"/>
+                <w:szCs w:val="20"/>
                 <w:lang w:val="en-GB"/>
               </w:rPr>
-            </w:pPr>
-            <w:r>
-              <w:rPr>
-                <w:rFonts w:ascii="Times New Roman" w:hAnsi="Times New Roman" w:cs="Times New Roman"/>
+              <w:t xml:space="preserve"> of service rendering</w:t>
+            </w:r>
+            <w:r>
+              <w:rPr>
+                <w:rFonts w:ascii="Times New Roman" w:hAnsi="Times New Roman" w:cs="Times New Roman"/>
+                <w:sz w:val="20"/>
+                <w:szCs w:val="20"/>
                 <w:lang w:val="en-GB"/>
               </w:rPr>
               <w:t xml:space="preserve"> (country, city, date)</w:t>
@@ -3583,6 +4497,8 @@
             <w:r>
               <w:rPr>
                 <w:rFonts w:ascii="Times New Roman" w:hAnsi="Times New Roman" w:cs="Times New Roman"/>
+                <w:sz w:val="20"/>
+                <w:szCs w:val="20"/>
                 <w:lang w:val="en-US"/>
               </w:rPr>
               <w:t>:</w:t>
@@ -3590,6 +4506,8 @@
             <w:r>
               <w:rPr>
                 <w:rFonts w:ascii="Times New Roman" w:hAnsi="Times New Roman" w:cs="Times New Roman"/>
+                <w:sz w:val="20"/>
+                <w:szCs w:val="20"/>
                 <w:lang w:val="en-US"/>
               </w:rPr>
               <w:t xml:space="preserve"> </w:t>
@@ -3598,86 +4516,73 @@
             <w:r>
               <w:rPr>
                 <w:rFonts w:ascii="Times New Roman" w:hAnsi="Times New Roman" w:cs="Times New Roman"/>
+                <w:sz w:val="20"/>
+                <w:szCs w:val="20"/>
+                <w:u w:val="single"/>
+                <w:lang w:val="en-US"/>
+              </w:rPr>
+              <w:t xml:space="preserve">{{ </w:t>
+            </w:r>
+            <w:proofErr w:type="spellStart"/>
+            <w:r>
+              <w:rPr>
+                <w:rFonts w:ascii="Times New Roman" w:hAnsi="Times New Roman" w:cs="Times New Roman"/>
+                <w:sz w:val="20"/>
+                <w:szCs w:val="20"/>
+                <w:u w:val="single"/>
+                <w:lang w:val="en-US"/>
+              </w:rPr>
+              <w:t>city</w:t>
+            </w:r>
+            <w:proofErr w:type="gramEnd"/>
+            <w:r>
+              <w:rPr>
+                <w:rFonts w:ascii="Times New Roman" w:hAnsi="Times New Roman" w:cs="Times New Roman"/>
+                <w:sz w:val="20"/>
+                <w:szCs w:val="20"/>
+                <w:u w:val="single"/>
                 <w:lang w:val="en-US"/>
               </w:rPr>
               <w:t>_</w:t>
             </w:r>
-            <w:r>
-              <w:rPr>
-                <w:rFonts w:ascii="Times New Roman" w:hAnsi="Times New Roman" w:cs="Times New Roman"/>
+            <w:proofErr w:type="gramStart"/>
+            <w:r>
+              <w:rPr>
+                <w:rFonts w:ascii="Times New Roman" w:hAnsi="Times New Roman" w:cs="Times New Roman"/>
+                <w:sz w:val="20"/>
+                <w:szCs w:val="20"/>
                 <w:u w:val="single"/>
                 <w:lang w:val="en-US"/>
               </w:rPr>
-              <w:t>{</w:t>
+              <w:t>en</w:t>
+            </w:r>
+            <w:proofErr w:type="spellEnd"/>
+            <w:r>
+              <w:rPr>
+                <w:rFonts w:ascii="Times New Roman" w:hAnsi="Times New Roman" w:cs="Times New Roman"/>
+                <w:sz w:val="20"/>
+                <w:szCs w:val="20"/>
+                <w:u w:val="single"/>
+                <w:lang w:val="en-US"/>
+              </w:rPr>
+              <w:t xml:space="preserve"> }},_{{ date</w:t>
             </w:r>
             <w:proofErr w:type="gramEnd"/>
             <w:r>
               <w:rPr>
                 <w:rFonts w:ascii="Times New Roman" w:hAnsi="Times New Roman" w:cs="Times New Roman"/>
+                <w:sz w:val="20"/>
+                <w:szCs w:val="20"/>
                 <w:u w:val="single"/>
                 <w:lang w:val="en-US"/>
               </w:rPr>
-              <w:t xml:space="preserve">{ </w:t>
-            </w:r>
-            <w:proofErr w:type="spellStart"/>
-            <w:r>
-              <w:rPr>
-                <w:rFonts w:ascii="Times New Roman" w:hAnsi="Times New Roman" w:cs="Times New Roman"/>
-                <w:u w:val="single"/>
-                <w:lang w:val="en-US"/>
-              </w:rPr>
-              <w:t>city</w:t>
-            </w:r>
-            <w:r>
-              <w:rPr>
-                <w:rFonts w:ascii="Times New Roman" w:hAnsi="Times New Roman" w:cs="Times New Roman"/>
-                <w:u w:val="single"/>
-                <w:lang w:val="en-US"/>
-              </w:rPr>
-              <w:t>_en</w:t>
-            </w:r>
-            <w:proofErr w:type="spellEnd"/>
-            <w:r>
-              <w:rPr>
-                <w:rFonts w:ascii="Times New Roman" w:hAnsi="Times New Roman" w:cs="Times New Roman"/>
-                <w:u w:val="single"/>
-                <w:lang w:val="en-US"/>
-              </w:rPr>
               <w:t xml:space="preserve"> }}</w:t>
             </w:r>
             <w:r>
               <w:rPr>
                 <w:rFonts w:ascii="Times New Roman" w:hAnsi="Times New Roman" w:cs="Times New Roman"/>
-                <w:u w:val="single"/>
-                <w:lang w:val="en-US"/>
-              </w:rPr>
-              <w:t>,</w:t>
-            </w:r>
-            <w:r>
-              <w:rPr>
-                <w:rFonts w:ascii="Times New Roman" w:hAnsi="Times New Roman" w:cs="Times New Roman"/>
-                <w:lang w:val="en-US"/>
-              </w:rPr>
-              <w:t>_</w:t>
-            </w:r>
-            <w:r>
-              <w:rPr>
-                <w:rFonts w:ascii="Times New Roman" w:hAnsi="Times New Roman" w:cs="Times New Roman"/>
-                <w:u w:val="single"/>
-                <w:lang w:val="en-US"/>
-              </w:rPr>
-              <w:t>{{ date }}</w:t>
-            </w:r>
-            <w:r>
-              <w:rPr>
-                <w:rFonts w:ascii="Times New Roman" w:hAnsi="Times New Roman" w:cs="Times New Roman"/>
-                <w:lang w:val="en-US"/>
-              </w:rPr>
-              <w:t>_</w:t>
-            </w:r>
-            <w:r>
-              <w:rPr>
-                <w:rFonts w:ascii="Times New Roman" w:hAnsi="Times New Roman" w:cs="Times New Roman"/>
+                <w:sz w:val="20"/>
+                <w:szCs w:val="20"/>
                 <w:lang w:val="en-GB"/>
               </w:rPr>
               <w:t>.</w:t>
@@ -3696,20 +4601,103 @@
               <w:jc w:val="both"/>
               <w:rPr>
                 <w:rFonts w:ascii="Times New Roman" w:hAnsi="Times New Roman" w:cs="Times New Roman"/>
-              </w:rPr>
-            </w:pPr>
-            <w:r>
-              <w:rPr>
-                <w:rFonts w:ascii="Times New Roman" w:hAnsi="Times New Roman" w:cs="Times New Roman"/>
-              </w:rPr>
-              <w:lastRenderedPageBreak/>
-              <w:t>4. </w:t>
-            </w:r>
-            <w:r>
-              <w:rPr>
-                <w:rFonts w:ascii="Times New Roman" w:hAnsi="Times New Roman" w:cs="Times New Roman"/>
-              </w:rPr>
-              <w:t>Оплату оказанных услуг в соответствии с положениями Общих условий оказания услуг Регистром гарантируем.</w:t>
+                <w:sz w:val="20"/>
+                <w:szCs w:val="20"/>
+              </w:rPr>
+            </w:pPr>
+            <w:r>
+              <w:rPr>
+                <w:rFonts w:ascii="Times New Roman" w:hAnsi="Times New Roman" w:cs="Times New Roman"/>
+                <w:sz w:val="20"/>
+                <w:szCs w:val="20"/>
+              </w:rPr>
+              <w:t>5</w:t>
+            </w:r>
+            <w:r>
+              <w:rPr>
+                <w:rFonts w:ascii="Times New Roman" w:hAnsi="Times New Roman" w:cs="Times New Roman"/>
+                <w:sz w:val="20"/>
+                <w:szCs w:val="20"/>
+              </w:rPr>
+              <w:t>. </w:t>
+            </w:r>
+            <w:r>
+              <w:rPr>
+                <w:rFonts w:ascii="Times New Roman" w:hAnsi="Times New Roman" w:cs="Times New Roman"/>
+                <w:sz w:val="20"/>
+                <w:szCs w:val="20"/>
+              </w:rPr>
+              <w:t xml:space="preserve">Стоимость услуг Регистра определяется в соответствии с утвержденными в установленном порядке документами о правилах ценообразования на услуги Регистра и составляет </w:t>
+            </w:r>
+            <w:proofErr w:type="gramStart"/>
+            <w:r>
+              <w:rPr>
+                <w:rFonts w:ascii="Times New Roman" w:hAnsi="Times New Roman" w:cs="Times New Roman"/>
+                <w:sz w:val="20"/>
+                <w:szCs w:val="20"/>
+              </w:rPr>
+              <w:t>{{ short</w:t>
+            </w:r>
+            <w:proofErr w:type="gramEnd"/>
+            <w:r>
+              <w:rPr>
+                <w:rFonts w:ascii="Times New Roman" w:hAnsi="Times New Roman" w:cs="Times New Roman"/>
+                <w:sz w:val="20"/>
+                <w:szCs w:val="20"/>
+              </w:rPr>
+              <w:t>_</w:t>
+            </w:r>
+            <w:proofErr w:type="gramStart"/>
+            <w:r>
+              <w:rPr>
+                <w:rFonts w:ascii="Times New Roman" w:hAnsi="Times New Roman" w:cs="Times New Roman"/>
+                <w:sz w:val="20"/>
+                <w:szCs w:val="20"/>
+              </w:rPr>
+              <w:t>total</w:t>
+            </w:r>
+            <w:r>
+              <w:rPr>
+                <w:rFonts w:ascii="Times New Roman" w:hAnsi="Times New Roman" w:cs="Times New Roman"/>
+                <w:sz w:val="20"/>
+                <w:szCs w:val="20"/>
+              </w:rPr>
+              <w:t xml:space="preserve"> </w:t>
+            </w:r>
+            <w:r>
+              <w:rPr>
+                <w:rFonts w:ascii="Times New Roman" w:hAnsi="Times New Roman" w:cs="Times New Roman"/>
+                <w:sz w:val="20"/>
+                <w:szCs w:val="20"/>
+              </w:rPr>
+              <w:t>}}</w:t>
+            </w:r>
+            <w:r>
+              <w:rPr>
+                <w:rFonts w:ascii="Times New Roman" w:hAnsi="Times New Roman" w:cs="Times New Roman"/>
+                <w:sz w:val="20"/>
+                <w:szCs w:val="20"/>
+              </w:rPr>
+              <w:t>_</w:t>
+            </w:r>
+            <w:proofErr w:type="gramEnd"/>
+            <w:r>
+              <w:rPr>
+                <w:rFonts w:ascii="Times New Roman" w:hAnsi="Times New Roman" w:cs="Times New Roman"/>
+                <w:i/>
+                <w:sz w:val="20"/>
+                <w:szCs w:val="20"/>
+              </w:rPr>
+              <w:t xml:space="preserve">НДС не облагается в соответствии </w:t>
+            </w:r>
+            <w:r>
+              <w:rPr>
+                <w:rFonts w:ascii="Times New Roman" w:hAnsi="Times New Roman" w:cs="Times New Roman"/>
+                <w:i/>
+                <w:sz w:val="20"/>
+                <w:szCs w:val="20"/>
+              </w:rPr>
+              <w:t>в соответствии со ст. 148 НК РФ.</w:t>
             </w:r>
           </w:p>
           <w:p>
@@ -3717,17 +4705,49 @@
               <w:jc w:val="both"/>
               <w:rPr>
                 <w:rFonts w:ascii="Times New Roman" w:hAnsi="Times New Roman" w:cs="Times New Roman"/>
-              </w:rPr>
-            </w:pPr>
-            <w:r>
-              <w:rPr>
-                <w:rFonts w:ascii="Times New Roman" w:hAnsi="Times New Roman" w:cs="Times New Roman"/>
-              </w:rPr>
-              <w:t>(Оплату в размере __</w:t>
-            </w:r>
-            <w:r>
-              <w:rPr>
-                <w:rFonts w:ascii="Times New Roman" w:hAnsi="Times New Roman" w:cs="Times New Roman"/>
+                <w:sz w:val="20"/>
+                <w:szCs w:val="20"/>
+              </w:rPr>
+            </w:pPr>
+            <w:r>
+              <w:rPr>
+                <w:rFonts w:ascii="Times New Roman" w:hAnsi="Times New Roman" w:cs="Times New Roman"/>
+                <w:sz w:val="20"/>
+                <w:szCs w:val="20"/>
+              </w:rPr>
+              <w:t>Заявитель гарантирует оплату оказанных услуг в соответствии с положениями Общих условий оказания услуг Регистром</w:t>
+            </w:r>
+            <w:r>
+              <w:rPr>
+                <w:rFonts w:ascii="Times New Roman" w:hAnsi="Times New Roman" w:cs="Times New Roman"/>
+                <w:sz w:val="20"/>
+                <w:szCs w:val="20"/>
+              </w:rPr>
+              <w:t>.</w:t>
+            </w:r>
+          </w:p>
+          <w:p>
+            <w:pPr>
+              <w:jc w:val="both"/>
+              <w:rPr>
+                <w:rFonts w:ascii="Times New Roman" w:hAnsi="Times New Roman" w:cs="Times New Roman"/>
+                <w:sz w:val="20"/>
+                <w:szCs w:val="20"/>
+              </w:rPr>
+            </w:pPr>
+            <w:r>
+              <w:rPr>
+                <w:rFonts w:ascii="Times New Roman" w:hAnsi="Times New Roman" w:cs="Times New Roman"/>
+                <w:sz w:val="20"/>
+                <w:szCs w:val="20"/>
+              </w:rPr>
+              <w:t>(Оплату в размере _</w:t>
+            </w:r>
+            <w:r>
+              <w:rPr>
+                <w:rFonts w:ascii="Times New Roman" w:hAnsi="Times New Roman" w:cs="Times New Roman"/>
+                <w:sz w:val="20"/>
+                <w:szCs w:val="20"/>
                 <w:u w:val="single"/>
               </w:rPr>
               <w:t>--</w:t>
@@ -3735,12 +4755,16 @@
             <w:r>
               <w:rPr>
                 <w:rFonts w:ascii="Times New Roman" w:hAnsi="Times New Roman" w:cs="Times New Roman"/>
-              </w:rPr>
-              <w:t>__ в течение __</w:t>
-            </w:r>
-            <w:r>
-              <w:rPr>
-                <w:rFonts w:ascii="Times New Roman" w:hAnsi="Times New Roman" w:cs="Times New Roman"/>
+                <w:sz w:val="20"/>
+                <w:szCs w:val="20"/>
+              </w:rPr>
+              <w:t>_ в течение _</w:t>
+            </w:r>
+            <w:r>
+              <w:rPr>
+                <w:rFonts w:ascii="Times New Roman" w:hAnsi="Times New Roman" w:cs="Times New Roman"/>
+                <w:sz w:val="20"/>
+                <w:szCs w:val="20"/>
                 <w:u w:val="single"/>
               </w:rPr>
               <w:t>--</w:t>
@@ -3748,39 +4772,33 @@
             <w:r>
               <w:rPr>
                 <w:rFonts w:ascii="Times New Roman" w:hAnsi="Times New Roman" w:cs="Times New Roman"/>
-              </w:rPr>
-              <w:t>__ календарных дней гарантируем.</w:t>
-            </w:r>
-          </w:p>
-          <w:p>
-            <w:pPr>
-              <w:jc w:val="both"/>
-              <w:rPr>
-                <w:rFonts w:ascii="Times New Roman" w:hAnsi="Times New Roman" w:cs="Times New Roman"/>
-              </w:rPr>
-            </w:pPr>
-            <w:r>
-              <w:rPr>
-                <w:rFonts w:ascii="Times New Roman" w:hAnsi="Times New Roman" w:cs="Times New Roman"/>
-              </w:rPr>
-              <w:t xml:space="preserve">Окончательный расчет производится после подписания акта сдачи-приемки оказанных услуг - </w:t>
+                <w:sz w:val="20"/>
+                <w:szCs w:val="20"/>
+              </w:rPr>
+              <w:t xml:space="preserve">_ календарных дней Заявитель гарантирует. Окончательный расчет производится после подписания акта сдачи-приемки оказанных услуг или универсального передаточного документа (УПД) при электронном документообороте – </w:t>
             </w:r>
             <w:r>
               <w:rPr>
                 <w:rFonts w:ascii="Times New Roman" w:hAnsi="Times New Roman" w:cs="Times New Roman"/>
                 <w:i/>
-              </w:rPr>
-              <w:t>для использования при работе с клиентами, с которых взимается предоплата)</w:t>
-            </w:r>
-            <w:r>
-              <w:rPr>
-                <w:rFonts w:ascii="Times New Roman" w:hAnsi="Times New Roman" w:cs="Times New Roman"/>
-              </w:rPr>
-              <w:t>.</w:t>
-            </w:r>
-            <w:r>
-              <w:rPr>
-                <w:rFonts w:ascii="Times New Roman" w:hAnsi="Times New Roman" w:cs="Times New Roman"/>
+                <w:sz w:val="20"/>
+                <w:szCs w:val="20"/>
+              </w:rPr>
+              <w:t>для использования при работе с клиентами, с которых взимается предоплата</w:t>
+            </w:r>
+            <w:r>
+              <w:rPr>
+                <w:rFonts w:ascii="Times New Roman" w:hAnsi="Times New Roman" w:cs="Times New Roman"/>
+                <w:sz w:val="20"/>
+                <w:szCs w:val="20"/>
+              </w:rPr>
+              <w:t>).</w:t>
+            </w:r>
+            <w:r>
+              <w:rPr>
+                <w:rFonts w:ascii="Times New Roman" w:hAnsi="Times New Roman" w:cs="Times New Roman"/>
+                <w:sz w:val="20"/>
+                <w:szCs w:val="20"/>
                 <w:vertAlign w:val="superscript"/>
               </w:rPr>
               <w:t>2</w:t>
@@ -3797,19 +4815,195 @@
               <w:jc w:val="both"/>
               <w:rPr>
                 <w:rFonts w:ascii="Times New Roman" w:hAnsi="Times New Roman" w:cs="Times New Roman"/>
+                <w:sz w:val="20"/>
+                <w:szCs w:val="20"/>
                 <w:lang w:val="en-GB"/>
               </w:rPr>
             </w:pPr>
             <w:r>
               <w:rPr>
                 <w:rFonts w:ascii="Times New Roman" w:hAnsi="Times New Roman" w:cs="Times New Roman"/>
+                <w:sz w:val="20"/>
+                <w:szCs w:val="20"/>
                 <w:lang w:val="en-GB"/>
               </w:rPr>
-              <w:t xml:space="preserve">We guarantee to cover all cost of </w:t>
-            </w:r>
-            <w:r>
-              <w:rPr>
-                <w:rFonts w:ascii="Times New Roman" w:hAnsi="Times New Roman" w:cs="Times New Roman"/>
+              <w:t>5.</w:t>
+            </w:r>
+            <w:r>
+              <w:rPr>
+                <w:rFonts w:ascii="Times New Roman" w:hAnsi="Times New Roman" w:cs="Times New Roman"/>
+                <w:sz w:val="20"/>
+                <w:szCs w:val="20"/>
+                <w:lang w:val="en-GB"/>
+              </w:rPr>
+              <w:t xml:space="preserve"> Cost of services rendered by the Register shall be determined in accordance with the </w:t>
+            </w:r>
+            <w:r>
+              <w:rPr>
+                <w:rFonts w:ascii="Times New Roman" w:hAnsi="Times New Roman" w:cs="Times New Roman"/>
+                <w:sz w:val="20"/>
+                <w:szCs w:val="20"/>
+                <w:lang w:val="en-GB"/>
+              </w:rPr>
+              <w:t xml:space="preserve">pricing rules </w:t>
+            </w:r>
+            <w:r>
+              <w:rPr>
+                <w:rFonts w:ascii="Times New Roman" w:hAnsi="Times New Roman" w:cs="Times New Roman"/>
+                <w:sz w:val="20"/>
+                <w:szCs w:val="20"/>
+                <w:lang w:val="en-GB"/>
+              </w:rPr>
+              <w:t>document</w:t>
+            </w:r>
+            <w:r>
+              <w:rPr>
+                <w:rFonts w:ascii="Times New Roman" w:hAnsi="Times New Roman" w:cs="Times New Roman"/>
+                <w:sz w:val="20"/>
+                <w:szCs w:val="20"/>
+                <w:lang w:val="en-GB"/>
+              </w:rPr>
+              <w:t>s</w:t>
+            </w:r>
+            <w:r>
+              <w:rPr>
+                <w:rFonts w:ascii="Times New Roman" w:hAnsi="Times New Roman" w:cs="Times New Roman"/>
+                <w:sz w:val="20"/>
+                <w:szCs w:val="20"/>
+                <w:lang w:val="en-GB"/>
+              </w:rPr>
+              <w:t xml:space="preserve"> for RS services approved in the established procedure and is equal to </w:t>
+            </w:r>
+            <w:proofErr w:type="gramStart"/>
+            <w:r>
+              <w:rPr>
+                <w:rFonts w:ascii="Times New Roman" w:hAnsi="Times New Roman" w:cs="Times New Roman"/>
+                <w:sz w:val="20"/>
+                <w:szCs w:val="20"/>
+                <w:lang w:val="en-US"/>
+              </w:rPr>
+              <w:t xml:space="preserve">{{ </w:t>
+            </w:r>
+            <w:proofErr w:type="spellStart"/>
+            <w:r>
+              <w:rPr>
+                <w:rFonts w:ascii="Times New Roman" w:hAnsi="Times New Roman" w:cs="Times New Roman"/>
+                <w:sz w:val="20"/>
+                <w:szCs w:val="20"/>
+                <w:lang w:val="en-US"/>
+              </w:rPr>
+              <w:t>short</w:t>
+            </w:r>
+            <w:proofErr w:type="gramEnd"/>
+            <w:r>
+              <w:rPr>
+                <w:rFonts w:ascii="Times New Roman" w:hAnsi="Times New Roman" w:cs="Times New Roman"/>
+                <w:sz w:val="20"/>
+                <w:szCs w:val="20"/>
+                <w:lang w:val="en-US"/>
+              </w:rPr>
+              <w:t>_</w:t>
+            </w:r>
+            <w:proofErr w:type="gramStart"/>
+            <w:r>
+              <w:rPr>
+                <w:rFonts w:ascii="Times New Roman" w:hAnsi="Times New Roman" w:cs="Times New Roman"/>
+                <w:sz w:val="20"/>
+                <w:szCs w:val="20"/>
+                <w:lang w:val="en-US"/>
+              </w:rPr>
+              <w:t>total</w:t>
+            </w:r>
+            <w:proofErr w:type="spellEnd"/>
+            <w:r>
+              <w:rPr>
+                <w:rFonts w:ascii="Times New Roman" w:hAnsi="Times New Roman" w:cs="Times New Roman"/>
+                <w:sz w:val="20"/>
+                <w:szCs w:val="20"/>
+                <w:lang w:val="en-US"/>
+              </w:rPr>
+              <w:t xml:space="preserve"> }</w:t>
+            </w:r>
+            <w:proofErr w:type="gramEnd"/>
+            <w:r>
+              <w:rPr>
+                <w:rFonts w:ascii="Times New Roman" w:hAnsi="Times New Roman" w:cs="Times New Roman"/>
+                <w:sz w:val="20"/>
+                <w:szCs w:val="20"/>
+                <w:lang w:val="en-US"/>
+              </w:rPr>
+              <w:t>}</w:t>
+            </w:r>
+            <w:r>
+              <w:rPr>
+                <w:rFonts w:ascii="Times New Roman" w:hAnsi="Times New Roman" w:cs="Times New Roman"/>
+                <w:sz w:val="20"/>
+                <w:szCs w:val="20"/>
+                <w:lang w:val="en-GB"/>
+              </w:rPr>
+              <w:t xml:space="preserve"> </w:t>
+            </w:r>
+            <w:r>
+              <w:rPr>
+                <w:rFonts w:ascii="Times New Roman" w:hAnsi="Times New Roman" w:cs="Times New Roman"/>
+                <w:sz w:val="20"/>
+                <w:szCs w:val="20"/>
+                <w:lang w:val="en-GB"/>
+              </w:rPr>
+              <w:t>and is not subject to VAT in accordance with the laws of the Russian Federation.</w:t>
+            </w:r>
+          </w:p>
+          <w:p>
+            <w:pPr>
+              <w:jc w:val="both"/>
+              <w:rPr>
+                <w:rFonts w:ascii="Times New Roman" w:hAnsi="Times New Roman" w:cs="Times New Roman"/>
+                <w:sz w:val="20"/>
+                <w:szCs w:val="20"/>
+                <w:lang w:val="en-GB"/>
+              </w:rPr>
+            </w:pPr>
+            <w:r>
+              <w:rPr>
+                <w:rFonts w:ascii="Times New Roman" w:hAnsi="Times New Roman" w:cs="Times New Roman"/>
+                <w:sz w:val="20"/>
+                <w:szCs w:val="20"/>
+                <w:lang w:val="en-GB"/>
+              </w:rPr>
+              <w:t>The Applicant</w:t>
+            </w:r>
+            <w:r>
+              <w:rPr>
+                <w:rFonts w:ascii="Times New Roman" w:hAnsi="Times New Roman" w:cs="Times New Roman"/>
+                <w:sz w:val="20"/>
+                <w:szCs w:val="20"/>
+                <w:lang w:val="en-GB"/>
+              </w:rPr>
+              <w:t xml:space="preserve"> guarantee</w:t>
+            </w:r>
+            <w:r>
+              <w:rPr>
+                <w:rFonts w:ascii="Times New Roman" w:hAnsi="Times New Roman" w:cs="Times New Roman"/>
+                <w:sz w:val="20"/>
+                <w:szCs w:val="20"/>
+                <w:lang w:val="en-GB"/>
+              </w:rPr>
+              <w:t>s</w:t>
+            </w:r>
+            <w:r>
+              <w:rPr>
+                <w:rFonts w:ascii="Times New Roman" w:hAnsi="Times New Roman" w:cs="Times New Roman"/>
+                <w:sz w:val="20"/>
+                <w:szCs w:val="20"/>
+                <w:lang w:val="en-GB"/>
+              </w:rPr>
+              <w:t xml:space="preserve"> to cover all cost of </w:t>
+            </w:r>
+            <w:r>
+              <w:rPr>
+                <w:rFonts w:ascii="Times New Roman" w:hAnsi="Times New Roman" w:cs="Times New Roman"/>
+                <w:sz w:val="20"/>
+                <w:szCs w:val="20"/>
                 <w:lang w:val="en-US"/>
               </w:rPr>
               <w:t>services rendered</w:t>
@@ -3817,6 +5011,8 @@
             <w:r>
               <w:rPr>
                 <w:rFonts w:ascii="Times New Roman" w:hAnsi="Times New Roman" w:cs="Times New Roman"/>
+                <w:sz w:val="20"/>
+                <w:szCs w:val="20"/>
                 <w:lang w:val="en-GB"/>
               </w:rPr>
               <w:t xml:space="preserve"> in compliance with the General Conditions for Rendering Services by the Register.</w:t>
@@ -3827,19 +5023,61 @@
               <w:jc w:val="both"/>
               <w:rPr>
                 <w:rFonts w:ascii="Times New Roman" w:hAnsi="Times New Roman" w:cs="Times New Roman"/>
+                <w:sz w:val="20"/>
+                <w:szCs w:val="20"/>
                 <w:lang w:val="en-GB"/>
               </w:rPr>
             </w:pPr>
             <w:r>
               <w:rPr>
                 <w:rFonts w:ascii="Times New Roman" w:hAnsi="Times New Roman" w:cs="Times New Roman"/>
+                <w:sz w:val="20"/>
+                <w:szCs w:val="20"/>
                 <w:lang w:val="en-GB"/>
               </w:rPr>
-              <w:t>(We guarantee the payment of __</w:t>
-            </w:r>
-            <w:r>
-              <w:rPr>
-                <w:rFonts w:ascii="Times New Roman" w:hAnsi="Times New Roman" w:cs="Times New Roman"/>
+              <w:t>(</w:t>
+            </w:r>
+            <w:r>
+              <w:rPr>
+                <w:rFonts w:ascii="Times New Roman" w:hAnsi="Times New Roman" w:cs="Times New Roman"/>
+                <w:sz w:val="20"/>
+                <w:szCs w:val="20"/>
+                <w:lang w:val="en-GB"/>
+              </w:rPr>
+              <w:t>The Applicant</w:t>
+            </w:r>
+            <w:r>
+              <w:rPr>
+                <w:rFonts w:ascii="Times New Roman" w:hAnsi="Times New Roman" w:cs="Times New Roman"/>
+                <w:sz w:val="20"/>
+                <w:szCs w:val="20"/>
+                <w:lang w:val="en-GB"/>
+              </w:rPr>
+              <w:t xml:space="preserve"> guarantee</w:t>
+            </w:r>
+            <w:r>
+              <w:rPr>
+                <w:rFonts w:ascii="Times New Roman" w:hAnsi="Times New Roman" w:cs="Times New Roman"/>
+                <w:sz w:val="20"/>
+                <w:szCs w:val="20"/>
+                <w:lang w:val="en-GB"/>
+              </w:rPr>
+              <w:t>s</w:t>
+            </w:r>
+            <w:r>
+              <w:rPr>
+                <w:rFonts w:ascii="Times New Roman" w:hAnsi="Times New Roman" w:cs="Times New Roman"/>
+                <w:sz w:val="20"/>
+                <w:szCs w:val="20"/>
+                <w:lang w:val="en-GB"/>
+              </w:rPr>
+              <w:t xml:space="preserve"> the payment of _</w:t>
+            </w:r>
+            <w:r>
+              <w:rPr>
+                <w:rFonts w:ascii="Times New Roman" w:hAnsi="Times New Roman" w:cs="Times New Roman"/>
+                <w:sz w:val="20"/>
+                <w:szCs w:val="20"/>
                 <w:u w:val="single"/>
                 <w:lang w:val="en-GB"/>
               </w:rPr>
@@ -3848,13 +5086,17 @@
             <w:r>
               <w:rPr>
                 <w:rFonts w:ascii="Times New Roman" w:hAnsi="Times New Roman" w:cs="Times New Roman"/>
+                <w:sz w:val="20"/>
+                <w:szCs w:val="20"/>
                 <w:lang w:val="en-GB"/>
               </w:rPr>
-              <w:t>___ within _</w:t>
-            </w:r>
-            <w:r>
-              <w:rPr>
-                <w:rFonts w:ascii="Times New Roman" w:hAnsi="Times New Roman" w:cs="Times New Roman"/>
+              <w:t>_ within _</w:t>
+            </w:r>
+            <w:r>
+              <w:rPr>
+                <w:rFonts w:ascii="Times New Roman" w:hAnsi="Times New Roman" w:cs="Times New Roman"/>
+                <w:sz w:val="20"/>
+                <w:szCs w:val="20"/>
                 <w:u w:val="single"/>
                 <w:lang w:val="en-GB"/>
               </w:rPr>
@@ -3863,37 +5105,90 @@
             <w:r>
               <w:rPr>
                 <w:rFonts w:ascii="Times New Roman" w:hAnsi="Times New Roman" w:cs="Times New Roman"/>
+                <w:sz w:val="20"/>
+                <w:szCs w:val="20"/>
                 <w:lang w:val="en-GB"/>
               </w:rPr>
               <w:t>_ calendar days.</w:t>
             </w:r>
-          </w:p>
-          <w:p>
-            <w:pPr>
-              <w:jc w:val="both"/>
-              <w:rPr>
-                <w:rFonts w:ascii="Times New Roman" w:hAnsi="Times New Roman" w:cs="Times New Roman"/>
+            <w:r>
+              <w:rPr>
+                <w:rFonts w:ascii="Times New Roman" w:hAnsi="Times New Roman" w:cs="Times New Roman"/>
+                <w:sz w:val="20"/>
+                <w:szCs w:val="20"/>
                 <w:lang w:val="en-GB"/>
               </w:rPr>
-            </w:pPr>
-            <w:r>
-              <w:rPr>
-                <w:rFonts w:ascii="Times New Roman" w:hAnsi="Times New Roman" w:cs="Times New Roman"/>
+              <w:t xml:space="preserve"> </w:t>
+            </w:r>
+            <w:r>
+              <w:rPr>
+                <w:rFonts w:ascii="Times New Roman" w:hAnsi="Times New Roman" w:cs="Times New Roman"/>
+                <w:sz w:val="20"/>
+                <w:szCs w:val="20"/>
                 <w:lang w:val="en-GB"/>
               </w:rPr>
-              <w:t>The final payment shall be made after signing of Certificate on Acceptance-Delivery Services</w:t>
-            </w:r>
-            <w:r>
-              <w:rPr>
-                <w:rFonts w:ascii="Times New Roman" w:hAnsi="Times New Roman" w:cs="Times New Roman"/>
-                <w:lang w:val="en-US"/>
-              </w:rPr>
-              <w:t xml:space="preserve"> – </w:t>
+              <w:t xml:space="preserve">The final payment shall be made after signing of Certificate on Acceptance-Delivery </w:t>
+            </w:r>
+            <w:r>
+              <w:rPr>
+                <w:rFonts w:ascii="Times New Roman" w:hAnsi="Times New Roman" w:cs="Times New Roman"/>
+                <w:sz w:val="20"/>
+                <w:szCs w:val="20"/>
+                <w:lang w:val="en-GB"/>
+              </w:rPr>
+              <w:t xml:space="preserve">of </w:t>
+            </w:r>
+            <w:r>
+              <w:rPr>
+                <w:rFonts w:ascii="Times New Roman" w:hAnsi="Times New Roman" w:cs="Times New Roman"/>
+                <w:sz w:val="20"/>
+                <w:szCs w:val="20"/>
+                <w:lang w:val="en-GB"/>
+              </w:rPr>
+              <w:t>Services</w:t>
+            </w:r>
+            <w:r>
+              <w:rPr>
+                <w:rFonts w:ascii="Times New Roman" w:hAnsi="Times New Roman" w:cs="Times New Roman"/>
+                <w:sz w:val="20"/>
+                <w:szCs w:val="20"/>
+                <w:lang w:val="en-GB"/>
+              </w:rPr>
+              <w:t xml:space="preserve"> or universal transfer document (UTD) at electronic</w:t>
+            </w:r>
+            <w:r>
+              <w:rPr>
+                <w:rFonts w:ascii="Times New Roman" w:hAnsi="Times New Roman" w:cs="Times New Roman"/>
+                <w:sz w:val="20"/>
+                <w:szCs w:val="20"/>
+                <w:lang w:val="en-US"/>
+              </w:rPr>
+              <w:t xml:space="preserve"> </w:t>
+            </w:r>
+            <w:r>
+              <w:rPr>
+                <w:rFonts w:ascii="Times New Roman" w:hAnsi="Times New Roman" w:cs="Times New Roman"/>
+                <w:sz w:val="20"/>
+                <w:szCs w:val="20"/>
+                <w:lang w:val="en-US"/>
+              </w:rPr>
+              <w:t>document flow</w:t>
+            </w:r>
+            <w:r>
+              <w:rPr>
+                <w:rFonts w:ascii="Times New Roman" w:hAnsi="Times New Roman" w:cs="Times New Roman"/>
+                <w:sz w:val="20"/>
+                <w:szCs w:val="20"/>
+                <w:lang w:val="en-US"/>
+              </w:rPr>
+              <w:t xml:space="preserve">– </w:t>
             </w:r>
             <w:r>
               <w:rPr>
                 <w:rFonts w:ascii="Times New Roman" w:hAnsi="Times New Roman" w:cs="Times New Roman"/>
                 <w:i/>
+                <w:sz w:val="20"/>
+                <w:szCs w:val="20"/>
                 <w:lang w:val="en-US"/>
               </w:rPr>
               <w:t>for clients who are charged on prepayment basis)</w:t>
@@ -3901,6 +5196,8 @@
             <w:r>
               <w:rPr>
                 <w:rFonts w:ascii="Times New Roman" w:hAnsi="Times New Roman" w:cs="Times New Roman"/>
+                <w:sz w:val="20"/>
+                <w:szCs w:val="20"/>
                 <w:lang w:val="en-US"/>
               </w:rPr>
               <w:t>.</w:t>
@@ -3908,6 +5205,8 @@
             <w:r>
               <w:rPr>
                 <w:rFonts w:ascii="Times New Roman" w:hAnsi="Times New Roman" w:cs="Times New Roman"/>
+                <w:sz w:val="20"/>
+                <w:szCs w:val="20"/>
                 <w:vertAlign w:val="superscript"/>
                 <w:lang w:val="en-US"/>
               </w:rPr>
@@ -3927,11 +5226,15 @@
               <w:jc w:val="both"/>
               <w:rPr>
                 <w:rFonts w:ascii="Times New Roman" w:hAnsi="Times New Roman" w:cs="Times New Roman"/>
-              </w:rPr>
-            </w:pPr>
-            <w:r>
-              <w:rPr>
-                <w:rFonts w:ascii="Times New Roman" w:hAnsi="Times New Roman" w:cs="Times New Roman"/>
+                <w:sz w:val="20"/>
+                <w:szCs w:val="20"/>
+              </w:rPr>
+            </w:pPr>
+            <w:r>
+              <w:rPr>
+                <w:rFonts w:ascii="Times New Roman" w:hAnsi="Times New Roman" w:cs="Times New Roman"/>
+                <w:sz w:val="20"/>
+                <w:szCs w:val="20"/>
               </w:rPr>
               <w:t>Валюта расчетов</w:t>
             </w:r>
@@ -3939,44 +5242,62 @@
               <w:rPr>
                 <w:rStyle w:val="af"/>
                 <w:rFonts w:ascii="Times New Roman" w:hAnsi="Times New Roman" w:cs="Times New Roman"/>
+                <w:sz w:val="20"/>
+                <w:szCs w:val="20"/>
               </w:rPr>
               <w:footnoteReference w:id="4"/>
             </w:r>
             <w:r>
               <w:rPr>
                 <w:rFonts w:ascii="Times New Roman" w:hAnsi="Times New Roman" w:cs="Times New Roman"/>
-              </w:rPr>
-              <w:t>: ____</w:t>
+                <w:sz w:val="20"/>
+                <w:szCs w:val="20"/>
+              </w:rPr>
+              <w:t>:</w:t>
+            </w:r>
+            <w:r>
+              <w:rPr>
+                <w:rFonts w:ascii="Times New Roman" w:hAnsi="Times New Roman" w:cs="Times New Roman"/>
+                <w:sz w:val="20"/>
+                <w:szCs w:val="20"/>
+              </w:rPr>
+              <w:t xml:space="preserve"> </w:t>
             </w:r>
             <w:proofErr w:type="gramStart"/>
             <w:r>
               <w:rPr>
                 <w:rFonts w:ascii="Times New Roman" w:hAnsi="Times New Roman" w:cs="Times New Roman"/>
-              </w:rPr>
-              <w:t>_</w:t>
-            </w:r>
-            <w:r>
-              <w:rPr>
-                <w:rFonts w:ascii="Times New Roman" w:hAnsi="Times New Roman" w:cs="Times New Roman"/>
-                <w:u w:val="single"/>
-                <w:lang w:val="en-US"/>
-              </w:rPr>
-              <w:t>{</w:t>
-            </w:r>
+                <w:sz w:val="20"/>
+                <w:szCs w:val="20"/>
+              </w:rPr>
+              <w:t xml:space="preserve">{{ </w:t>
+            </w:r>
+            <w:proofErr w:type="spellStart"/>
+            <w:r>
+              <w:rPr>
+                <w:rFonts w:ascii="Times New Roman" w:hAnsi="Times New Roman" w:cs="Times New Roman"/>
+                <w:sz w:val="20"/>
+                <w:szCs w:val="20"/>
+              </w:rPr>
+              <w:t>currency</w:t>
+            </w:r>
+            <w:proofErr w:type="spellEnd"/>
             <w:proofErr w:type="gramEnd"/>
             <w:r>
               <w:rPr>
                 <w:rFonts w:ascii="Times New Roman" w:hAnsi="Times New Roman" w:cs="Times New Roman"/>
-                <w:u w:val="single"/>
-                <w:lang w:val="en-US"/>
-              </w:rPr>
-              <w:t>{ currency }}</w:t>
-            </w:r>
-            <w:r>
-              <w:rPr>
-                <w:rFonts w:ascii="Times New Roman" w:hAnsi="Times New Roman" w:cs="Times New Roman"/>
-              </w:rPr>
-              <w:t>_____.</w:t>
+                <w:sz w:val="20"/>
+                <w:szCs w:val="20"/>
+              </w:rPr>
+              <w:t xml:space="preserve"> }}</w:t>
+            </w:r>
+            <w:r>
+              <w:rPr>
+                <w:rFonts w:ascii="Times New Roman" w:hAnsi="Times New Roman" w:cs="Times New Roman"/>
+                <w:sz w:val="20"/>
+                <w:szCs w:val="20"/>
+              </w:rPr>
+              <w:t>.</w:t>
             </w:r>
           </w:p>
         </w:tc>
@@ -3990,12 +5311,16 @@
               <w:jc w:val="both"/>
               <w:rPr>
                 <w:rFonts w:ascii="Times New Roman" w:hAnsi="Times New Roman" w:cs="Times New Roman"/>
+                <w:sz w:val="20"/>
+                <w:szCs w:val="20"/>
                 <w:lang w:val="en-GB"/>
               </w:rPr>
             </w:pPr>
             <w:r>
               <w:rPr>
                 <w:rFonts w:ascii="Times New Roman" w:hAnsi="Times New Roman" w:cs="Times New Roman"/>
+                <w:sz w:val="20"/>
+                <w:szCs w:val="20"/>
                 <w:lang w:val="en-GB"/>
               </w:rPr>
               <w:t>Transaction currency</w:t>
@@ -4003,48 +5328,50 @@
             <w:r>
               <w:rPr>
                 <w:rFonts w:ascii="Times New Roman" w:hAnsi="Times New Roman" w:cs="Times New Roman"/>
+                <w:sz w:val="20"/>
+                <w:szCs w:val="20"/>
                 <w:vertAlign w:val="superscript"/>
-              </w:rPr>
-              <w:t>4</w:t>
-            </w:r>
-            <w:r>
-              <w:rPr>
-                <w:rFonts w:ascii="Times New Roman" w:hAnsi="Times New Roman" w:cs="Times New Roman"/>
+                <w:lang w:val="en-US"/>
+              </w:rPr>
+              <w:t>5</w:t>
+            </w:r>
+            <w:r>
+              <w:rPr>
+                <w:rFonts w:ascii="Times New Roman" w:hAnsi="Times New Roman" w:cs="Times New Roman"/>
+                <w:sz w:val="20"/>
+                <w:szCs w:val="20"/>
                 <w:lang w:val="en-GB"/>
               </w:rPr>
-              <w:t>: ___</w:t>
+              <w:t xml:space="preserve">: </w:t>
             </w:r>
             <w:proofErr w:type="gramStart"/>
             <w:r>
               <w:rPr>
                 <w:rFonts w:ascii="Times New Roman" w:hAnsi="Times New Roman" w:cs="Times New Roman"/>
+                <w:sz w:val="20"/>
+                <w:szCs w:val="20"/>
                 <w:lang w:val="en-GB"/>
               </w:rPr>
-              <w:t>_</w:t>
-            </w:r>
-            <w:r>
-              <w:rPr>
-                <w:rFonts w:ascii="Times New Roman" w:hAnsi="Times New Roman" w:cs="Times New Roman"/>
-                <w:u w:val="single"/>
+              <w:t>{{ currency</w:t>
+            </w:r>
+            <w:proofErr w:type="gramEnd"/>
+            <w:r>
+              <w:rPr>
+                <w:rFonts w:ascii="Times New Roman" w:hAnsi="Times New Roman" w:cs="Times New Roman"/>
+                <w:sz w:val="20"/>
+                <w:szCs w:val="20"/>
                 <w:lang w:val="en-GB"/>
               </w:rPr>
-              <w:t>{</w:t>
-            </w:r>
-            <w:proofErr w:type="gramEnd"/>
-            <w:r>
-              <w:rPr>
-                <w:rFonts w:ascii="Times New Roman" w:hAnsi="Times New Roman" w:cs="Times New Roman"/>
-                <w:u w:val="single"/>
+              <w:t xml:space="preserve"> }}</w:t>
+            </w:r>
+            <w:r>
+              <w:rPr>
+                <w:rFonts w:ascii="Times New Roman" w:hAnsi="Times New Roman" w:cs="Times New Roman"/>
+                <w:sz w:val="20"/>
+                <w:szCs w:val="20"/>
                 <w:lang w:val="en-GB"/>
               </w:rPr>
-              <w:t>{ currency }}</w:t>
-            </w:r>
-            <w:r>
-              <w:rPr>
-                <w:rFonts w:ascii="Times New Roman" w:hAnsi="Times New Roman" w:cs="Times New Roman"/>
-                <w:lang w:val="en-GB"/>
-              </w:rPr>
-              <w:t>_____.</w:t>
+              <w:t>.</w:t>
             </w:r>
           </w:p>
         </w:tc>
@@ -4060,30 +5387,47 @@
               <w:jc w:val="both"/>
               <w:rPr>
                 <w:rFonts w:ascii="Times New Roman" w:hAnsi="Times New Roman" w:cs="Times New Roman"/>
-              </w:rPr>
-            </w:pPr>
-            <w:r>
-              <w:rPr>
-                <w:rFonts w:ascii="Times New Roman" w:hAnsi="Times New Roman" w:cs="Times New Roman"/>
-              </w:rPr>
-              <w:t>5. </w:t>
-            </w:r>
-            <w:r>
-              <w:rPr>
-                <w:rFonts w:ascii="Times New Roman" w:hAnsi="Times New Roman" w:cs="Times New Roman"/>
+                <w:sz w:val="20"/>
+                <w:szCs w:val="20"/>
+              </w:rPr>
+            </w:pPr>
+            <w:r>
+              <w:rPr>
+                <w:rFonts w:ascii="Times New Roman" w:hAnsi="Times New Roman" w:cs="Times New Roman"/>
+                <w:sz w:val="20"/>
+                <w:szCs w:val="20"/>
+              </w:rPr>
+              <w:t>6</w:t>
+            </w:r>
+            <w:r>
+              <w:rPr>
+                <w:rFonts w:ascii="Times New Roman" w:hAnsi="Times New Roman" w:cs="Times New Roman"/>
+                <w:sz w:val="20"/>
+                <w:szCs w:val="20"/>
+              </w:rPr>
+              <w:t>. </w:t>
+            </w:r>
+            <w:r>
+              <w:rPr>
+                <w:rFonts w:ascii="Times New Roman" w:hAnsi="Times New Roman" w:cs="Times New Roman"/>
+                <w:sz w:val="20"/>
+                <w:szCs w:val="20"/>
               </w:rPr>
               <w:t xml:space="preserve">Срок исполнения обязательств сторонами: </w:t>
             </w:r>
             <w:r>
               <w:rPr>
                 <w:rFonts w:ascii="Times New Roman" w:hAnsi="Times New Roman" w:cs="Times New Roman"/>
-                <w:lang w:val="en-US"/>
+                <w:sz w:val="20"/>
+                <w:szCs w:val="20"/>
               </w:rPr>
               <w:t>--</w:t>
             </w:r>
             <w:r>
               <w:rPr>
                 <w:rFonts w:ascii="Times New Roman" w:hAnsi="Times New Roman" w:cs="Times New Roman"/>
+                <w:sz w:val="20"/>
+                <w:szCs w:val="20"/>
               </w:rPr>
               <w:t>.</w:t>
             </w:r>
@@ -4098,8 +5442,8 @@
             <w:pPr>
               <w:pStyle w:val="af0"/>
               <w:rPr>
-                <w:sz w:val="22"/>
-                <w:szCs w:val="22"/>
+                <w:sz w:val="20"/>
+                <w:szCs w:val="20"/>
                 <w:lang w:val="en-US"/>
               </w:rPr>
             </w:pPr>
@@ -4107,266 +5451,120 @@
               <w:rPr>
                 <w:b w:val="0"/>
                 <w:iCs/>
-                <w:sz w:val="22"/>
-                <w:szCs w:val="22"/>
-                <w:lang w:val="en-US"/>
-              </w:rPr>
-              <w:t>Deadline</w:t>
+                <w:sz w:val="20"/>
+                <w:szCs w:val="20"/>
+                <w:lang w:val="en-US"/>
+              </w:rPr>
+              <w:t xml:space="preserve">6. </w:t>
             </w:r>
             <w:r>
               <w:rPr>
                 <w:b w:val="0"/>
                 <w:iCs/>
-                <w:sz w:val="22"/>
-                <w:szCs w:val="22"/>
-                <w:lang w:val="en-US"/>
-              </w:rPr>
-              <w:t xml:space="preserve"> </w:t>
+                <w:sz w:val="20"/>
+                <w:szCs w:val="20"/>
+                <w:lang w:val="en-US"/>
+              </w:rPr>
+              <w:t>Deadline for fulfill</w:t>
             </w:r>
             <w:r>
               <w:rPr>
                 <w:b w:val="0"/>
                 <w:iCs/>
-                <w:sz w:val="22"/>
-                <w:szCs w:val="22"/>
-                <w:lang w:val="en-US"/>
-              </w:rPr>
-              <w:t>for</w:t>
+                <w:sz w:val="20"/>
+                <w:szCs w:val="20"/>
+                <w:lang w:val="en-US"/>
+              </w:rPr>
+              <w:t>ment of the obligations by the P</w:t>
             </w:r>
             <w:r>
               <w:rPr>
                 <w:b w:val="0"/>
                 <w:iCs/>
-                <w:sz w:val="22"/>
-                <w:szCs w:val="22"/>
-                <w:lang w:val="en-US"/>
-              </w:rPr>
-              <w:t xml:space="preserve"> </w:t>
+                <w:sz w:val="20"/>
+                <w:szCs w:val="20"/>
+                <w:lang w:val="en-US"/>
+              </w:rPr>
+              <w:t xml:space="preserve">arties: </w:t>
             </w:r>
             <w:r>
               <w:rPr>
                 <w:b w:val="0"/>
                 <w:iCs/>
-                <w:sz w:val="22"/>
-                <w:szCs w:val="22"/>
-                <w:lang w:val="en-US"/>
-              </w:rPr>
-              <w:t>fulfill</w:t>
+                <w:sz w:val="20"/>
+                <w:szCs w:val="20"/>
+                <w:lang w:val="en-US"/>
+              </w:rPr>
+              <w:t>--</w:t>
             </w:r>
             <w:r>
               <w:rPr>
                 <w:b w:val="0"/>
                 <w:iCs/>
-                <w:sz w:val="22"/>
-                <w:szCs w:val="22"/>
-                <w:lang w:val="en-US"/>
-              </w:rPr>
-              <w:t>ment</w:t>
-            </w:r>
-            <w:r>
+                <w:sz w:val="20"/>
+                <w:szCs w:val="20"/>
+                <w:lang w:val="en-US"/>
+              </w:rPr>
+              <w:t>.</w:t>
+            </w:r>
+          </w:p>
+        </w:tc>
+      </w:tr>
+      <w:tr>
+        <w:tc>
+          <w:tcPr>
+            <w:tcW w:w="5040" w:type="dxa"/>
+            <w:gridSpan w:val="11"/>
+          </w:tcPr>
+          <w:p>
+            <w:pPr>
+              <w:jc w:val="both"/>
+              <w:rPr>
+                <w:rFonts w:ascii="Times New Roman" w:hAnsi="Times New Roman" w:cs="Times New Roman"/>
+                <w:sz w:val="20"/>
+                <w:szCs w:val="20"/>
+              </w:rPr>
+            </w:pPr>
+            <w:r>
+              <w:rPr>
+                <w:rFonts w:ascii="Times New Roman" w:hAnsi="Times New Roman" w:cs="Times New Roman"/>
+                <w:sz w:val="20"/>
+                <w:szCs w:val="20"/>
+              </w:rPr>
+              <w:t>7</w:t>
+            </w:r>
+            <w:r>
+              <w:rPr>
+                <w:rFonts w:ascii="Times New Roman" w:hAnsi="Times New Roman" w:cs="Times New Roman"/>
+                <w:sz w:val="20"/>
+                <w:szCs w:val="20"/>
+              </w:rPr>
+              <w:t>. </w:t>
+            </w:r>
+            <w:r>
+              <w:rPr>
+                <w:rFonts w:ascii="Times New Roman" w:hAnsi="Times New Roman" w:cs="Times New Roman"/>
+                <w:sz w:val="20"/>
+                <w:szCs w:val="20"/>
+              </w:rPr>
+              <w:t>Заявитель оплачивает услуги, оказанные Регистром, независимо от выполнения третьими сторонами своих обязательств по отношению к Заявителю.</w:t>
+            </w:r>
+          </w:p>
+        </w:tc>
+        <w:tc>
+          <w:tcPr>
+            <w:tcW w:w="5166" w:type="dxa"/>
+            <w:gridSpan w:val="14"/>
+          </w:tcPr>
+          <w:p>
+            <w:pPr>
+              <w:pStyle w:val="af0"/>
+              <w:jc w:val="both"/>
               <w:rPr>
                 <w:b w:val="0"/>
                 <w:iCs/>
-                <w:sz w:val="22"/>
-                <w:szCs w:val="22"/>
-                <w:lang w:val="en-US"/>
-              </w:rPr>
-              <w:t xml:space="preserve"> </w:t>
-            </w:r>
-            <w:r>
-              <w:rPr>
-                <w:b w:val="0"/>
-                <w:iCs/>
-                <w:sz w:val="22"/>
-                <w:szCs w:val="22"/>
-                <w:lang w:val="en-US"/>
-              </w:rPr>
-              <w:t>of</w:t>
-            </w:r>
-            <w:r>
-              <w:rPr>
-                <w:b w:val="0"/>
-                <w:iCs/>
-                <w:sz w:val="22"/>
-                <w:szCs w:val="22"/>
-                <w:lang w:val="en-US"/>
-              </w:rPr>
-              <w:t xml:space="preserve"> </w:t>
-            </w:r>
-            <w:r>
-              <w:rPr>
-                <w:b w:val="0"/>
-                <w:iCs/>
-                <w:sz w:val="22"/>
-                <w:szCs w:val="22"/>
-                <w:lang w:val="en-US"/>
-              </w:rPr>
-              <w:t>the</w:t>
-            </w:r>
-            <w:r>
-              <w:rPr>
-                <w:b w:val="0"/>
-                <w:iCs/>
-                <w:sz w:val="22"/>
-                <w:szCs w:val="22"/>
-                <w:lang w:val="en-US"/>
-              </w:rPr>
-              <w:t xml:space="preserve"> </w:t>
-            </w:r>
-            <w:r>
-              <w:rPr>
-                <w:b w:val="0"/>
-                <w:iCs/>
-                <w:sz w:val="22"/>
-                <w:szCs w:val="22"/>
-                <w:lang w:val="en-US"/>
-              </w:rPr>
-              <w:t>obligations</w:t>
-            </w:r>
-            <w:r>
-              <w:rPr>
-                <w:b w:val="0"/>
-                <w:iCs/>
-                <w:sz w:val="22"/>
-                <w:szCs w:val="22"/>
-                <w:lang w:val="en-US"/>
-              </w:rPr>
-              <w:t xml:space="preserve"> </w:t>
-            </w:r>
-            <w:r>
-              <w:rPr>
-                <w:b w:val="0"/>
-                <w:iCs/>
-                <w:sz w:val="22"/>
-                <w:szCs w:val="22"/>
-                <w:lang w:val="en-US"/>
-              </w:rPr>
-              <w:t>by</w:t>
-            </w:r>
-            <w:r>
-              <w:rPr>
-                <w:b w:val="0"/>
-                <w:iCs/>
-                <w:sz w:val="22"/>
-                <w:szCs w:val="22"/>
-                <w:lang w:val="en-US"/>
-              </w:rPr>
-              <w:t xml:space="preserve"> </w:t>
-            </w:r>
-            <w:r>
-              <w:rPr>
-                <w:b w:val="0"/>
-                <w:iCs/>
-                <w:sz w:val="22"/>
-                <w:szCs w:val="22"/>
-                <w:lang w:val="en-US"/>
-              </w:rPr>
-              <w:t>the</w:t>
-            </w:r>
-            <w:r>
-              <w:rPr>
-                <w:b w:val="0"/>
-                <w:iCs/>
-                <w:sz w:val="22"/>
-                <w:szCs w:val="22"/>
-                <w:lang w:val="en-US"/>
-              </w:rPr>
-              <w:t xml:space="preserve"> </w:t>
-            </w:r>
-            <w:r>
-              <w:rPr>
-                <w:b w:val="0"/>
-                <w:iCs/>
-                <w:sz w:val="22"/>
-                <w:szCs w:val="22"/>
-                <w:lang w:val="en-US"/>
-              </w:rPr>
-              <w:t>P</w:t>
-            </w:r>
-            <w:r>
-              <w:rPr>
-                <w:b w:val="0"/>
-                <w:iCs/>
-                <w:sz w:val="22"/>
-                <w:szCs w:val="22"/>
-                <w:lang w:val="en-US"/>
-              </w:rPr>
-              <w:t>arties</w:t>
-            </w:r>
-            <w:r>
-              <w:rPr>
-                <w:b w:val="0"/>
-                <w:iCs/>
-                <w:sz w:val="22"/>
-                <w:szCs w:val="22"/>
-                <w:lang w:val="en-US"/>
-              </w:rPr>
-              <w:t xml:space="preserve">: </w:t>
-            </w:r>
-            <w:r>
-              <w:rPr>
-                <w:b w:val="0"/>
-                <w:iCs/>
-                <w:sz w:val="22"/>
-                <w:szCs w:val="22"/>
-                <w:lang w:val="en-US"/>
-              </w:rPr>
-              <w:t>--</w:t>
-            </w:r>
-            <w:r>
-              <w:rPr>
-                <w:b w:val="0"/>
-                <w:iCs/>
-                <w:sz w:val="22"/>
-                <w:szCs w:val="22"/>
-                <w:lang w:val="en-US"/>
-              </w:rPr>
-              <w:t>.</w:t>
-            </w:r>
-          </w:p>
-        </w:tc>
-      </w:tr>
-      <w:tr>
-        <w:tc>
-          <w:tcPr>
-            <w:tcW w:w="5040" w:type="dxa"/>
-            <w:gridSpan w:val="11"/>
-          </w:tcPr>
-          <w:p>
-            <w:pPr>
-              <w:jc w:val="both"/>
-              <w:rPr>
-                <w:rFonts w:ascii="Times New Roman" w:hAnsi="Times New Roman" w:cs="Times New Roman"/>
-              </w:rPr>
-            </w:pPr>
-            <w:r>
-              <w:rPr>
-                <w:rFonts w:ascii="Times New Roman" w:hAnsi="Times New Roman" w:cs="Times New Roman"/>
-              </w:rPr>
-              <w:t>6. </w:t>
-            </w:r>
-            <w:r>
-              <w:rPr>
-                <w:rFonts w:ascii="Times New Roman" w:hAnsi="Times New Roman" w:cs="Times New Roman"/>
-              </w:rPr>
-              <w:t>Заявитель оплачивает услуги, оказанные Регистром, независимо от выполнения третьими сторонами своих обязательств по отношению к Заявителю.</w:t>
-            </w:r>
-          </w:p>
-        </w:tc>
-        <w:tc>
-          <w:tcPr>
-            <w:tcW w:w="5166" w:type="dxa"/>
-            <w:gridSpan w:val="14"/>
-          </w:tcPr>
-          <w:p>
-            <w:pPr>
-              <w:pStyle w:val="af0"/>
-              <w:jc w:val="both"/>
-              <w:rPr>
-                <w:b w:val="0"/>
-                <w:iCs/>
-                <w:sz w:val="22"/>
-                <w:szCs w:val="22"/>
+                <w:sz w:val="20"/>
+                <w:szCs w:val="20"/>
                 <w:lang w:val="en-US"/>
               </w:rPr>
             </w:pPr>
@@ -4375,38 +5573,59 @@
                 <w:b w:val="0"/>
                 <w:bCs w:val="0"/>
                 <w:iCs/>
-                <w:sz w:val="22"/>
-                <w:szCs w:val="22"/>
-                <w:lang w:val="en-US"/>
-              </w:rPr>
-              <w:t xml:space="preserve">The Applicant pays for the </w:t>
-            </w:r>
-            <w:r>
-              <w:rPr>
-                <w:b w:val="0"/>
-                <w:sz w:val="22"/>
-                <w:szCs w:val="22"/>
-                <w:lang w:val="en-US"/>
-              </w:rPr>
-              <w:t xml:space="preserve">services rendered by the Register </w:t>
-            </w:r>
-            <w:r>
-              <w:rPr>
-                <w:b w:val="0"/>
-                <w:color w:val="000000"/>
-                <w:sz w:val="22"/>
-                <w:szCs w:val="22"/>
-                <w:lang w:val="en-GB"/>
-              </w:rPr>
-              <w:t>without regard of obligations fulfilment by third parties in relation to the Company</w:t>
+                <w:sz w:val="20"/>
+                <w:szCs w:val="20"/>
+                <w:lang w:val="en-US"/>
+              </w:rPr>
+              <w:t xml:space="preserve">7. </w:t>
             </w:r>
             <w:r>
               <w:rPr>
                 <w:b w:val="0"/>
                 <w:bCs w:val="0"/>
                 <w:iCs/>
-                <w:sz w:val="22"/>
-                <w:szCs w:val="22"/>
+                <w:sz w:val="20"/>
+                <w:szCs w:val="20"/>
+                <w:lang w:val="en-US"/>
+              </w:rPr>
+              <w:t xml:space="preserve">The Applicant pays for the </w:t>
+            </w:r>
+            <w:r>
+              <w:rPr>
+                <w:b w:val="0"/>
+                <w:sz w:val="20"/>
+                <w:szCs w:val="20"/>
+                <w:lang w:val="en-US"/>
+              </w:rPr>
+              <w:t xml:space="preserve">services rendered by the Register </w:t>
+            </w:r>
+            <w:r>
+              <w:rPr>
+                <w:b w:val="0"/>
+                <w:color w:val="000000"/>
+                <w:sz w:val="20"/>
+                <w:szCs w:val="20"/>
+                <w:lang w:val="en-GB"/>
+              </w:rPr>
+              <w:t xml:space="preserve">without regard of obligations fulfilment by third parties in relation to the </w:t>
+            </w:r>
+            <w:r>
+              <w:rPr>
+                <w:b w:val="0"/>
+                <w:color w:val="000000"/>
+                <w:sz w:val="20"/>
+                <w:szCs w:val="20"/>
+                <w:lang w:val="en-GB"/>
+              </w:rPr>
+              <w:t>Applicant</w:t>
+            </w:r>
+            <w:r>
+              <w:rPr>
+                <w:b w:val="0"/>
+                <w:bCs w:val="0"/>
+                <w:iCs/>
+                <w:sz w:val="20"/>
+                <w:szCs w:val="20"/>
                 <w:lang w:val="en-US"/>
               </w:rPr>
               <w:t>.</w:t>
@@ -4425,25 +5644,49 @@
               <w:jc w:val="both"/>
               <w:rPr>
                 <w:rFonts w:ascii="Times New Roman" w:hAnsi="Times New Roman" w:cs="Times New Roman"/>
-              </w:rPr>
-            </w:pPr>
-            <w:r>
-              <w:rPr>
-                <w:rFonts w:ascii="Times New Roman" w:hAnsi="Times New Roman" w:cs="Times New Roman"/>
-              </w:rPr>
-              <w:t>7. </w:t>
-            </w:r>
-            <w:r>
-              <w:rPr>
-                <w:rFonts w:ascii="Times New Roman" w:hAnsi="Times New Roman" w:cs="Times New Roman"/>
-              </w:rPr>
-              <w:t>С Общими условиями оказания услуг Регистром ознакомлены и согласны (</w:t>
+                <w:sz w:val="20"/>
+                <w:szCs w:val="20"/>
+              </w:rPr>
+            </w:pPr>
+            <w:r>
+              <w:rPr>
+                <w:rFonts w:ascii="Times New Roman" w:hAnsi="Times New Roman" w:cs="Times New Roman"/>
+                <w:sz w:val="20"/>
+                <w:szCs w:val="20"/>
+              </w:rPr>
+              <w:t>8</w:t>
+            </w:r>
+            <w:r>
+              <w:rPr>
+                <w:rFonts w:ascii="Times New Roman" w:hAnsi="Times New Roman" w:cs="Times New Roman"/>
+                <w:sz w:val="20"/>
+                <w:szCs w:val="20"/>
+              </w:rPr>
+              <w:t>. </w:t>
+            </w:r>
+            <w:r>
+              <w:rPr>
+                <w:rFonts w:ascii="Times New Roman" w:hAnsi="Times New Roman" w:cs="Times New Roman"/>
+                <w:sz w:val="20"/>
+                <w:szCs w:val="20"/>
+              </w:rPr>
+              <w:t xml:space="preserve">С Общими условиями оказания услуг Регистром Заявитель ознакомлен и согласен </w:t>
+            </w:r>
+            <w:r>
+              <w:rPr>
+                <w:rFonts w:ascii="Times New Roman" w:hAnsi="Times New Roman" w:cs="Times New Roman"/>
+                <w:sz w:val="20"/>
+                <w:szCs w:val="20"/>
+              </w:rPr>
+              <w:t>(</w:t>
             </w:r>
             <w:hyperlink r:id="rId8" w:history="1">
               <w:r>
                 <w:rPr>
                   <w:rStyle w:val="af2"/>
                   <w:rFonts w:ascii="Times New Roman" w:hAnsi="Times New Roman" w:cs="Times New Roman"/>
+                  <w:sz w:val="20"/>
+                  <w:szCs w:val="20"/>
                   <w:lang w:val="en-US"/>
                 </w:rPr>
                 <w:t>www</w:t>
@@ -4452,6 +5695,8 @@
                 <w:rPr>
                   <w:rStyle w:val="af2"/>
                   <w:rFonts w:ascii="Times New Roman" w:hAnsi="Times New Roman" w:cs="Times New Roman"/>
+                  <w:sz w:val="20"/>
+                  <w:szCs w:val="20"/>
                 </w:rPr>
                 <w:t>.</w:t>
               </w:r>
@@ -4460,6 +5705,8 @@
                 <w:rPr>
                   <w:rStyle w:val="af2"/>
                   <w:rFonts w:ascii="Times New Roman" w:hAnsi="Times New Roman" w:cs="Times New Roman"/>
+                  <w:sz w:val="20"/>
+                  <w:szCs w:val="20"/>
                   <w:lang w:val="en-US"/>
                 </w:rPr>
                 <w:t>rs</w:t>
@@ -4469,6 +5716,8 @@
                 <w:rPr>
                   <w:rStyle w:val="af2"/>
                   <w:rFonts w:ascii="Times New Roman" w:hAnsi="Times New Roman" w:cs="Times New Roman"/>
+                  <w:sz w:val="20"/>
+                  <w:szCs w:val="20"/>
                 </w:rPr>
                 <w:t>-</w:t>
               </w:r>
@@ -4476,6 +5725,8 @@
                 <w:rPr>
                   <w:rStyle w:val="af2"/>
                   <w:rFonts w:ascii="Times New Roman" w:hAnsi="Times New Roman" w:cs="Times New Roman"/>
+                  <w:sz w:val="20"/>
+                  <w:szCs w:val="20"/>
                   <w:lang w:val="en-US"/>
                 </w:rPr>
                 <w:t>class</w:t>
@@ -4484,6 +5735,8 @@
                 <w:rPr>
                   <w:rStyle w:val="af2"/>
                   <w:rFonts w:ascii="Times New Roman" w:hAnsi="Times New Roman" w:cs="Times New Roman"/>
+                  <w:sz w:val="20"/>
+                  <w:szCs w:val="20"/>
                 </w:rPr>
                 <w:t>.</w:t>
               </w:r>
@@ -4491,6 +5744,8 @@
                 <w:rPr>
                   <w:rStyle w:val="af2"/>
                   <w:rFonts w:ascii="Times New Roman" w:hAnsi="Times New Roman" w:cs="Times New Roman"/>
+                  <w:sz w:val="20"/>
+                  <w:szCs w:val="20"/>
                   <w:lang w:val="en-US"/>
                 </w:rPr>
                 <w:t>org</w:t>
@@ -4499,6 +5754,8 @@
                 <w:rPr>
                   <w:rStyle w:val="af2"/>
                   <w:rFonts w:ascii="Times New Roman" w:hAnsi="Times New Roman" w:cs="Times New Roman"/>
+                  <w:sz w:val="20"/>
+                  <w:szCs w:val="20"/>
                 </w:rPr>
                 <w:t>/</w:t>
               </w:r>
@@ -4506,6 +5763,8 @@
                 <w:rPr>
                   <w:rStyle w:val="af2"/>
                   <w:rFonts w:ascii="Times New Roman" w:hAnsi="Times New Roman" w:cs="Times New Roman"/>
+                  <w:sz w:val="20"/>
+                  <w:szCs w:val="20"/>
                   <w:lang w:val="en-US"/>
                 </w:rPr>
                 <w:t>conditions</w:t>
@@ -4514,6 +5773,8 @@
                 <w:rPr>
                   <w:rStyle w:val="af2"/>
                   <w:rFonts w:ascii="Times New Roman" w:hAnsi="Times New Roman" w:cs="Times New Roman"/>
+                  <w:sz w:val="20"/>
+                  <w:szCs w:val="20"/>
                 </w:rPr>
                 <w:t>-</w:t>
               </w:r>
@@ -4522,6 +5783,8 @@
                 <w:rPr>
                   <w:rStyle w:val="af2"/>
                   <w:rFonts w:ascii="Times New Roman" w:hAnsi="Times New Roman" w:cs="Times New Roman"/>
+                  <w:sz w:val="20"/>
+                  <w:szCs w:val="20"/>
                   <w:lang w:val="en-US"/>
                 </w:rPr>
                 <w:t>ru</w:t>
@@ -4531,6 +5794,8 @@
             <w:r>
               <w:rPr>
                 <w:rFonts w:ascii="Times New Roman" w:hAnsi="Times New Roman" w:cs="Times New Roman"/>
+                <w:sz w:val="20"/>
+                <w:szCs w:val="20"/>
               </w:rPr>
               <w:t>).</w:t>
             </w:r>
@@ -4549,8 +5814,8 @@
                 <w:b w:val="0"/>
                 <w:bCs w:val="0"/>
                 <w:iCs/>
-                <w:sz w:val="22"/>
-                <w:szCs w:val="22"/>
+                <w:sz w:val="20"/>
+                <w:szCs w:val="20"/>
                 <w:lang w:val="en-US"/>
               </w:rPr>
             </w:pPr>
@@ -4559,18 +5824,62 @@
                 <w:b w:val="0"/>
                 <w:bCs w:val="0"/>
                 <w:iCs/>
-                <w:sz w:val="22"/>
-                <w:szCs w:val="22"/>
+                <w:sz w:val="20"/>
+                <w:szCs w:val="20"/>
                 <w:lang w:val="en-GB"/>
               </w:rPr>
-              <w:t xml:space="preserve">We have been familiarized with the General Conditions for Rendering Services by the Register and have agreed with them </w:t>
+              <w:t xml:space="preserve">8. </w:t>
+            </w:r>
+            <w:r>
+              <w:rPr>
+                <w:b w:val="0"/>
+                <w:bCs w:val="0"/>
+                <w:iCs/>
+                <w:sz w:val="20"/>
+                <w:szCs w:val="20"/>
+                <w:lang w:val="en-GB"/>
+              </w:rPr>
+              <w:t>The Applicant has</w:t>
+            </w:r>
+            <w:r>
+              <w:rPr>
+                <w:b w:val="0"/>
+                <w:bCs w:val="0"/>
+                <w:iCs/>
+                <w:sz w:val="20"/>
+                <w:szCs w:val="20"/>
+                <w:lang w:val="en-GB"/>
+              </w:rPr>
+              <w:t xml:space="preserve"> been familiarized with the General Conditions for Rendering Services by the Register and </w:t>
+            </w:r>
+            <w:r>
+              <w:rPr>
+                <w:b w:val="0"/>
+                <w:bCs w:val="0"/>
+                <w:iCs/>
+                <w:sz w:val="20"/>
+                <w:szCs w:val="20"/>
+                <w:lang w:val="en-GB"/>
+              </w:rPr>
+              <w:t>has</w:t>
+            </w:r>
+            <w:r>
+              <w:rPr>
+                <w:b w:val="0"/>
+                <w:bCs w:val="0"/>
+                <w:iCs/>
+                <w:sz w:val="20"/>
+                <w:szCs w:val="20"/>
+                <w:lang w:val="en-GB"/>
+              </w:rPr>
+              <w:t xml:space="preserve"> agreed with them </w:t>
             </w:r>
             <w:r>
               <w:rPr>
                 <w:b w:val="0"/>
                 <w:color w:val="000000"/>
-                <w:sz w:val="22"/>
-                <w:szCs w:val="22"/>
+                <w:sz w:val="20"/>
+                <w:szCs w:val="20"/>
                 <w:lang w:val="en-GB"/>
               </w:rPr>
               <w:t>(</w:t>
@@ -4580,8 +5889,8 @@
                 <w:rPr>
                   <w:rStyle w:val="af2"/>
                   <w:b w:val="0"/>
-                  <w:sz w:val="22"/>
-                  <w:szCs w:val="22"/>
+                  <w:sz w:val="20"/>
+                  <w:szCs w:val="20"/>
                   <w:lang w:val="en-GB"/>
                 </w:rPr>
                 <w:t>www.rs-class.org/conditions-en</w:t>
@@ -4591,8 +5900,8 @@
               <w:rPr>
                 <w:b w:val="0"/>
                 <w:color w:val="000000"/>
-                <w:sz w:val="22"/>
-                <w:szCs w:val="22"/>
+                <w:sz w:val="20"/>
+                <w:szCs w:val="20"/>
                 <w:lang w:val="en-GB"/>
               </w:rPr>
               <w:t>)</w:t>
@@ -4602,8 +5911,8 @@
                 <w:b w:val="0"/>
                 <w:bCs w:val="0"/>
                 <w:iCs/>
-                <w:sz w:val="22"/>
-                <w:szCs w:val="22"/>
+                <w:sz w:val="20"/>
+                <w:szCs w:val="20"/>
                 <w:lang w:val="en-GB"/>
               </w:rPr>
               <w:t>.</w:t>
@@ -4622,43 +5931,33 @@
               <w:jc w:val="both"/>
               <w:rPr>
                 <w:rFonts w:ascii="Times New Roman" w:hAnsi="Times New Roman" w:cs="Times New Roman"/>
-              </w:rPr>
-            </w:pPr>
-            <w:r>
-              <w:rPr>
-                <w:rFonts w:ascii="Times New Roman" w:hAnsi="Times New Roman" w:cs="Times New Roman"/>
-              </w:rPr>
-              <w:t>8. </w:t>
-            </w:r>
-            <w:r>
-              <w:rPr>
-                <w:rFonts w:ascii="Times New Roman" w:hAnsi="Times New Roman" w:cs="Times New Roman"/>
-              </w:rPr>
-              <w:t xml:space="preserve">Лицо, указанное в настоящем </w:t>
-            </w:r>
-            <w:r>
-              <w:rPr>
-                <w:rFonts w:ascii="Times New Roman" w:hAnsi="Times New Roman" w:cs="Times New Roman"/>
-              </w:rPr>
-              <w:t>д</w:t>
-            </w:r>
-            <w:r>
-              <w:rPr>
-                <w:rFonts w:ascii="Times New Roman" w:hAnsi="Times New Roman" w:cs="Times New Roman"/>
-              </w:rPr>
-              <w:t xml:space="preserve">оговоре-заявке, согласно с обработкой персональных данных Регистром для исполнения </w:t>
-            </w:r>
-            <w:r>
-              <w:rPr>
-                <w:rFonts w:ascii="Times New Roman" w:hAnsi="Times New Roman" w:cs="Times New Roman"/>
-              </w:rPr>
-              <w:t>д</w:t>
-            </w:r>
-            <w:r>
-              <w:rPr>
-                <w:rFonts w:ascii="Times New Roman" w:hAnsi="Times New Roman" w:cs="Times New Roman"/>
-              </w:rPr>
-              <w:t>оговора-заявки.</w:t>
+                <w:sz w:val="20"/>
+                <w:szCs w:val="20"/>
+              </w:rPr>
+            </w:pPr>
+            <w:r>
+              <w:rPr>
+                <w:rFonts w:ascii="Times New Roman" w:hAnsi="Times New Roman" w:cs="Times New Roman"/>
+                <w:sz w:val="20"/>
+                <w:szCs w:val="20"/>
+              </w:rPr>
+              <w:t>9</w:t>
+            </w:r>
+            <w:r>
+              <w:rPr>
+                <w:rFonts w:ascii="Times New Roman" w:hAnsi="Times New Roman" w:cs="Times New Roman"/>
+                <w:sz w:val="20"/>
+                <w:szCs w:val="20"/>
+              </w:rPr>
+              <w:t>. </w:t>
+            </w:r>
+            <w:r>
+              <w:rPr>
+                <w:rFonts w:ascii="Times New Roman" w:hAnsi="Times New Roman" w:cs="Times New Roman"/>
+                <w:sz w:val="20"/>
+                <w:szCs w:val="20"/>
+              </w:rPr>
+              <w:t>Заявитель подтверждает, что им получено согласие физических лиц, привлеченных к исполнению настоящего договора-заявки тем или иным способом, на обработку их персональных данных, позволяющее включать такие персональные данные в текст настоящего договора-заявки, передавать их РС, а также обрабатывать их иными способами, необходимыми для реализации прав и выполнения обязанностей Сторонами по настоящему договору-заявке.</w:t>
             </w:r>
           </w:p>
         </w:tc>
@@ -4675,8 +5974,8 @@
                 <w:b w:val="0"/>
                 <w:bCs w:val="0"/>
                 <w:iCs/>
-                <w:sz w:val="22"/>
-                <w:szCs w:val="22"/>
+                <w:sz w:val="20"/>
+                <w:szCs w:val="20"/>
                 <w:lang w:val="en-GB"/>
               </w:rPr>
             </w:pPr>
@@ -4685,77 +5984,99 @@
                 <w:b w:val="0"/>
                 <w:bCs w:val="0"/>
                 <w:iCs/>
-                <w:sz w:val="22"/>
-                <w:szCs w:val="22"/>
-                <w:lang w:val="en-GB"/>
-              </w:rPr>
-              <w:t xml:space="preserve">Person mentioned in </w:t>
+                <w:sz w:val="20"/>
+                <w:szCs w:val="20"/>
+                <w:lang w:val="en-US"/>
+              </w:rPr>
+              <w:t xml:space="preserve">9. The Applicant confirms that it has received the consent </w:t>
             </w:r>
             <w:r>
               <w:rPr>
                 <w:b w:val="0"/>
                 <w:bCs w:val="0"/>
                 <w:iCs/>
-                <w:sz w:val="22"/>
-                <w:szCs w:val="22"/>
-                <w:lang w:val="en-GB"/>
-              </w:rPr>
-              <w:t xml:space="preserve">the </w:t>
+                <w:sz w:val="20"/>
+                <w:szCs w:val="20"/>
+                <w:lang w:val="en-US"/>
+              </w:rPr>
+              <w:t>from</w:t>
             </w:r>
             <w:r>
               <w:rPr>
                 <w:b w:val="0"/>
                 <w:bCs w:val="0"/>
                 <w:iCs/>
-                <w:sz w:val="22"/>
-                <w:szCs w:val="22"/>
-                <w:lang w:val="en-GB"/>
-              </w:rPr>
-              <w:t>Contract-</w:t>
+                <w:sz w:val="20"/>
+                <w:szCs w:val="20"/>
+                <w:lang w:val="en-US"/>
+              </w:rPr>
+              <w:t xml:space="preserve"> </w:t>
             </w:r>
             <w:r>
               <w:rPr>
                 <w:b w:val="0"/>
                 <w:bCs w:val="0"/>
                 <w:iCs/>
-                <w:sz w:val="22"/>
-                <w:szCs w:val="22"/>
-                <w:lang w:val="en-GB"/>
-              </w:rPr>
-              <w:t xml:space="preserve">Request </w:t>
+                <w:sz w:val="20"/>
+                <w:szCs w:val="20"/>
+                <w:lang w:val="en-US"/>
+              </w:rPr>
+              <w:t xml:space="preserve">physical </w:t>
             </w:r>
             <w:r>
               <w:rPr>
                 <w:b w:val="0"/>
                 <w:bCs w:val="0"/>
                 <w:iCs/>
-                <w:sz w:val="22"/>
-                <w:szCs w:val="22"/>
-                <w:lang w:val="en-GB"/>
-              </w:rPr>
-              <w:t>agrees to data handling for fulfilment of the Contract-</w:t>
+                <w:sz w:val="20"/>
+                <w:szCs w:val="20"/>
+                <w:lang w:val="en-US"/>
+              </w:rPr>
+              <w:t xml:space="preserve">persons involved in performance of the Contract-Request by any </w:t>
             </w:r>
             <w:r>
               <w:rPr>
                 <w:b w:val="0"/>
                 <w:bCs w:val="0"/>
                 <w:iCs/>
-                <w:sz w:val="22"/>
-                <w:szCs w:val="22"/>
-                <w:lang w:val="en-GB"/>
-              </w:rPr>
-              <w:t>Request</w:t>
+                <w:sz w:val="20"/>
+                <w:szCs w:val="20"/>
+                <w:lang w:val="en-US"/>
+              </w:rPr>
+              <w:t>means</w:t>
             </w:r>
             <w:r>
               <w:rPr>
                 <w:b w:val="0"/>
                 <w:bCs w:val="0"/>
                 <w:iCs/>
-                <w:sz w:val="22"/>
-                <w:szCs w:val="22"/>
-                <w:lang w:val="en-GB"/>
-              </w:rPr>
-              <w:t>.</w:t>
+                <w:sz w:val="20"/>
+                <w:szCs w:val="20"/>
+                <w:lang w:val="en-US"/>
+              </w:rPr>
+              <w:t xml:space="preserve"> for processing of their personal data allowing to include such personal data in the text hereof, submit them to RS as well as to process these data by other means required to </w:t>
+            </w:r>
+            <w:r>
+              <w:rPr>
+                <w:b w:val="0"/>
+                <w:bCs w:val="0"/>
+                <w:iCs/>
+                <w:sz w:val="20"/>
+                <w:szCs w:val="20"/>
+                <w:lang w:val="en-US"/>
+              </w:rPr>
+              <w:t>exercise</w:t>
+            </w:r>
+            <w:r>
+              <w:rPr>
+                <w:b w:val="0"/>
+                <w:bCs w:val="0"/>
+                <w:iCs/>
+                <w:sz w:val="20"/>
+                <w:szCs w:val="20"/>
+                <w:lang w:val="en-US"/>
+              </w:rPr>
+              <w:t xml:space="preserve"> the rights and to perform responsibilities by the Parties hereunder.</w:t>
             </w:r>
           </w:p>
         </w:tc>
@@ -4774,8 +6095,8 @@
               <w:rPr>
                 <w:rFonts w:ascii="Times New Roman" w:hAnsi="Times New Roman" w:cs="Times New Roman"/>
                 <w:b/>
-                <w:sz w:val="16"/>
-                <w:szCs w:val="16"/>
+                <w:sz w:val="20"/>
+                <w:szCs w:val="20"/>
                 <w:lang w:val="en-US"/>
               </w:rPr>
             </w:pPr>
@@ -4791,8 +6112,8 @@
               <w:rPr>
                 <w:rFonts w:ascii="Times New Roman" w:hAnsi="Times New Roman" w:cs="Times New Roman"/>
                 <w:b/>
-                <w:sz w:val="16"/>
-                <w:szCs w:val="16"/>
+                <w:sz w:val="20"/>
+                <w:szCs w:val="20"/>
                 <w:lang w:val="en-GB"/>
               </w:rPr>
             </w:pPr>
@@ -4810,6 +6131,8 @@
               <w:jc w:val="both"/>
               <w:rPr>
                 <w:rFonts w:ascii="Times New Roman" w:hAnsi="Times New Roman" w:cs="Times New Roman"/>
+                <w:sz w:val="20"/>
+                <w:szCs w:val="20"/>
                 <w:lang w:val="en-US"/>
               </w:rPr>
             </w:pPr>
@@ -4817,6 +6140,8 @@
             <w:r>
               <w:rPr>
                 <w:rFonts w:ascii="Times New Roman" w:hAnsi="Times New Roman" w:cs="Times New Roman"/>
+                <w:sz w:val="20"/>
+                <w:szCs w:val="20"/>
                 <w:lang w:val="en-US"/>
               </w:rPr>
               <w:t>Регистр</w:t>
@@ -4825,6 +6150,8 @@
             <w:r>
               <w:rPr>
                 <w:rFonts w:ascii="Times New Roman" w:hAnsi="Times New Roman" w:cs="Times New Roman"/>
+                <w:sz w:val="20"/>
+                <w:szCs w:val="20"/>
               </w:rPr>
               <w:t xml:space="preserve"> </w:t>
             </w:r>
@@ -4832,6 +6159,8 @@
               <w:rPr>
                 <w:rFonts w:ascii="Times New Roman" w:hAnsi="Times New Roman" w:cs="Times New Roman"/>
                 <w:color w:val="808080" w:themeColor="background1" w:themeShade="80"/>
+                <w:sz w:val="20"/>
+                <w:szCs w:val="20"/>
                 <w:lang w:val="en-US"/>
               </w:rPr>
               <w:t>/</w:t>
@@ -4840,6 +6169,8 @@
               <w:rPr>
                 <w:rFonts w:ascii="Times New Roman" w:hAnsi="Times New Roman" w:cs="Times New Roman"/>
                 <w:color w:val="808080" w:themeColor="background1" w:themeShade="80"/>
+                <w:sz w:val="20"/>
+                <w:szCs w:val="20"/>
               </w:rPr>
               <w:t xml:space="preserve"> </w:t>
             </w:r>
@@ -4847,6 +6178,8 @@
               <w:rPr>
                 <w:rFonts w:ascii="Times New Roman" w:hAnsi="Times New Roman" w:cs="Times New Roman"/>
                 <w:color w:val="808080" w:themeColor="background1" w:themeShade="80"/>
+                <w:sz w:val="20"/>
+                <w:szCs w:val="20"/>
                 <w:lang w:val="en-US"/>
               </w:rPr>
               <w:t xml:space="preserve">The </w:t>
@@ -4855,6 +6188,8 @@
               <w:rPr>
                 <w:rFonts w:ascii="Times New Roman" w:hAnsi="Times New Roman" w:cs="Times New Roman"/>
                 <w:color w:val="808080" w:themeColor="background1" w:themeShade="80"/>
+                <w:sz w:val="20"/>
+                <w:szCs w:val="20"/>
                 <w:lang w:val="en-US"/>
               </w:rPr>
               <w:t>Register:</w:t>
@@ -4871,18 +6206,24 @@
               <w:jc w:val="both"/>
               <w:rPr>
                 <w:rFonts w:ascii="Times New Roman" w:hAnsi="Times New Roman" w:cs="Times New Roman"/>
-                <w:lang w:val="en-US"/>
-              </w:rPr>
-            </w:pPr>
-            <w:r>
-              <w:rPr>
-                <w:rFonts w:ascii="Times New Roman" w:hAnsi="Times New Roman" w:cs="Times New Roman"/>
+                <w:sz w:val="20"/>
+                <w:szCs w:val="20"/>
+                <w:lang w:val="en-US"/>
+              </w:rPr>
+            </w:pPr>
+            <w:r>
+              <w:rPr>
+                <w:rFonts w:ascii="Times New Roman" w:hAnsi="Times New Roman" w:cs="Times New Roman"/>
+                <w:sz w:val="20"/>
+                <w:szCs w:val="20"/>
               </w:rPr>
               <w:t>Заявитель</w:t>
             </w:r>
             <w:r>
               <w:rPr>
                 <w:rFonts w:ascii="Times New Roman" w:hAnsi="Times New Roman" w:cs="Times New Roman"/>
+                <w:sz w:val="20"/>
+                <w:szCs w:val="20"/>
               </w:rPr>
               <w:t xml:space="preserve"> </w:t>
             </w:r>
@@ -4890,6 +6231,8 @@
               <w:rPr>
                 <w:rFonts w:ascii="Times New Roman" w:hAnsi="Times New Roman" w:cs="Times New Roman"/>
                 <w:color w:val="808080" w:themeColor="background1" w:themeShade="80"/>
+                <w:sz w:val="20"/>
+                <w:szCs w:val="20"/>
                 <w:lang w:val="en-US"/>
               </w:rPr>
               <w:t>/</w:t>
@@ -4898,6 +6241,8 @@
               <w:rPr>
                 <w:rFonts w:ascii="Times New Roman" w:hAnsi="Times New Roman" w:cs="Times New Roman"/>
                 <w:color w:val="808080" w:themeColor="background1" w:themeShade="80"/>
+                <w:sz w:val="20"/>
+                <w:szCs w:val="20"/>
               </w:rPr>
               <w:t xml:space="preserve"> </w:t>
             </w:r>
@@ -4905,6 +6250,8 @@
               <w:rPr>
                 <w:rFonts w:ascii="Times New Roman" w:hAnsi="Times New Roman" w:cs="Times New Roman"/>
                 <w:color w:val="808080" w:themeColor="background1" w:themeShade="80"/>
+                <w:sz w:val="20"/>
+                <w:szCs w:val="20"/>
                 <w:lang w:val="en-US"/>
               </w:rPr>
               <w:t xml:space="preserve">The </w:t>
@@ -4913,6 +6260,8 @@
               <w:rPr>
                 <w:rFonts w:ascii="Times New Roman" w:hAnsi="Times New Roman" w:cs="Times New Roman"/>
                 <w:color w:val="808080" w:themeColor="background1" w:themeShade="80"/>
+                <w:sz w:val="20"/>
+                <w:szCs w:val="20"/>
                 <w:lang w:val="en-US"/>
               </w:rPr>
               <w:t>Applicant</w:t>
@@ -4921,6 +6270,8 @@
               <w:rPr>
                 <w:rFonts w:ascii="Times New Roman" w:hAnsi="Times New Roman" w:cs="Times New Roman"/>
                 <w:color w:val="808080" w:themeColor="background1" w:themeShade="80"/>
+                <w:sz w:val="20"/>
+                <w:szCs w:val="20"/>
                 <w:lang w:val="en-US"/>
               </w:rPr>
               <w:t>:</w:t>
@@ -4942,11 +6293,15 @@
               <w:jc w:val="both"/>
               <w:rPr>
                 <w:rFonts w:ascii="Times New Roman" w:hAnsi="Times New Roman" w:cs="Times New Roman"/>
-              </w:rPr>
-            </w:pPr>
-            <w:r>
-              <w:rPr>
-                <w:rFonts w:ascii="Times New Roman" w:hAnsi="Times New Roman" w:cs="Times New Roman"/>
+                <w:sz w:val="20"/>
+                <w:szCs w:val="20"/>
+              </w:rPr>
+            </w:pPr>
+            <w:r>
+              <w:rPr>
+                <w:rFonts w:ascii="Times New Roman" w:hAnsi="Times New Roman" w:cs="Times New Roman"/>
+                <w:sz w:val="20"/>
+                <w:szCs w:val="20"/>
               </w:rPr>
               <w:t xml:space="preserve">Юридический и почтовый адрес </w:t>
             </w:r>
@@ -4954,6 +6309,8 @@
               <w:rPr>
                 <w:rFonts w:ascii="Times New Roman" w:hAnsi="Times New Roman" w:cs="Times New Roman"/>
                 <w:color w:val="808080" w:themeColor="background1" w:themeShade="80"/>
+                <w:sz w:val="20"/>
+                <w:szCs w:val="20"/>
               </w:rPr>
               <w:t xml:space="preserve">/ </w:t>
             </w:r>
@@ -4961,6 +6318,8 @@
               <w:rPr>
                 <w:rFonts w:ascii="Times New Roman" w:hAnsi="Times New Roman" w:cs="Times New Roman"/>
                 <w:color w:val="808080" w:themeColor="background1" w:themeShade="80"/>
+                <w:sz w:val="20"/>
+                <w:szCs w:val="20"/>
                 <w:lang w:val="en-US"/>
               </w:rPr>
               <w:t>Legal</w:t>
@@ -4969,6 +6328,8 @@
               <w:rPr>
                 <w:rFonts w:ascii="Times New Roman" w:hAnsi="Times New Roman" w:cs="Times New Roman"/>
                 <w:color w:val="808080" w:themeColor="background1" w:themeShade="80"/>
+                <w:sz w:val="20"/>
+                <w:szCs w:val="20"/>
               </w:rPr>
               <w:t xml:space="preserve"> </w:t>
             </w:r>
@@ -4976,6 +6337,8 @@
               <w:rPr>
                 <w:rFonts w:ascii="Times New Roman" w:hAnsi="Times New Roman" w:cs="Times New Roman"/>
                 <w:color w:val="808080" w:themeColor="background1" w:themeShade="80"/>
+                <w:sz w:val="20"/>
+                <w:szCs w:val="20"/>
                 <w:lang w:val="en-US"/>
               </w:rPr>
               <w:t>and</w:t>
@@ -4984,6 +6347,8 @@
               <w:rPr>
                 <w:rFonts w:ascii="Times New Roman" w:hAnsi="Times New Roman" w:cs="Times New Roman"/>
                 <w:color w:val="808080" w:themeColor="background1" w:themeShade="80"/>
+                <w:sz w:val="20"/>
+                <w:szCs w:val="20"/>
               </w:rPr>
               <w:t xml:space="preserve"> </w:t>
             </w:r>
@@ -4991,6 +6356,8 @@
               <w:rPr>
                 <w:rFonts w:ascii="Times New Roman" w:hAnsi="Times New Roman" w:cs="Times New Roman"/>
                 <w:color w:val="808080" w:themeColor="background1" w:themeShade="80"/>
+                <w:sz w:val="20"/>
+                <w:szCs w:val="20"/>
                 <w:lang w:val="en-US"/>
               </w:rPr>
               <w:t>postal</w:t>
@@ -4999,6 +6366,8 @@
               <w:rPr>
                 <w:rFonts w:ascii="Times New Roman" w:hAnsi="Times New Roman" w:cs="Times New Roman"/>
                 <w:color w:val="808080" w:themeColor="background1" w:themeShade="80"/>
+                <w:sz w:val="20"/>
+                <w:szCs w:val="20"/>
               </w:rPr>
               <w:t xml:space="preserve"> </w:t>
             </w:r>
@@ -5006,6 +6375,8 @@
               <w:rPr>
                 <w:rFonts w:ascii="Times New Roman" w:hAnsi="Times New Roman" w:cs="Times New Roman"/>
                 <w:color w:val="808080" w:themeColor="background1" w:themeShade="80"/>
+                <w:sz w:val="20"/>
+                <w:szCs w:val="20"/>
                 <w:lang w:val="en-US"/>
               </w:rPr>
               <w:t>address</w:t>
@@ -5014,6 +6385,8 @@
               <w:rPr>
                 <w:rFonts w:ascii="Times New Roman" w:hAnsi="Times New Roman" w:cs="Times New Roman"/>
                 <w:color w:val="808080" w:themeColor="background1" w:themeShade="80"/>
+                <w:sz w:val="20"/>
+                <w:szCs w:val="20"/>
               </w:rPr>
               <w:t>:</w:t>
             </w:r>
@@ -5029,12 +6402,16 @@
               <w:jc w:val="both"/>
               <w:rPr>
                 <w:rFonts w:ascii="Times New Roman" w:hAnsi="Times New Roman" w:cs="Times New Roman"/>
-                <w:lang w:val="en-US"/>
-              </w:rPr>
-            </w:pPr>
-            <w:r>
-              <w:rPr>
-                <w:rFonts w:ascii="Times New Roman" w:hAnsi="Times New Roman" w:cs="Times New Roman"/>
+                <w:sz w:val="20"/>
+                <w:szCs w:val="20"/>
+                <w:lang w:val="en-US"/>
+              </w:rPr>
+            </w:pPr>
+            <w:r>
+              <w:rPr>
+                <w:rFonts w:ascii="Times New Roman" w:hAnsi="Times New Roman" w:cs="Times New Roman"/>
+                <w:sz w:val="20"/>
+                <w:szCs w:val="20"/>
               </w:rPr>
               <w:t xml:space="preserve">Юридический адрес </w:t>
             </w:r>
@@ -5042,6 +6419,8 @@
               <w:rPr>
                 <w:rFonts w:ascii="Times New Roman" w:hAnsi="Times New Roman" w:cs="Times New Roman"/>
                 <w:color w:val="808080" w:themeColor="background1" w:themeShade="80"/>
+                <w:sz w:val="20"/>
+                <w:szCs w:val="20"/>
                 <w:lang w:val="en-US"/>
               </w:rPr>
               <w:t>/</w:t>
@@ -5050,6 +6429,8 @@
               <w:rPr>
                 <w:rFonts w:ascii="Times New Roman" w:hAnsi="Times New Roman" w:cs="Times New Roman"/>
                 <w:color w:val="808080" w:themeColor="background1" w:themeShade="80"/>
+                <w:sz w:val="20"/>
+                <w:szCs w:val="20"/>
               </w:rPr>
               <w:t xml:space="preserve"> </w:t>
             </w:r>
@@ -5057,6 +6438,8 @@
               <w:rPr>
                 <w:rFonts w:ascii="Times New Roman" w:hAnsi="Times New Roman" w:cs="Times New Roman"/>
                 <w:color w:val="808080" w:themeColor="background1" w:themeShade="80"/>
+                <w:sz w:val="20"/>
+                <w:szCs w:val="20"/>
                 <w:lang w:val="en-US"/>
               </w:rPr>
               <w:t>Legal address:</w:t>
@@ -5268,8 +6651,12 @@
       <w:tr>
         <w:tc>
           <w:tcPr>
-            <w:tcW w:w="5040" w:type="dxa"/>
-            <w:gridSpan w:val="11"/>
+            <w:tcW w:w="4860" w:type="dxa"/>
+            <w:gridSpan w:val="10"/>
+            <w:tcBorders>
+              <w:top w:val="dotted" w:sz="4" w:space="0" w:color="808080" w:themeColor="background1" w:themeShade="80"/>
+              <w:bottom w:val="dotted" w:sz="4" w:space="0" w:color="808080" w:themeColor="background1" w:themeShade="80"/>
+            </w:tcBorders>
           </w:tcPr>
           <w:p>
             <w:pPr>
@@ -5281,46 +6668,22 @@
                 <w:lang w:val="en-US"/>
               </w:rPr>
             </w:pPr>
-            <w:proofErr w:type="gramStart"/>
-            <w:r>
-              <w:rPr>
-                <w:rFonts w:ascii="Times New Roman" w:hAnsi="Times New Roman" w:cs="Times New Roman"/>
-                <w:sz w:val="20"/>
-                <w:szCs w:val="20"/>
-                <w:lang w:val="en-US"/>
-              </w:rPr>
-              <w:t xml:space="preserve">{{ </w:t>
-            </w:r>
-            <w:proofErr w:type="spellStart"/>
-            <w:r>
-              <w:rPr>
-                <w:rFonts w:ascii="Times New Roman" w:hAnsi="Times New Roman" w:cs="Times New Roman"/>
-                <w:sz w:val="20"/>
-                <w:szCs w:val="20"/>
-                <w:lang w:val="en-US"/>
-              </w:rPr>
-              <w:t>postal</w:t>
-            </w:r>
-            <w:proofErr w:type="gramEnd"/>
-            <w:r>
-              <w:rPr>
-                <w:rFonts w:ascii="Times New Roman" w:hAnsi="Times New Roman" w:cs="Times New Roman"/>
-                <w:sz w:val="20"/>
-                <w:szCs w:val="20"/>
-                <w:lang w:val="en-US"/>
-              </w:rPr>
-              <w:t>_address_rs</w:t>
-            </w:r>
-            <w:proofErr w:type="spellEnd"/>
-            <w:r>
-              <w:rPr>
-                <w:rFonts w:ascii="Times New Roman" w:hAnsi="Times New Roman" w:cs="Times New Roman"/>
-                <w:sz w:val="20"/>
-                <w:szCs w:val="20"/>
-                <w:lang w:val="en-US"/>
-              </w:rPr>
-              <w:t xml:space="preserve"> }}</w:t>
-            </w:r>
+          </w:p>
+        </w:tc>
+        <w:tc>
+          <w:tcPr>
+            <w:tcW w:w="180" w:type="dxa"/>
+          </w:tcPr>
+          <w:p>
+            <w:pPr>
+              <w:jc w:val="both"/>
+              <w:rPr>
+                <w:rFonts w:ascii="Times New Roman" w:hAnsi="Times New Roman" w:cs="Times New Roman"/>
+                <w:sz w:val="20"/>
+                <w:szCs w:val="20"/>
+                <w:lang w:val="en-US"/>
+              </w:rPr>
+            </w:pPr>
           </w:p>
         </w:tc>
         <w:tc>
@@ -5336,18 +6699,63 @@
               <w:jc w:val="both"/>
               <w:rPr>
                 <w:rFonts w:ascii="Times New Roman" w:hAnsi="Times New Roman" w:cs="Times New Roman"/>
-                <w:lang w:val="en-US"/>
-              </w:rPr>
-            </w:pPr>
-            <w:r>
-              <w:rPr>
-                <w:rFonts w:ascii="Times New Roman" w:hAnsi="Times New Roman" w:cs="Times New Roman"/>
+                <w:sz w:val="20"/>
+                <w:szCs w:val="20"/>
+                <w:lang w:val="en-US"/>
+              </w:rPr>
+            </w:pPr>
+          </w:p>
+        </w:tc>
+      </w:tr>
+      <w:tr>
+        <w:tc>
+          <w:tcPr>
+            <w:tcW w:w="5040" w:type="dxa"/>
+            <w:gridSpan w:val="11"/>
+          </w:tcPr>
+          <w:p>
+            <w:pPr>
+              <w:jc w:val="both"/>
+              <w:rPr>
+                <w:rFonts w:ascii="Times New Roman" w:hAnsi="Times New Roman" w:cs="Times New Roman"/>
+                <w:sz w:val="20"/>
+                <w:szCs w:val="20"/>
+                <w:lang w:val="en-US"/>
+              </w:rPr>
+            </w:pPr>
+          </w:p>
+        </w:tc>
+        <w:tc>
+          <w:tcPr>
+            <w:tcW w:w="5166" w:type="dxa"/>
+            <w:gridSpan w:val="14"/>
+            <w:tcBorders>
+              <w:top w:val="dotted" w:sz="4" w:space="0" w:color="808080" w:themeColor="background1" w:themeShade="80"/>
+            </w:tcBorders>
+          </w:tcPr>
+          <w:p>
+            <w:pPr>
+              <w:jc w:val="both"/>
+              <w:rPr>
+                <w:rFonts w:ascii="Times New Roman" w:hAnsi="Times New Roman" w:cs="Times New Roman"/>
+                <w:sz w:val="20"/>
+                <w:szCs w:val="20"/>
+                <w:lang w:val="en-US"/>
+              </w:rPr>
+            </w:pPr>
+            <w:r>
+              <w:rPr>
+                <w:rFonts w:ascii="Times New Roman" w:hAnsi="Times New Roman" w:cs="Times New Roman"/>
+                <w:sz w:val="20"/>
+                <w:szCs w:val="20"/>
               </w:rPr>
               <w:t>Почтовый</w:t>
             </w:r>
             <w:r>
               <w:rPr>
                 <w:rFonts w:ascii="Times New Roman" w:hAnsi="Times New Roman" w:cs="Times New Roman"/>
+                <w:sz w:val="20"/>
+                <w:szCs w:val="20"/>
                 <w:lang w:val="en-US"/>
               </w:rPr>
               <w:t xml:space="preserve"> </w:t>
@@ -5355,12 +6763,16 @@
             <w:r>
               <w:rPr>
                 <w:rFonts w:ascii="Times New Roman" w:hAnsi="Times New Roman" w:cs="Times New Roman"/>
+                <w:sz w:val="20"/>
+                <w:szCs w:val="20"/>
               </w:rPr>
               <w:t>адрес</w:t>
             </w:r>
             <w:r>
               <w:rPr>
                 <w:rFonts w:ascii="Times New Roman" w:hAnsi="Times New Roman" w:cs="Times New Roman"/>
+                <w:sz w:val="20"/>
+                <w:szCs w:val="20"/>
                 <w:lang w:val="en-US"/>
               </w:rPr>
               <w:t xml:space="preserve"> (</w:t>
@@ -5368,12 +6780,16 @@
             <w:r>
               <w:rPr>
                 <w:rFonts w:ascii="Times New Roman" w:hAnsi="Times New Roman" w:cs="Times New Roman"/>
+                <w:sz w:val="20"/>
+                <w:szCs w:val="20"/>
               </w:rPr>
               <w:t>адрес</w:t>
             </w:r>
             <w:r>
               <w:rPr>
                 <w:rFonts w:ascii="Times New Roman" w:hAnsi="Times New Roman" w:cs="Times New Roman"/>
+                <w:sz w:val="20"/>
+                <w:szCs w:val="20"/>
                 <w:lang w:val="en-US"/>
               </w:rPr>
               <w:t xml:space="preserve"> </w:t>
@@ -5381,12 +6797,16 @@
             <w:r>
               <w:rPr>
                 <w:rFonts w:ascii="Times New Roman" w:hAnsi="Times New Roman" w:cs="Times New Roman"/>
+                <w:sz w:val="20"/>
+                <w:szCs w:val="20"/>
               </w:rPr>
               <w:t>для</w:t>
             </w:r>
             <w:r>
               <w:rPr>
                 <w:rFonts w:ascii="Times New Roman" w:hAnsi="Times New Roman" w:cs="Times New Roman"/>
+                <w:sz w:val="20"/>
+                <w:szCs w:val="20"/>
                 <w:lang w:val="en-US"/>
               </w:rPr>
               <w:t xml:space="preserve"> </w:t>
@@ -5394,12 +6814,16 @@
             <w:r>
               <w:rPr>
                 <w:rFonts w:ascii="Times New Roman" w:hAnsi="Times New Roman" w:cs="Times New Roman"/>
+                <w:sz w:val="20"/>
+                <w:szCs w:val="20"/>
               </w:rPr>
               <w:t>направления</w:t>
             </w:r>
             <w:r>
               <w:rPr>
                 <w:rFonts w:ascii="Times New Roman" w:hAnsi="Times New Roman" w:cs="Times New Roman"/>
+                <w:sz w:val="20"/>
+                <w:szCs w:val="20"/>
                 <w:lang w:val="en-US"/>
               </w:rPr>
               <w:t xml:space="preserve"> </w:t>
@@ -5407,12 +6831,16 @@
             <w:r>
               <w:rPr>
                 <w:rFonts w:ascii="Times New Roman" w:hAnsi="Times New Roman" w:cs="Times New Roman"/>
+                <w:sz w:val="20"/>
+                <w:szCs w:val="20"/>
               </w:rPr>
               <w:t>счета</w:t>
             </w:r>
             <w:r>
               <w:rPr>
                 <w:rFonts w:ascii="Times New Roman" w:hAnsi="Times New Roman" w:cs="Times New Roman"/>
+                <w:sz w:val="20"/>
+                <w:szCs w:val="20"/>
                 <w:lang w:val="en-US"/>
               </w:rPr>
               <w:t xml:space="preserve"> </w:t>
@@ -5420,12 +6848,16 @@
             <w:r>
               <w:rPr>
                 <w:rFonts w:ascii="Times New Roman" w:hAnsi="Times New Roman" w:cs="Times New Roman"/>
+                <w:sz w:val="20"/>
+                <w:szCs w:val="20"/>
               </w:rPr>
               <w:t>и</w:t>
             </w:r>
             <w:r>
               <w:rPr>
                 <w:rFonts w:ascii="Times New Roman" w:hAnsi="Times New Roman" w:cs="Times New Roman"/>
+                <w:sz w:val="20"/>
+                <w:szCs w:val="20"/>
                 <w:lang w:val="en-US"/>
               </w:rPr>
               <w:t xml:space="preserve"> </w:t>
@@ -5433,12 +6865,16 @@
             <w:r>
               <w:rPr>
                 <w:rFonts w:ascii="Times New Roman" w:hAnsi="Times New Roman" w:cs="Times New Roman"/>
+                <w:sz w:val="20"/>
+                <w:szCs w:val="20"/>
               </w:rPr>
               <w:t>договорной</w:t>
             </w:r>
             <w:r>
               <w:rPr>
                 <w:rFonts w:ascii="Times New Roman" w:hAnsi="Times New Roman" w:cs="Times New Roman"/>
+                <w:sz w:val="20"/>
+                <w:szCs w:val="20"/>
                 <w:lang w:val="en-US"/>
               </w:rPr>
               <w:t xml:space="preserve"> </w:t>
@@ -5446,12 +6882,16 @@
             <w:r>
               <w:rPr>
                 <w:rFonts w:ascii="Times New Roman" w:hAnsi="Times New Roman" w:cs="Times New Roman"/>
+                <w:sz w:val="20"/>
+                <w:szCs w:val="20"/>
               </w:rPr>
               <w:t>документации</w:t>
             </w:r>
             <w:r>
               <w:rPr>
                 <w:rFonts w:ascii="Times New Roman" w:hAnsi="Times New Roman" w:cs="Times New Roman"/>
+                <w:sz w:val="20"/>
+                <w:szCs w:val="20"/>
                 <w:lang w:val="en-US"/>
               </w:rPr>
               <w:t xml:space="preserve">) </w:t>
@@ -5460,6 +6900,8 @@
               <w:rPr>
                 <w:rFonts w:ascii="Times New Roman" w:hAnsi="Times New Roman" w:cs="Times New Roman"/>
                 <w:color w:val="808080" w:themeColor="background1" w:themeShade="80"/>
+                <w:sz w:val="20"/>
+                <w:szCs w:val="20"/>
                 <w:lang w:val="en-US"/>
               </w:rPr>
               <w:t>/ Address where invoice and contractual documentation shall be sent:</w:t>
@@ -5486,6 +6928,46 @@
                 <w:lang w:val="en-US"/>
               </w:rPr>
             </w:pPr>
+            <w:proofErr w:type="gramStart"/>
+            <w:r>
+              <w:rPr>
+                <w:rFonts w:ascii="Times New Roman" w:hAnsi="Times New Roman" w:cs="Times New Roman"/>
+                <w:sz w:val="20"/>
+                <w:szCs w:val="20"/>
+                <w:lang w:val="en-US"/>
+              </w:rPr>
+              <w:t xml:space="preserve">{{ </w:t>
+            </w:r>
+            <w:proofErr w:type="spellStart"/>
+            <w:r>
+              <w:rPr>
+                <w:rFonts w:ascii="Times New Roman" w:hAnsi="Times New Roman" w:cs="Times New Roman"/>
+                <w:sz w:val="20"/>
+                <w:szCs w:val="20"/>
+                <w:lang w:val="en-US"/>
+              </w:rPr>
+              <w:t>postal</w:t>
+            </w:r>
+            <w:proofErr w:type="gramEnd"/>
+            <w:r>
+              <w:rPr>
+                <w:rFonts w:ascii="Times New Roman" w:hAnsi="Times New Roman" w:cs="Times New Roman"/>
+                <w:sz w:val="20"/>
+                <w:szCs w:val="20"/>
+                <w:lang w:val="en-US"/>
+              </w:rPr>
+              <w:t>_address_rs</w:t>
+            </w:r>
+            <w:proofErr w:type="spellEnd"/>
+            <w:r>
+              <w:rPr>
+                <w:rFonts w:ascii="Times New Roman" w:hAnsi="Times New Roman" w:cs="Times New Roman"/>
+                <w:sz w:val="20"/>
+                <w:szCs w:val="20"/>
+                <w:lang w:val="en-US"/>
+              </w:rPr>
+              <w:t xml:space="preserve"> }}</w:t>
+            </w:r>
           </w:p>
         </w:tc>
         <w:tc>
@@ -5592,6 +7074,46 @@
       <w:tr>
         <w:tc>
           <w:tcPr>
+            <w:tcW w:w="5040" w:type="dxa"/>
+            <w:gridSpan w:val="11"/>
+          </w:tcPr>
+          <w:p>
+            <w:pPr>
+              <w:jc w:val="both"/>
+              <w:rPr>
+                <w:rFonts w:ascii="Times New Roman" w:hAnsi="Times New Roman" w:cs="Times New Roman"/>
+                <w:sz w:val="20"/>
+                <w:szCs w:val="20"/>
+                <w:lang w:val="en-US"/>
+              </w:rPr>
+            </w:pPr>
+          </w:p>
+        </w:tc>
+        <w:tc>
+          <w:tcPr>
+            <w:tcW w:w="5166" w:type="dxa"/>
+            <w:gridSpan w:val="14"/>
+            <w:tcBorders>
+              <w:top w:val="dotted" w:sz="4" w:space="0" w:color="808080" w:themeColor="background1" w:themeShade="80"/>
+              <w:bottom w:val="dotted" w:sz="4" w:space="0" w:color="808080" w:themeColor="background1" w:themeShade="80"/>
+            </w:tcBorders>
+          </w:tcPr>
+          <w:p>
+            <w:pPr>
+              <w:jc w:val="both"/>
+              <w:rPr>
+                <w:rFonts w:ascii="Times New Roman" w:hAnsi="Times New Roman" w:cs="Times New Roman"/>
+                <w:sz w:val="20"/>
+                <w:szCs w:val="20"/>
+                <w:lang w:val="en-US"/>
+              </w:rPr>
+            </w:pPr>
+          </w:p>
+        </w:tc>
+      </w:tr>
+      <w:tr>
+        <w:tc>
+          <w:tcPr>
             <w:tcW w:w="1437" w:type="dxa"/>
             <w:gridSpan w:val="4"/>
           </w:tcPr>
@@ -5600,12 +7122,16 @@
               <w:jc w:val="both"/>
               <w:rPr>
                 <w:rFonts w:ascii="Times New Roman" w:hAnsi="Times New Roman" w:cs="Times New Roman"/>
-                <w:lang w:val="en-US"/>
-              </w:rPr>
-            </w:pPr>
-            <w:r>
-              <w:rPr>
-                <w:rFonts w:ascii="Times New Roman" w:hAnsi="Times New Roman" w:cs="Times New Roman"/>
+                <w:sz w:val="20"/>
+                <w:szCs w:val="20"/>
+                <w:lang w:val="en-US"/>
+              </w:rPr>
+            </w:pPr>
+            <w:r>
+              <w:rPr>
+                <w:rFonts w:ascii="Times New Roman" w:hAnsi="Times New Roman" w:cs="Times New Roman"/>
+                <w:sz w:val="20"/>
+                <w:szCs w:val="20"/>
                 <w:lang w:val="en-US"/>
               </w:rPr>
               <w:t>ИНН</w:t>
@@ -5613,6 +7139,8 @@
             <w:r>
               <w:rPr>
                 <w:rFonts w:ascii="Times New Roman" w:hAnsi="Times New Roman" w:cs="Times New Roman"/>
+                <w:sz w:val="20"/>
+                <w:szCs w:val="20"/>
                 <w:lang w:val="en-US"/>
               </w:rPr>
               <w:t xml:space="preserve"> </w:t>
@@ -5621,6 +7149,8 @@
               <w:rPr>
                 <w:rFonts w:ascii="Times New Roman" w:hAnsi="Times New Roman" w:cs="Times New Roman"/>
                 <w:color w:val="808080" w:themeColor="background1" w:themeShade="80"/>
+                <w:sz w:val="20"/>
+                <w:szCs w:val="20"/>
                 <w:lang w:val="en-US"/>
               </w:rPr>
               <w:t>/ TIN</w:t>
@@ -5629,6 +7159,8 @@
               <w:rPr>
                 <w:rFonts w:ascii="Times New Roman" w:hAnsi="Times New Roman" w:cs="Times New Roman"/>
                 <w:color w:val="808080" w:themeColor="background1" w:themeShade="80"/>
+                <w:sz w:val="20"/>
+                <w:szCs w:val="20"/>
                 <w:lang w:val="en-US"/>
               </w:rPr>
               <w:t>:</w:t>
@@ -5648,6 +7180,8 @@
               <w:jc w:val="both"/>
               <w:rPr>
                 <w:rFonts w:ascii="Times New Roman" w:hAnsi="Times New Roman" w:cs="Times New Roman"/>
+                <w:sz w:val="20"/>
+                <w:szCs w:val="20"/>
                 <w:lang w:val="en-US"/>
               </w:rPr>
             </w:pPr>
@@ -5694,6 +7228,8 @@
               <w:jc w:val="both"/>
               <w:rPr>
                 <w:rFonts w:ascii="Times New Roman" w:hAnsi="Times New Roman" w:cs="Times New Roman"/>
+                <w:sz w:val="20"/>
+                <w:szCs w:val="20"/>
                 <w:lang w:val="en-US"/>
               </w:rPr>
             </w:pPr>
@@ -5709,17 +7245,23 @@
               <w:jc w:val="both"/>
               <w:rPr>
                 <w:rFonts w:ascii="Times New Roman" w:hAnsi="Times New Roman" w:cs="Times New Roman"/>
-              </w:rPr>
-            </w:pPr>
-            <w:r>
-              <w:rPr>
-                <w:rFonts w:ascii="Times New Roman" w:hAnsi="Times New Roman" w:cs="Times New Roman"/>
+                <w:sz w:val="20"/>
+                <w:szCs w:val="20"/>
+              </w:rPr>
+            </w:pPr>
+            <w:r>
+              <w:rPr>
+                <w:rFonts w:ascii="Times New Roman" w:hAnsi="Times New Roman" w:cs="Times New Roman"/>
+                <w:sz w:val="20"/>
+                <w:szCs w:val="20"/>
               </w:rPr>
               <w:t>ИНН</w:t>
             </w:r>
             <w:r>
               <w:rPr>
                 <w:rFonts w:ascii="Times New Roman" w:hAnsi="Times New Roman" w:cs="Times New Roman"/>
+                <w:sz w:val="20"/>
+                <w:szCs w:val="20"/>
                 <w:lang w:val="en-US"/>
               </w:rPr>
               <w:t xml:space="preserve"> </w:t>
@@ -5728,22 +7270,30 @@
               <w:rPr>
                 <w:rFonts w:ascii="Times New Roman" w:hAnsi="Times New Roman" w:cs="Times New Roman"/>
                 <w:color w:val="808080" w:themeColor="background1" w:themeShade="80"/>
+                <w:sz w:val="20"/>
+                <w:szCs w:val="20"/>
                 <w:lang w:val="en-US"/>
               </w:rPr>
               <w:t>/ TIN</w:t>
             </w:r>
+            <w:bookmarkStart w:id="0" w:name="_Ref236142138"/>
             <w:r>
               <w:rPr>
                 <w:rFonts w:ascii="Times New Roman" w:hAnsi="Times New Roman" w:cs="Times New Roman"/>
                 <w:color w:val="808080" w:themeColor="background1" w:themeShade="80"/>
+                <w:sz w:val="20"/>
+                <w:szCs w:val="20"/>
                 <w:vertAlign w:val="superscript"/>
               </w:rPr>
               <w:footnoteReference w:id="5"/>
             </w:r>
+            <w:bookmarkEnd w:id="0"/>
             <w:r>
               <w:rPr>
                 <w:rFonts w:ascii="Times New Roman" w:hAnsi="Times New Roman" w:cs="Times New Roman"/>
                 <w:color w:val="808080" w:themeColor="background1" w:themeShade="80"/>
+                <w:sz w:val="20"/>
+                <w:szCs w:val="20"/>
               </w:rPr>
               <w:t>:</w:t>
             </w:r>
@@ -5762,6 +7312,8 @@
               <w:jc w:val="both"/>
               <w:rPr>
                 <w:rFonts w:ascii="Times New Roman" w:hAnsi="Times New Roman" w:cs="Times New Roman"/>
+                <w:sz w:val="20"/>
+                <w:szCs w:val="20"/>
                 <w:lang w:val="en-US"/>
               </w:rPr>
             </w:pPr>
@@ -5798,12 +7350,16 @@
               <w:jc w:val="both"/>
               <w:rPr>
                 <w:rFonts w:ascii="Times New Roman" w:hAnsi="Times New Roman" w:cs="Times New Roman"/>
-                <w:lang w:val="en-US"/>
-              </w:rPr>
-            </w:pPr>
-            <w:r>
-              <w:rPr>
-                <w:rFonts w:ascii="Times New Roman" w:hAnsi="Times New Roman" w:cs="Times New Roman"/>
+                <w:sz w:val="20"/>
+                <w:szCs w:val="20"/>
+                <w:lang w:val="en-US"/>
+              </w:rPr>
+            </w:pPr>
+            <w:r>
+              <w:rPr>
+                <w:rFonts w:ascii="Times New Roman" w:hAnsi="Times New Roman" w:cs="Times New Roman"/>
+                <w:sz w:val="20"/>
+                <w:szCs w:val="20"/>
                 <w:lang w:val="en-US"/>
               </w:rPr>
               <w:t>КПП</w:t>
@@ -5811,6 +7367,8 @@
             <w:r>
               <w:rPr>
                 <w:rFonts w:ascii="Times New Roman" w:hAnsi="Times New Roman" w:cs="Times New Roman"/>
+                <w:sz w:val="20"/>
+                <w:szCs w:val="20"/>
                 <w:lang w:val="en-US"/>
               </w:rPr>
               <w:t xml:space="preserve"> </w:t>
@@ -5819,6 +7377,8 @@
               <w:rPr>
                 <w:rFonts w:ascii="Times New Roman" w:hAnsi="Times New Roman" w:cs="Times New Roman"/>
                 <w:color w:val="808080" w:themeColor="background1" w:themeShade="80"/>
+                <w:sz w:val="20"/>
+                <w:szCs w:val="20"/>
                 <w:lang w:val="en-US"/>
               </w:rPr>
               <w:t>/ KPP</w:t>
@@ -5827,6 +7387,8 @@
               <w:rPr>
                 <w:rFonts w:ascii="Times New Roman" w:hAnsi="Times New Roman" w:cs="Times New Roman"/>
                 <w:color w:val="808080" w:themeColor="background1" w:themeShade="80"/>
+                <w:sz w:val="20"/>
+                <w:szCs w:val="20"/>
                 <w:lang w:val="en-US"/>
               </w:rPr>
               <w:t>:</w:t>
@@ -5847,6 +7409,8 @@
               <w:jc w:val="both"/>
               <w:rPr>
                 <w:rFonts w:ascii="Times New Roman" w:hAnsi="Times New Roman" w:cs="Times New Roman"/>
+                <w:sz w:val="20"/>
+                <w:szCs w:val="20"/>
                 <w:lang w:val="en-US"/>
               </w:rPr>
             </w:pPr>
@@ -5893,6 +7457,8 @@
               <w:jc w:val="both"/>
               <w:rPr>
                 <w:rFonts w:ascii="Times New Roman" w:hAnsi="Times New Roman" w:cs="Times New Roman"/>
+                <w:sz w:val="20"/>
+                <w:szCs w:val="20"/>
                 <w:lang w:val="en-US"/>
               </w:rPr>
             </w:pPr>
@@ -5908,18 +7474,24 @@
               <w:jc w:val="both"/>
               <w:rPr>
                 <w:rFonts w:ascii="Times New Roman" w:hAnsi="Times New Roman" w:cs="Times New Roman"/>
-                <w:lang w:val="en-US"/>
-              </w:rPr>
-            </w:pPr>
-            <w:r>
-              <w:rPr>
-                <w:rFonts w:ascii="Times New Roman" w:hAnsi="Times New Roman" w:cs="Times New Roman"/>
+                <w:sz w:val="20"/>
+                <w:szCs w:val="20"/>
+                <w:lang w:val="en-US"/>
+              </w:rPr>
+            </w:pPr>
+            <w:r>
+              <w:rPr>
+                <w:rFonts w:ascii="Times New Roman" w:hAnsi="Times New Roman" w:cs="Times New Roman"/>
+                <w:sz w:val="20"/>
+                <w:szCs w:val="20"/>
               </w:rPr>
               <w:t>КПП</w:t>
             </w:r>
             <w:r>
               <w:rPr>
                 <w:rFonts w:ascii="Times New Roman" w:hAnsi="Times New Roman" w:cs="Times New Roman"/>
+                <w:sz w:val="20"/>
+                <w:szCs w:val="20"/>
                 <w:lang w:val="en-US"/>
               </w:rPr>
               <w:t xml:space="preserve"> </w:t>
@@ -5928,6 +7500,8 @@
               <w:rPr>
                 <w:rFonts w:ascii="Times New Roman" w:hAnsi="Times New Roman" w:cs="Times New Roman"/>
                 <w:color w:val="808080" w:themeColor="background1" w:themeShade="80"/>
+                <w:sz w:val="20"/>
+                <w:szCs w:val="20"/>
                 <w:lang w:val="en-US"/>
               </w:rPr>
               <w:t>/ KPP</w:t>
@@ -5936,14 +7510,63 @@
               <w:rPr>
                 <w:rFonts w:ascii="Times New Roman" w:hAnsi="Times New Roman" w:cs="Times New Roman"/>
                 <w:color w:val="808080" w:themeColor="background1" w:themeShade="80"/>
-                <w:vertAlign w:val="superscript"/>
-              </w:rPr>
-              <w:t>5</w:t>
+                <w:sz w:val="20"/>
+                <w:szCs w:val="20"/>
+                <w:lang w:val="en-US"/>
+              </w:rPr>
+              <w:fldChar w:fldCharType="begin"/>
             </w:r>
             <w:r>
               <w:rPr>
                 <w:rFonts w:ascii="Times New Roman" w:hAnsi="Times New Roman" w:cs="Times New Roman"/>
                 <w:color w:val="808080" w:themeColor="background1" w:themeShade="80"/>
+                <w:sz w:val="20"/>
+                <w:szCs w:val="20"/>
+                <w:lang w:val="en-US"/>
+              </w:rPr>
+              <w:instrText xml:space="preserve"> NOTEREF _Ref236142138 \f \h </w:instrText>
+            </w:r>
+            <w:r>
+              <w:rPr>
+                <w:rFonts w:ascii="Times New Roman" w:hAnsi="Times New Roman" w:cs="Times New Roman"/>
+                <w:color w:val="808080" w:themeColor="background1" w:themeShade="80"/>
+                <w:sz w:val="20"/>
+                <w:szCs w:val="20"/>
+                <w:lang w:val="en-US"/>
+              </w:rPr>
+            </w:r>
+            <w:r>
+              <w:rPr>
+                <w:rFonts w:ascii="Times New Roman" w:hAnsi="Times New Roman" w:cs="Times New Roman"/>
+                <w:color w:val="808080" w:themeColor="background1" w:themeShade="80"/>
+                <w:sz w:val="20"/>
+                <w:szCs w:val="20"/>
+                <w:lang w:val="en-US"/>
+              </w:rPr>
+              <w:fldChar w:fldCharType="separate"/>
+            </w:r>
+            <w:r>
+              <w:rPr>
+                <w:rStyle w:val="af"/>
+              </w:rPr>
+              <w:t>6</w:t>
+            </w:r>
+            <w:r>
+              <w:rPr>
+                <w:rFonts w:ascii="Times New Roman" w:hAnsi="Times New Roman" w:cs="Times New Roman"/>
+                <w:color w:val="808080" w:themeColor="background1" w:themeShade="80"/>
+                <w:sz w:val="20"/>
+                <w:szCs w:val="20"/>
+                <w:lang w:val="en-US"/>
+              </w:rPr>
+              <w:fldChar w:fldCharType="end"/>
+            </w:r>
+            <w:r>
+              <w:rPr>
+                <w:rFonts w:ascii="Times New Roman" w:hAnsi="Times New Roman" w:cs="Times New Roman"/>
+                <w:color w:val="808080" w:themeColor="background1" w:themeShade="80"/>
+                <w:sz w:val="20"/>
+                <w:szCs w:val="20"/>
               </w:rPr>
               <w:t>:</w:t>
             </w:r>
@@ -5963,6 +7586,8 @@
               <w:jc w:val="both"/>
               <w:rPr>
                 <w:rFonts w:ascii="Times New Roman" w:hAnsi="Times New Roman" w:cs="Times New Roman"/>
+                <w:sz w:val="20"/>
+                <w:szCs w:val="20"/>
                 <w:lang w:val="en-US"/>
               </w:rPr>
             </w:pPr>
@@ -6005,12 +7630,16 @@
               <w:jc w:val="both"/>
               <w:rPr>
                 <w:rFonts w:ascii="Times New Roman" w:hAnsi="Times New Roman" w:cs="Times New Roman"/>
-                <w:lang w:val="en-US"/>
-              </w:rPr>
-            </w:pPr>
-            <w:r>
-              <w:rPr>
-                <w:rFonts w:ascii="Times New Roman" w:hAnsi="Times New Roman" w:cs="Times New Roman"/>
+                <w:sz w:val="20"/>
+                <w:szCs w:val="20"/>
+                <w:lang w:val="en-US"/>
+              </w:rPr>
+            </w:pPr>
+            <w:r>
+              <w:rPr>
+                <w:rFonts w:ascii="Times New Roman" w:hAnsi="Times New Roman" w:cs="Times New Roman"/>
+                <w:sz w:val="20"/>
+                <w:szCs w:val="20"/>
                 <w:lang w:val="en-US"/>
               </w:rPr>
               <w:t>ОГРН</w:t>
@@ -6018,15 +7647,28 @@
             <w:r>
               <w:rPr>
                 <w:rFonts w:ascii="Times New Roman" w:hAnsi="Times New Roman" w:cs="Times New Roman"/>
+                <w:sz w:val="20"/>
+                <w:szCs w:val="20"/>
+                <w:lang w:val="en-US"/>
+              </w:rPr>
+              <w:t xml:space="preserve"> </w:t>
+            </w:r>
+            <w:r>
+              <w:rPr>
+                <w:rFonts w:ascii="Times New Roman" w:hAnsi="Times New Roman" w:cs="Times New Roman"/>
                 <w:color w:val="808080" w:themeColor="background1" w:themeShade="80"/>
-                <w:lang w:val="en-US"/>
-              </w:rPr>
-              <w:t>/OGRN</w:t>
+                <w:sz w:val="20"/>
+                <w:szCs w:val="20"/>
+                <w:lang w:val="en-US"/>
+              </w:rPr>
+              <w:t>/ OGRN</w:t>
             </w:r>
             <w:r>
               <w:rPr>
                 <w:rFonts w:ascii="Times New Roman" w:hAnsi="Times New Roman" w:cs="Times New Roman"/>
                 <w:color w:val="808080" w:themeColor="background1" w:themeShade="80"/>
+                <w:sz w:val="20"/>
+                <w:szCs w:val="20"/>
                 <w:lang w:val="en-US"/>
               </w:rPr>
               <w:t>:</w:t>
@@ -6047,6 +7689,8 @@
               <w:jc w:val="both"/>
               <w:rPr>
                 <w:rFonts w:ascii="Times New Roman" w:hAnsi="Times New Roman" w:cs="Times New Roman"/>
+                <w:sz w:val="20"/>
+                <w:szCs w:val="20"/>
                 <w:lang w:val="en-US"/>
               </w:rPr>
             </w:pPr>
@@ -6093,6 +7737,8 @@
               <w:jc w:val="both"/>
               <w:rPr>
                 <w:rFonts w:ascii="Times New Roman" w:hAnsi="Times New Roman" w:cs="Times New Roman"/>
+                <w:sz w:val="20"/>
+                <w:szCs w:val="20"/>
                 <w:lang w:val="en-US"/>
               </w:rPr>
             </w:pPr>
@@ -6108,18 +7754,24 @@
               <w:jc w:val="both"/>
               <w:rPr>
                 <w:rFonts w:ascii="Times New Roman" w:hAnsi="Times New Roman" w:cs="Times New Roman"/>
-                <w:lang w:val="en-US"/>
-              </w:rPr>
-            </w:pPr>
-            <w:r>
-              <w:rPr>
-                <w:rFonts w:ascii="Times New Roman" w:hAnsi="Times New Roman" w:cs="Times New Roman"/>
+                <w:sz w:val="20"/>
+                <w:szCs w:val="20"/>
+                <w:lang w:val="en-US"/>
+              </w:rPr>
+            </w:pPr>
+            <w:r>
+              <w:rPr>
+                <w:rFonts w:ascii="Times New Roman" w:hAnsi="Times New Roman" w:cs="Times New Roman"/>
+                <w:sz w:val="20"/>
+                <w:szCs w:val="20"/>
               </w:rPr>
               <w:t>ОГРН</w:t>
             </w:r>
             <w:r>
               <w:rPr>
                 <w:rFonts w:ascii="Times New Roman" w:hAnsi="Times New Roman" w:cs="Times New Roman"/>
+                <w:sz w:val="20"/>
+                <w:szCs w:val="20"/>
                 <w:lang w:val="en-US"/>
               </w:rPr>
               <w:t xml:space="preserve"> </w:t>
@@ -6128,6 +7780,8 @@
               <w:rPr>
                 <w:rFonts w:ascii="Times New Roman" w:hAnsi="Times New Roman" w:cs="Times New Roman"/>
                 <w:color w:val="808080" w:themeColor="background1" w:themeShade="80"/>
+                <w:sz w:val="20"/>
+                <w:szCs w:val="20"/>
                 <w:lang w:val="en-US"/>
               </w:rPr>
               <w:t>/ OGRN</w:t>
@@ -6136,14 +7790,63 @@
               <w:rPr>
                 <w:rFonts w:ascii="Times New Roman" w:hAnsi="Times New Roman" w:cs="Times New Roman"/>
                 <w:color w:val="808080" w:themeColor="background1" w:themeShade="80"/>
-                <w:vertAlign w:val="superscript"/>
-              </w:rPr>
-              <w:t>5</w:t>
+                <w:sz w:val="20"/>
+                <w:szCs w:val="20"/>
+                <w:lang w:val="en-US"/>
+              </w:rPr>
+              <w:fldChar w:fldCharType="begin"/>
             </w:r>
             <w:r>
               <w:rPr>
                 <w:rFonts w:ascii="Times New Roman" w:hAnsi="Times New Roman" w:cs="Times New Roman"/>
                 <w:color w:val="808080" w:themeColor="background1" w:themeShade="80"/>
+                <w:sz w:val="20"/>
+                <w:szCs w:val="20"/>
+                <w:lang w:val="en-US"/>
+              </w:rPr>
+              <w:instrText xml:space="preserve"> NOTEREF _Ref236142138 \f \h </w:instrText>
+            </w:r>
+            <w:r>
+              <w:rPr>
+                <w:rFonts w:ascii="Times New Roman" w:hAnsi="Times New Roman" w:cs="Times New Roman"/>
+                <w:color w:val="808080" w:themeColor="background1" w:themeShade="80"/>
+                <w:sz w:val="20"/>
+                <w:szCs w:val="20"/>
+                <w:lang w:val="en-US"/>
+              </w:rPr>
+            </w:r>
+            <w:r>
+              <w:rPr>
+                <w:rFonts w:ascii="Times New Roman" w:hAnsi="Times New Roman" w:cs="Times New Roman"/>
+                <w:color w:val="808080" w:themeColor="background1" w:themeShade="80"/>
+                <w:sz w:val="20"/>
+                <w:szCs w:val="20"/>
+                <w:lang w:val="en-US"/>
+              </w:rPr>
+              <w:fldChar w:fldCharType="separate"/>
+            </w:r>
+            <w:r>
+              <w:rPr>
+                <w:rStyle w:val="af"/>
+              </w:rPr>
+              <w:t>6</w:t>
+            </w:r>
+            <w:r>
+              <w:rPr>
+                <w:rFonts w:ascii="Times New Roman" w:hAnsi="Times New Roman" w:cs="Times New Roman"/>
+                <w:color w:val="808080" w:themeColor="background1" w:themeShade="80"/>
+                <w:sz w:val="20"/>
+                <w:szCs w:val="20"/>
+                <w:lang w:val="en-US"/>
+              </w:rPr>
+              <w:fldChar w:fldCharType="end"/>
+            </w:r>
+            <w:r>
+              <w:rPr>
+                <w:rFonts w:ascii="Times New Roman" w:hAnsi="Times New Roman" w:cs="Times New Roman"/>
+                <w:color w:val="808080" w:themeColor="background1" w:themeShade="80"/>
+                <w:sz w:val="20"/>
+                <w:szCs w:val="20"/>
               </w:rPr>
               <w:t>:</w:t>
             </w:r>
@@ -6163,6 +7866,8 @@
               <w:jc w:val="both"/>
               <w:rPr>
                 <w:rFonts w:ascii="Times New Roman" w:hAnsi="Times New Roman" w:cs="Times New Roman"/>
+                <w:sz w:val="20"/>
+                <w:szCs w:val="20"/>
                 <w:lang w:val="en-US"/>
               </w:rPr>
             </w:pPr>
@@ -6205,12 +7910,16 @@
               <w:jc w:val="both"/>
               <w:rPr>
                 <w:rFonts w:ascii="Times New Roman" w:hAnsi="Times New Roman" w:cs="Times New Roman"/>
-                <w:lang w:val="en-US"/>
-              </w:rPr>
-            </w:pPr>
-            <w:r>
-              <w:rPr>
-                <w:rFonts w:ascii="Times New Roman" w:hAnsi="Times New Roman" w:cs="Times New Roman"/>
+                <w:sz w:val="20"/>
+                <w:szCs w:val="20"/>
+                <w:lang w:val="en-US"/>
+              </w:rPr>
+            </w:pPr>
+            <w:r>
+              <w:rPr>
+                <w:rFonts w:ascii="Times New Roman" w:hAnsi="Times New Roman" w:cs="Times New Roman"/>
+                <w:sz w:val="20"/>
+                <w:szCs w:val="20"/>
               </w:rPr>
               <w:t xml:space="preserve">Факс </w:t>
             </w:r>
@@ -6218,6 +7927,8 @@
               <w:rPr>
                 <w:rFonts w:ascii="Times New Roman" w:hAnsi="Times New Roman" w:cs="Times New Roman"/>
                 <w:color w:val="808080" w:themeColor="background1" w:themeShade="80"/>
+                <w:sz w:val="20"/>
+                <w:szCs w:val="20"/>
                 <w:lang w:val="en-US"/>
               </w:rPr>
               <w:t>/</w:t>
@@ -6226,6 +7937,8 @@
               <w:rPr>
                 <w:rFonts w:ascii="Times New Roman" w:hAnsi="Times New Roman" w:cs="Times New Roman"/>
                 <w:color w:val="808080" w:themeColor="background1" w:themeShade="80"/>
+                <w:sz w:val="20"/>
+                <w:szCs w:val="20"/>
               </w:rPr>
               <w:t xml:space="preserve"> </w:t>
             </w:r>
@@ -6233,6 +7946,8 @@
               <w:rPr>
                 <w:rFonts w:ascii="Times New Roman" w:hAnsi="Times New Roman" w:cs="Times New Roman"/>
                 <w:color w:val="808080" w:themeColor="background1" w:themeShade="80"/>
+                <w:sz w:val="20"/>
+                <w:szCs w:val="20"/>
                 <w:lang w:val="en-US"/>
               </w:rPr>
               <w:t>F</w:t>
@@ -6241,6 +7956,8 @@
               <w:rPr>
                 <w:rFonts w:ascii="Times New Roman" w:hAnsi="Times New Roman" w:cs="Times New Roman"/>
                 <w:color w:val="808080" w:themeColor="background1" w:themeShade="80"/>
+                <w:sz w:val="20"/>
+                <w:szCs w:val="20"/>
                 <w:lang w:val="en-US"/>
               </w:rPr>
               <w:t>ax:</w:t>
@@ -6261,12 +7978,16 @@
               <w:jc w:val="both"/>
               <w:rPr>
                 <w:rFonts w:ascii="Times New Roman" w:hAnsi="Times New Roman" w:cs="Times New Roman"/>
-                <w:lang w:val="en-US"/>
-              </w:rPr>
-            </w:pPr>
-            <w:r>
-              <w:rPr>
-                <w:rFonts w:ascii="Times New Roman" w:hAnsi="Times New Roman" w:cs="Times New Roman"/>
+                <w:sz w:val="20"/>
+                <w:szCs w:val="20"/>
+                <w:lang w:val="en-US"/>
+              </w:rPr>
+            </w:pPr>
+            <w:r>
+              <w:rPr>
+                <w:rFonts w:ascii="Times New Roman" w:hAnsi="Times New Roman" w:cs="Times New Roman"/>
+                <w:sz w:val="20"/>
+                <w:szCs w:val="20"/>
                 <w:lang w:val="en-US"/>
               </w:rPr>
               <w:t>--</w:t>
@@ -6282,6 +8003,8 @@
               <w:jc w:val="both"/>
               <w:rPr>
                 <w:rFonts w:ascii="Times New Roman" w:hAnsi="Times New Roman" w:cs="Times New Roman"/>
+                <w:sz w:val="20"/>
+                <w:szCs w:val="20"/>
                 <w:lang w:val="en-US"/>
               </w:rPr>
             </w:pPr>
@@ -6297,12 +8020,16 @@
               <w:jc w:val="both"/>
               <w:rPr>
                 <w:rFonts w:ascii="Times New Roman" w:hAnsi="Times New Roman" w:cs="Times New Roman"/>
-                <w:lang w:val="en-US"/>
-              </w:rPr>
-            </w:pPr>
-            <w:r>
-              <w:rPr>
-                <w:rFonts w:ascii="Times New Roman" w:hAnsi="Times New Roman" w:cs="Times New Roman"/>
+                <w:sz w:val="20"/>
+                <w:szCs w:val="20"/>
+                <w:lang w:val="en-US"/>
+              </w:rPr>
+            </w:pPr>
+            <w:r>
+              <w:rPr>
+                <w:rFonts w:ascii="Times New Roman" w:hAnsi="Times New Roman" w:cs="Times New Roman"/>
+                <w:sz w:val="20"/>
+                <w:szCs w:val="20"/>
               </w:rPr>
               <w:t xml:space="preserve">Факс </w:t>
             </w:r>
@@ -6310,6 +8037,8 @@
               <w:rPr>
                 <w:rFonts w:ascii="Times New Roman" w:hAnsi="Times New Roman" w:cs="Times New Roman"/>
                 <w:color w:val="808080" w:themeColor="background1" w:themeShade="80"/>
+                <w:sz w:val="20"/>
+                <w:szCs w:val="20"/>
                 <w:lang w:val="en-US"/>
               </w:rPr>
               <w:t>/</w:t>
@@ -6318,6 +8047,8 @@
               <w:rPr>
                 <w:rFonts w:ascii="Times New Roman" w:hAnsi="Times New Roman" w:cs="Times New Roman"/>
                 <w:color w:val="808080" w:themeColor="background1" w:themeShade="80"/>
+                <w:sz w:val="20"/>
+                <w:szCs w:val="20"/>
               </w:rPr>
               <w:t xml:space="preserve"> </w:t>
             </w:r>
@@ -6325,6 +8056,8 @@
               <w:rPr>
                 <w:rFonts w:ascii="Times New Roman" w:hAnsi="Times New Roman" w:cs="Times New Roman"/>
                 <w:color w:val="808080" w:themeColor="background1" w:themeShade="80"/>
+                <w:sz w:val="20"/>
+                <w:szCs w:val="20"/>
                 <w:lang w:val="en-US"/>
               </w:rPr>
               <w:t>F</w:t>
@@ -6333,6 +8066,8 @@
               <w:rPr>
                 <w:rFonts w:ascii="Times New Roman" w:hAnsi="Times New Roman" w:cs="Times New Roman"/>
                 <w:color w:val="808080" w:themeColor="background1" w:themeShade="80"/>
+                <w:sz w:val="20"/>
+                <w:szCs w:val="20"/>
                 <w:lang w:val="en-US"/>
               </w:rPr>
               <w:t>ax:</w:t>
@@ -6353,12 +8088,16 @@
               <w:jc w:val="both"/>
               <w:rPr>
                 <w:rFonts w:ascii="Times New Roman" w:hAnsi="Times New Roman" w:cs="Times New Roman"/>
-                <w:lang w:val="en-US"/>
-              </w:rPr>
-            </w:pPr>
-            <w:r>
-              <w:rPr>
-                <w:rFonts w:ascii="Times New Roman" w:hAnsi="Times New Roman" w:cs="Times New Roman"/>
+                <w:sz w:val="20"/>
+                <w:szCs w:val="20"/>
+                <w:lang w:val="en-US"/>
+              </w:rPr>
+            </w:pPr>
+            <w:r>
+              <w:rPr>
+                <w:rFonts w:ascii="Times New Roman" w:hAnsi="Times New Roman" w:cs="Times New Roman"/>
+                <w:sz w:val="20"/>
+                <w:szCs w:val="20"/>
                 <w:lang w:val="en-US"/>
               </w:rPr>
               <w:t>--</w:t>
@@ -6380,19 +8119,25 @@
               <w:jc w:val="both"/>
               <w:rPr>
                 <w:rFonts w:ascii="Times New Roman" w:hAnsi="Times New Roman" w:cs="Times New Roman"/>
-                <w:lang w:val="en-US"/>
-              </w:rPr>
-            </w:pPr>
-            <w:r>
-              <w:rPr>
-                <w:rFonts w:ascii="Times New Roman" w:hAnsi="Times New Roman" w:cs="Times New Roman"/>
-              </w:rPr>
-              <w:t>Телефон</w:t>
+                <w:sz w:val="20"/>
+                <w:szCs w:val="20"/>
+                <w:lang w:val="en-US"/>
+              </w:rPr>
+            </w:pPr>
+            <w:r>
+              <w:rPr>
+                <w:rFonts w:ascii="Times New Roman" w:hAnsi="Times New Roman" w:cs="Times New Roman"/>
+                <w:sz w:val="20"/>
+                <w:szCs w:val="20"/>
+              </w:rPr>
+              <w:t xml:space="preserve">Телефон </w:t>
             </w:r>
             <w:r>
               <w:rPr>
                 <w:rFonts w:ascii="Times New Roman" w:hAnsi="Times New Roman" w:cs="Times New Roman"/>
                 <w:color w:val="808080" w:themeColor="background1" w:themeShade="80"/>
+                <w:sz w:val="20"/>
+                <w:szCs w:val="20"/>
                 <w:lang w:val="en-US"/>
               </w:rPr>
               <w:t>/</w:t>
@@ -6401,6 +8146,8 @@
               <w:rPr>
                 <w:rFonts w:ascii="Times New Roman" w:hAnsi="Times New Roman" w:cs="Times New Roman"/>
                 <w:color w:val="808080" w:themeColor="background1" w:themeShade="80"/>
+                <w:sz w:val="20"/>
+                <w:szCs w:val="20"/>
               </w:rPr>
               <w:t xml:space="preserve"> </w:t>
             </w:r>
@@ -6408,6 +8155,8 @@
               <w:rPr>
                 <w:rFonts w:ascii="Times New Roman" w:hAnsi="Times New Roman" w:cs="Times New Roman"/>
                 <w:color w:val="808080" w:themeColor="background1" w:themeShade="80"/>
+                <w:sz w:val="20"/>
+                <w:szCs w:val="20"/>
                 <w:lang w:val="en-US"/>
               </w:rPr>
               <w:t>T</w:t>
@@ -6416,6 +8165,8 @@
               <w:rPr>
                 <w:rFonts w:ascii="Times New Roman" w:hAnsi="Times New Roman" w:cs="Times New Roman"/>
                 <w:color w:val="808080" w:themeColor="background1" w:themeShade="80"/>
+                <w:sz w:val="20"/>
+                <w:szCs w:val="20"/>
                 <w:lang w:val="en-US"/>
               </w:rPr>
               <w:t>el.:</w:t>
@@ -6436,6 +8187,8 @@
               <w:jc w:val="both"/>
               <w:rPr>
                 <w:rFonts w:ascii="Times New Roman" w:hAnsi="Times New Roman" w:cs="Times New Roman"/>
+                <w:sz w:val="20"/>
+                <w:szCs w:val="20"/>
                 <w:lang w:val="en-US"/>
               </w:rPr>
             </w:pPr>
@@ -6482,6 +8235,8 @@
               <w:jc w:val="both"/>
               <w:rPr>
                 <w:rFonts w:ascii="Times New Roman" w:hAnsi="Times New Roman" w:cs="Times New Roman"/>
+                <w:sz w:val="20"/>
+                <w:szCs w:val="20"/>
                 <w:lang w:val="en-US"/>
               </w:rPr>
             </w:pPr>
@@ -6497,12 +8252,16 @@
               <w:jc w:val="both"/>
               <w:rPr>
                 <w:rFonts w:ascii="Times New Roman" w:hAnsi="Times New Roman" w:cs="Times New Roman"/>
-                <w:lang w:val="en-US"/>
-              </w:rPr>
-            </w:pPr>
-            <w:r>
-              <w:rPr>
-                <w:rFonts w:ascii="Times New Roman" w:hAnsi="Times New Roman" w:cs="Times New Roman"/>
+                <w:sz w:val="20"/>
+                <w:szCs w:val="20"/>
+                <w:lang w:val="en-US"/>
+              </w:rPr>
+            </w:pPr>
+            <w:r>
+              <w:rPr>
+                <w:rFonts w:ascii="Times New Roman" w:hAnsi="Times New Roman" w:cs="Times New Roman"/>
+                <w:sz w:val="20"/>
+                <w:szCs w:val="20"/>
               </w:rPr>
               <w:t xml:space="preserve">Телефон </w:t>
             </w:r>
@@ -6510,6 +8269,8 @@
               <w:rPr>
                 <w:rFonts w:ascii="Times New Roman" w:hAnsi="Times New Roman" w:cs="Times New Roman"/>
                 <w:color w:val="808080" w:themeColor="background1" w:themeShade="80"/>
+                <w:sz w:val="20"/>
+                <w:szCs w:val="20"/>
                 <w:lang w:val="en-US"/>
               </w:rPr>
               <w:t>/</w:t>
@@ -6518,6 +8279,8 @@
               <w:rPr>
                 <w:rFonts w:ascii="Times New Roman" w:hAnsi="Times New Roman" w:cs="Times New Roman"/>
                 <w:color w:val="808080" w:themeColor="background1" w:themeShade="80"/>
+                <w:sz w:val="20"/>
+                <w:szCs w:val="20"/>
               </w:rPr>
               <w:t xml:space="preserve"> </w:t>
             </w:r>
@@ -6525,6 +8288,8 @@
               <w:rPr>
                 <w:rFonts w:ascii="Times New Roman" w:hAnsi="Times New Roman" w:cs="Times New Roman"/>
                 <w:color w:val="808080" w:themeColor="background1" w:themeShade="80"/>
+                <w:sz w:val="20"/>
+                <w:szCs w:val="20"/>
                 <w:lang w:val="en-US"/>
               </w:rPr>
               <w:t>T</w:t>
@@ -6533,6 +8298,8 @@
               <w:rPr>
                 <w:rFonts w:ascii="Times New Roman" w:hAnsi="Times New Roman" w:cs="Times New Roman"/>
                 <w:color w:val="808080" w:themeColor="background1" w:themeShade="80"/>
+                <w:sz w:val="20"/>
+                <w:szCs w:val="20"/>
                 <w:lang w:val="en-US"/>
               </w:rPr>
               <w:t>el.:</w:t>
@@ -6553,6 +8320,8 @@
               <w:jc w:val="both"/>
               <w:rPr>
                 <w:rFonts w:ascii="Times New Roman" w:hAnsi="Times New Roman" w:cs="Times New Roman"/>
+                <w:sz w:val="20"/>
+                <w:szCs w:val="20"/>
                 <w:lang w:val="en-US"/>
               </w:rPr>
             </w:pPr>
@@ -6605,12 +8374,16 @@
               <w:jc w:val="both"/>
               <w:rPr>
                 <w:rFonts w:ascii="Times New Roman" w:hAnsi="Times New Roman" w:cs="Times New Roman"/>
-                <w:lang w:val="en-US"/>
-              </w:rPr>
-            </w:pPr>
-            <w:r>
-              <w:rPr>
-                <w:rFonts w:ascii="Times New Roman" w:hAnsi="Times New Roman" w:cs="Times New Roman"/>
+                <w:sz w:val="20"/>
+                <w:szCs w:val="20"/>
+                <w:lang w:val="en-US"/>
+              </w:rPr>
+            </w:pPr>
+            <w:r>
+              <w:rPr>
+                <w:rFonts w:ascii="Times New Roman" w:hAnsi="Times New Roman" w:cs="Times New Roman"/>
+                <w:sz w:val="20"/>
+                <w:szCs w:val="20"/>
                 <w:lang w:val="en-US"/>
               </w:rPr>
               <w:t>E-mail:</w:t>
@@ -6631,6 +8404,8 @@
               <w:jc w:val="both"/>
               <w:rPr>
                 <w:rFonts w:ascii="Times New Roman" w:hAnsi="Times New Roman" w:cs="Times New Roman"/>
+                <w:sz w:val="20"/>
+                <w:szCs w:val="20"/>
                 <w:lang w:val="en-US"/>
               </w:rPr>
             </w:pPr>
@@ -6677,6 +8452,8 @@
               <w:jc w:val="both"/>
               <w:rPr>
                 <w:rFonts w:ascii="Times New Roman" w:hAnsi="Times New Roman" w:cs="Times New Roman"/>
+                <w:sz w:val="20"/>
+                <w:szCs w:val="20"/>
                 <w:lang w:val="en-US"/>
               </w:rPr>
             </w:pPr>
@@ -6692,12 +8469,16 @@
               <w:jc w:val="both"/>
               <w:rPr>
                 <w:rFonts w:ascii="Times New Roman" w:hAnsi="Times New Roman" w:cs="Times New Roman"/>
-                <w:lang w:val="en-US"/>
-              </w:rPr>
-            </w:pPr>
-            <w:r>
-              <w:rPr>
-                <w:rFonts w:ascii="Times New Roman" w:hAnsi="Times New Roman" w:cs="Times New Roman"/>
+                <w:sz w:val="20"/>
+                <w:szCs w:val="20"/>
+                <w:lang w:val="en-US"/>
+              </w:rPr>
+            </w:pPr>
+            <w:r>
+              <w:rPr>
+                <w:rFonts w:ascii="Times New Roman" w:hAnsi="Times New Roman" w:cs="Times New Roman"/>
+                <w:sz w:val="20"/>
+                <w:szCs w:val="20"/>
                 <w:lang w:val="en-US"/>
               </w:rPr>
               <w:t>E-mail:</w:t>
@@ -6718,6 +8499,8 @@
               <w:jc w:val="both"/>
               <w:rPr>
                 <w:rFonts w:ascii="Times New Roman" w:hAnsi="Times New Roman" w:cs="Times New Roman"/>
+                <w:sz w:val="20"/>
+                <w:szCs w:val="20"/>
                 <w:lang w:val="en-US"/>
               </w:rPr>
             </w:pPr>
@@ -6751,18 +8534,24 @@
               <w:jc w:val="both"/>
               <w:rPr>
                 <w:rFonts w:ascii="Times New Roman" w:hAnsi="Times New Roman" w:cs="Times New Roman"/>
-                <w:lang w:val="en-US"/>
-              </w:rPr>
-            </w:pPr>
-            <w:r>
-              <w:rPr>
-                <w:rFonts w:ascii="Times New Roman" w:hAnsi="Times New Roman" w:cs="Times New Roman"/>
+                <w:sz w:val="20"/>
+                <w:szCs w:val="20"/>
+                <w:lang w:val="en-US"/>
+              </w:rPr>
+            </w:pPr>
+            <w:r>
+              <w:rPr>
+                <w:rFonts w:ascii="Times New Roman" w:hAnsi="Times New Roman" w:cs="Times New Roman"/>
+                <w:sz w:val="20"/>
+                <w:szCs w:val="20"/>
               </w:rPr>
               <w:t xml:space="preserve">Платежные </w:t>
             </w:r>
             <w:r>
               <w:rPr>
                 <w:rFonts w:ascii="Times New Roman" w:hAnsi="Times New Roman" w:cs="Times New Roman"/>
+                <w:sz w:val="20"/>
+                <w:szCs w:val="20"/>
               </w:rPr>
               <w:t xml:space="preserve">реквизиты </w:t>
             </w:r>
@@ -6770,6 +8559,8 @@
               <w:rPr>
                 <w:rFonts w:ascii="Times New Roman" w:hAnsi="Times New Roman" w:cs="Times New Roman"/>
                 <w:color w:val="808080" w:themeColor="background1" w:themeShade="80"/>
+                <w:sz w:val="20"/>
+                <w:szCs w:val="20"/>
                 <w:lang w:val="en-US"/>
               </w:rPr>
               <w:t>/</w:t>
@@ -6778,6 +8569,8 @@
               <w:rPr>
                 <w:rFonts w:ascii="Times New Roman" w:hAnsi="Times New Roman" w:cs="Times New Roman"/>
                 <w:color w:val="808080" w:themeColor="background1" w:themeShade="80"/>
+                <w:sz w:val="20"/>
+                <w:szCs w:val="20"/>
                 <w:lang w:val="en-US"/>
               </w:rPr>
               <w:t>Payment</w:t>
@@ -6786,6 +8579,8 @@
               <w:rPr>
                 <w:rFonts w:ascii="Times New Roman" w:hAnsi="Times New Roman" w:cs="Times New Roman"/>
                 <w:color w:val="808080" w:themeColor="background1" w:themeShade="80"/>
+                <w:sz w:val="20"/>
+                <w:szCs w:val="20"/>
                 <w:lang w:val="en-US"/>
               </w:rPr>
               <w:t xml:space="preserve"> details:</w:t>
@@ -6802,6 +8597,8 @@
               <w:jc w:val="both"/>
               <w:rPr>
                 <w:rFonts w:ascii="Times New Roman" w:hAnsi="Times New Roman" w:cs="Times New Roman"/>
+                <w:sz w:val="20"/>
+                <w:szCs w:val="20"/>
                 <w:lang w:val="en-US"/>
               </w:rPr>
             </w:pPr>
@@ -6809,12 +8606,16 @@
             <w:r>
               <w:rPr>
                 <w:rFonts w:ascii="Times New Roman" w:hAnsi="Times New Roman" w:cs="Times New Roman"/>
+                <w:sz w:val="20"/>
+                <w:szCs w:val="20"/>
               </w:rPr>
               <w:t xml:space="preserve">Платежные </w:t>
             </w:r>
             <w:r>
               <w:rPr>
                 <w:rFonts w:ascii="Times New Roman" w:hAnsi="Times New Roman" w:cs="Times New Roman"/>
+                <w:sz w:val="20"/>
+                <w:szCs w:val="20"/>
               </w:rPr>
               <w:t xml:space="preserve"> реквизиты</w:t>
             </w:r>
@@ -6822,6 +8623,8 @@
             <w:r>
               <w:rPr>
                 <w:rFonts w:ascii="Times New Roman" w:hAnsi="Times New Roman" w:cs="Times New Roman"/>
+                <w:sz w:val="20"/>
+                <w:szCs w:val="20"/>
               </w:rPr>
               <w:t xml:space="preserve"> </w:t>
             </w:r>
@@ -6829,6 +8632,8 @@
               <w:rPr>
                 <w:rFonts w:ascii="Times New Roman" w:hAnsi="Times New Roman" w:cs="Times New Roman"/>
                 <w:color w:val="808080" w:themeColor="background1" w:themeShade="80"/>
+                <w:sz w:val="20"/>
+                <w:szCs w:val="20"/>
                 <w:lang w:val="en-US"/>
               </w:rPr>
               <w:t>/</w:t>
@@ -6837,6 +8642,8 @@
               <w:rPr>
                 <w:rFonts w:ascii="Times New Roman" w:hAnsi="Times New Roman" w:cs="Times New Roman"/>
                 <w:color w:val="808080" w:themeColor="background1" w:themeShade="80"/>
+                <w:sz w:val="20"/>
+                <w:szCs w:val="20"/>
               </w:rPr>
               <w:t xml:space="preserve"> </w:t>
             </w:r>
@@ -6844,6 +8651,8 @@
               <w:rPr>
                 <w:rFonts w:ascii="Times New Roman" w:hAnsi="Times New Roman" w:cs="Times New Roman"/>
                 <w:color w:val="808080" w:themeColor="background1" w:themeShade="80"/>
+                <w:sz w:val="20"/>
+                <w:szCs w:val="20"/>
                 <w:lang w:val="en-US"/>
               </w:rPr>
               <w:t>Payment</w:t>
@@ -6852,6 +8661,8 @@
               <w:rPr>
                 <w:rFonts w:ascii="Times New Roman" w:hAnsi="Times New Roman" w:cs="Times New Roman"/>
                 <w:color w:val="808080" w:themeColor="background1" w:themeShade="80"/>
+                <w:sz w:val="20"/>
+                <w:szCs w:val="20"/>
                 <w:lang w:val="en-US"/>
               </w:rPr>
               <w:t xml:space="preserve"> details:</w:t>
@@ -6870,6 +8681,8 @@
               <w:jc w:val="both"/>
               <w:rPr>
                 <w:rFonts w:ascii="Times New Roman" w:hAnsi="Times New Roman" w:cs="Times New Roman"/>
+                <w:sz w:val="20"/>
+                <w:szCs w:val="20"/>
                 <w:lang w:val="en-US"/>
               </w:rPr>
             </w:pPr>
@@ -6877,7 +8690,8 @@
             <w:r>
               <w:rPr>
                 <w:rFonts w:ascii="Times New Roman" w:hAnsi="Times New Roman" w:cs="Times New Roman"/>
-                <w:lang w:val="en-US"/>
+                <w:sz w:val="20"/>
+                <w:szCs w:val="20"/>
               </w:rPr>
               <w:t xml:space="preserve">{{ </w:t>
             </w:r>
@@ -6885,7 +8699,8 @@
             <w:r>
               <w:rPr>
                 <w:rFonts w:ascii="Times New Roman" w:hAnsi="Times New Roman" w:cs="Times New Roman"/>
-                <w:lang w:val="en-US"/>
+                <w:sz w:val="20"/>
+                <w:szCs w:val="20"/>
               </w:rPr>
               <w:t>payment</w:t>
             </w:r>
@@ -6893,7 +8708,8 @@
             <w:r>
               <w:rPr>
                 <w:rFonts w:ascii="Times New Roman" w:hAnsi="Times New Roman" w:cs="Times New Roman"/>
-                <w:lang w:val="en-US"/>
+                <w:sz w:val="20"/>
+                <w:szCs w:val="20"/>
               </w:rPr>
               <w:t>_account_rs</w:t>
             </w:r>
@@ -6901,7 +8717,8 @@
             <w:r>
               <w:rPr>
                 <w:rFonts w:ascii="Times New Roman" w:hAnsi="Times New Roman" w:cs="Times New Roman"/>
-                <w:lang w:val="en-US"/>
+                <w:sz w:val="20"/>
+                <w:szCs w:val="20"/>
               </w:rPr>
               <w:t xml:space="preserve"> }}</w:t>
             </w:r>
@@ -6917,6 +8734,8 @@
               <w:jc w:val="both"/>
               <w:rPr>
                 <w:rFonts w:ascii="Times New Roman" w:hAnsi="Times New Roman" w:cs="Times New Roman"/>
+                <w:sz w:val="20"/>
+                <w:szCs w:val="20"/>
                 <w:lang w:val="en-US"/>
               </w:rPr>
             </w:pPr>
@@ -6924,7 +8743,8 @@
             <w:r>
               <w:rPr>
                 <w:rFonts w:ascii="Times New Roman" w:hAnsi="Times New Roman" w:cs="Times New Roman"/>
-                <w:lang w:val="en-US"/>
+                <w:sz w:val="20"/>
+                <w:szCs w:val="20"/>
               </w:rPr>
               <w:t xml:space="preserve">{{ </w:t>
             </w:r>
@@ -6932,7 +8752,8 @@
             <w:r>
               <w:rPr>
                 <w:rFonts w:ascii="Times New Roman" w:hAnsi="Times New Roman" w:cs="Times New Roman"/>
-                <w:lang w:val="en-US"/>
+                <w:sz w:val="20"/>
+                <w:szCs w:val="20"/>
               </w:rPr>
               <w:t>payment</w:t>
             </w:r>
@@ -6940,7 +8761,8 @@
             <w:r>
               <w:rPr>
                 <w:rFonts w:ascii="Times New Roman" w:hAnsi="Times New Roman" w:cs="Times New Roman"/>
-                <w:lang w:val="en-US"/>
+                <w:sz w:val="20"/>
+                <w:szCs w:val="20"/>
               </w:rPr>
               <w:t>_account</w:t>
             </w:r>
@@ -6948,7 +8770,8 @@
             <w:r>
               <w:rPr>
                 <w:rFonts w:ascii="Times New Roman" w:hAnsi="Times New Roman" w:cs="Times New Roman"/>
-                <w:lang w:val="en-US"/>
+                <w:sz w:val="20"/>
+                <w:szCs w:val="20"/>
               </w:rPr>
               <w:t xml:space="preserve"> }}</w:t>
             </w:r>
@@ -6966,6 +8789,8 @@
               <w:jc w:val="both"/>
               <w:rPr>
                 <w:rFonts w:ascii="Times New Roman" w:hAnsi="Times New Roman" w:cs="Times New Roman"/>
+                <w:sz w:val="20"/>
+                <w:szCs w:val="20"/>
                 <w:lang w:val="en-US"/>
               </w:rPr>
             </w:pPr>
@@ -6981,6 +8806,44 @@
               <w:jc w:val="both"/>
               <w:rPr>
                 <w:rFonts w:ascii="Times New Roman" w:hAnsi="Times New Roman" w:cs="Times New Roman"/>
+                <w:sz w:val="20"/>
+                <w:szCs w:val="20"/>
+                <w:lang w:val="en-US"/>
+              </w:rPr>
+            </w:pPr>
+          </w:p>
+        </w:tc>
+      </w:tr>
+      <w:tr>
+        <w:tc>
+          <w:tcPr>
+            <w:tcW w:w="5040" w:type="dxa"/>
+            <w:gridSpan w:val="11"/>
+          </w:tcPr>
+          <w:p>
+            <w:pPr>
+              <w:jc w:val="both"/>
+              <w:rPr>
+                <w:rFonts w:ascii="Times New Roman" w:hAnsi="Times New Roman" w:cs="Times New Roman"/>
+                <w:sz w:val="20"/>
+                <w:szCs w:val="20"/>
+                <w:lang w:val="en-US"/>
+              </w:rPr>
+            </w:pPr>
+          </w:p>
+        </w:tc>
+        <w:tc>
+          <w:tcPr>
+            <w:tcW w:w="5166" w:type="dxa"/>
+            <w:gridSpan w:val="14"/>
+          </w:tcPr>
+          <w:p>
+            <w:pPr>
+              <w:jc w:val="both"/>
+              <w:rPr>
+                <w:rFonts w:ascii="Times New Roman" w:hAnsi="Times New Roman" w:cs="Times New Roman"/>
+                <w:sz w:val="20"/>
+                <w:szCs w:val="20"/>
                 <w:lang w:val="en-US"/>
               </w:rPr>
             </w:pPr>
@@ -7000,21 +8863,24 @@
             <w:pPr>
               <w:rPr>
                 <w:rFonts w:ascii="Times New Roman" w:hAnsi="Times New Roman" w:cs="Times New Roman"/>
-                <w:szCs w:val="24"/>
-                <w:lang w:val="en-US"/>
-              </w:rPr>
-            </w:pPr>
-            <w:r>
-              <w:rPr>
-                <w:rFonts w:ascii="Times New Roman" w:hAnsi="Times New Roman" w:cs="Times New Roman"/>
-                <w:szCs w:val="24"/>
+                <w:sz w:val="20"/>
+                <w:szCs w:val="20"/>
+                <w:lang w:val="en-US"/>
+              </w:rPr>
+            </w:pPr>
+            <w:r>
+              <w:rPr>
+                <w:rFonts w:ascii="Times New Roman" w:hAnsi="Times New Roman" w:cs="Times New Roman"/>
+                <w:sz w:val="20"/>
+                <w:szCs w:val="20"/>
               </w:rPr>
               <w:t>Подписи</w:t>
             </w:r>
             <w:r>
               <w:rPr>
                 <w:rFonts w:ascii="Times New Roman" w:hAnsi="Times New Roman" w:cs="Times New Roman"/>
-                <w:szCs w:val="24"/>
+                <w:sz w:val="20"/>
+                <w:szCs w:val="20"/>
                 <w:lang w:val="en-US"/>
               </w:rPr>
               <w:t xml:space="preserve"> </w:t>
@@ -7022,14 +8888,16 @@
             <w:r>
               <w:rPr>
                 <w:rFonts w:ascii="Times New Roman" w:hAnsi="Times New Roman" w:cs="Times New Roman"/>
-                <w:szCs w:val="24"/>
+                <w:sz w:val="20"/>
+                <w:szCs w:val="20"/>
               </w:rPr>
               <w:t>Сторон</w:t>
             </w:r>
             <w:r>
               <w:rPr>
                 <w:rFonts w:ascii="Times New Roman" w:hAnsi="Times New Roman" w:cs="Times New Roman"/>
-                <w:szCs w:val="24"/>
+                <w:sz w:val="20"/>
+                <w:szCs w:val="20"/>
                 <w:lang w:val="en-US"/>
               </w:rPr>
               <w:t xml:space="preserve"> </w:t>
@@ -7038,7 +8906,8 @@
               <w:rPr>
                 <w:rFonts w:ascii="Times New Roman" w:hAnsi="Times New Roman" w:cs="Times New Roman"/>
                 <w:color w:val="808080" w:themeColor="background1" w:themeShade="80"/>
-                <w:szCs w:val="24"/>
+                <w:sz w:val="20"/>
+                <w:szCs w:val="20"/>
                 <w:lang w:val="en-US"/>
               </w:rPr>
               <w:t>/ Signatures of the Parties:</w:t>
@@ -7056,7 +8925,8 @@
             <w:pPr>
               <w:rPr>
                 <w:rFonts w:ascii="Times New Roman" w:hAnsi="Times New Roman" w:cs="Times New Roman"/>
-                <w:szCs w:val="24"/>
+                <w:sz w:val="20"/>
+                <w:szCs w:val="20"/>
                 <w:lang w:val="en-US"/>
               </w:rPr>
             </w:pPr>
@@ -7074,7 +8944,8 @@
             <w:pPr>
               <w:rPr>
                 <w:rFonts w:ascii="Times New Roman" w:hAnsi="Times New Roman" w:cs="Times New Roman"/>
-                <w:szCs w:val="24"/>
+                <w:sz w:val="20"/>
+                <w:szCs w:val="20"/>
                 <w:lang w:val="en-US"/>
               </w:rPr>
             </w:pPr>
@@ -7098,21 +8969,24 @@
               <w:rPr>
                 <w:rFonts w:ascii="Times New Roman" w:hAnsi="Times New Roman" w:cs="Times New Roman"/>
                 <w:color w:val="808080" w:themeColor="background1" w:themeShade="80"/>
-                <w:szCs w:val="24"/>
-                <w:lang w:val="en-US"/>
-              </w:rPr>
-            </w:pPr>
-            <w:r>
-              <w:rPr>
-                <w:rFonts w:ascii="Times New Roman" w:hAnsi="Times New Roman" w:cs="Times New Roman"/>
-                <w:szCs w:val="24"/>
+                <w:sz w:val="20"/>
+                <w:szCs w:val="20"/>
+                <w:lang w:val="en-US"/>
+              </w:rPr>
+            </w:pPr>
+            <w:r>
+              <w:rPr>
+                <w:rFonts w:ascii="Times New Roman" w:hAnsi="Times New Roman" w:cs="Times New Roman"/>
+                <w:sz w:val="20"/>
+                <w:szCs w:val="20"/>
               </w:rPr>
               <w:t>От</w:t>
             </w:r>
             <w:r>
               <w:rPr>
                 <w:rFonts w:ascii="Times New Roman" w:hAnsi="Times New Roman" w:cs="Times New Roman"/>
-                <w:szCs w:val="24"/>
+                <w:sz w:val="20"/>
+                <w:szCs w:val="20"/>
                 <w:lang w:val="en-US"/>
               </w:rPr>
               <w:t xml:space="preserve"> </w:t>
@@ -7120,14 +8994,16 @@
             <w:r>
               <w:rPr>
                 <w:rFonts w:ascii="Times New Roman" w:hAnsi="Times New Roman" w:cs="Times New Roman"/>
-                <w:szCs w:val="24"/>
+                <w:sz w:val="20"/>
+                <w:szCs w:val="20"/>
               </w:rPr>
               <w:t>Регистра</w:t>
             </w:r>
             <w:r>
               <w:rPr>
                 <w:rFonts w:ascii="Times New Roman" w:hAnsi="Times New Roman" w:cs="Times New Roman"/>
-                <w:szCs w:val="24"/>
+                <w:sz w:val="20"/>
+                <w:szCs w:val="20"/>
                 <w:lang w:val="en-US"/>
               </w:rPr>
               <w:t xml:space="preserve"> </w:t>
@@ -7136,7 +9012,8 @@
               <w:rPr>
                 <w:rFonts w:ascii="Times New Roman" w:hAnsi="Times New Roman" w:cs="Times New Roman"/>
                 <w:color w:val="808080" w:themeColor="background1" w:themeShade="80"/>
-                <w:szCs w:val="24"/>
+                <w:sz w:val="20"/>
+                <w:szCs w:val="20"/>
                 <w:lang w:val="en-US"/>
               </w:rPr>
               <w:t>/ On behalf of the Register:</w:t>
@@ -7146,13 +9023,15 @@
             <w:pPr>
               <w:rPr>
                 <w:rFonts w:ascii="Times New Roman" w:hAnsi="Times New Roman" w:cs="Times New Roman"/>
-                <w:szCs w:val="24"/>
-              </w:rPr>
-            </w:pPr>
-            <w:r>
-              <w:rPr>
-                <w:rFonts w:ascii="Times New Roman" w:hAnsi="Times New Roman" w:cs="Times New Roman"/>
-                <w:szCs w:val="24"/>
+                <w:sz w:val="20"/>
+                <w:szCs w:val="20"/>
+              </w:rPr>
+            </w:pPr>
+            <w:r>
+              <w:rPr>
+                <w:rFonts w:ascii="Times New Roman" w:hAnsi="Times New Roman" w:cs="Times New Roman"/>
+                <w:sz w:val="20"/>
+                <w:szCs w:val="20"/>
               </w:rPr>
               <w:t xml:space="preserve">Заявка принята </w:t>
             </w:r>
@@ -7160,7 +9039,8 @@
               <w:rPr>
                 <w:rFonts w:ascii="Times New Roman" w:hAnsi="Times New Roman" w:cs="Times New Roman"/>
                 <w:color w:val="808080" w:themeColor="background1" w:themeShade="80"/>
-                <w:szCs w:val="24"/>
+                <w:sz w:val="20"/>
+                <w:szCs w:val="20"/>
               </w:rPr>
               <w:t>/</w:t>
             </w:r>
@@ -7168,7 +9048,8 @@
               <w:rPr>
                 <w:rFonts w:ascii="Times New Roman" w:hAnsi="Times New Roman" w:cs="Times New Roman"/>
                 <w:color w:val="808080" w:themeColor="background1" w:themeShade="80"/>
-                <w:szCs w:val="24"/>
+                <w:sz w:val="20"/>
+                <w:szCs w:val="20"/>
                 <w:lang w:val="en-US"/>
               </w:rPr>
               <w:t xml:space="preserve"> Request accepted:</w:t>
@@ -7187,21 +9068,24 @@
             <w:pPr>
               <w:rPr>
                 <w:rFonts w:ascii="Times New Roman" w:hAnsi="Times New Roman" w:cs="Times New Roman"/>
-                <w:szCs w:val="24"/>
-                <w:lang w:val="en-US"/>
-              </w:rPr>
-            </w:pPr>
-            <w:r>
-              <w:rPr>
-                <w:rFonts w:ascii="Times New Roman" w:hAnsi="Times New Roman" w:cs="Times New Roman"/>
-                <w:szCs w:val="24"/>
+                <w:sz w:val="20"/>
+                <w:szCs w:val="20"/>
+                <w:lang w:val="en-US"/>
+              </w:rPr>
+            </w:pPr>
+            <w:r>
+              <w:rPr>
+                <w:rFonts w:ascii="Times New Roman" w:hAnsi="Times New Roman" w:cs="Times New Roman"/>
+                <w:sz w:val="20"/>
+                <w:szCs w:val="20"/>
               </w:rPr>
               <w:t>От</w:t>
             </w:r>
             <w:r>
               <w:rPr>
                 <w:rFonts w:ascii="Times New Roman" w:hAnsi="Times New Roman" w:cs="Times New Roman"/>
-                <w:szCs w:val="24"/>
+                <w:sz w:val="20"/>
+                <w:szCs w:val="20"/>
                 <w:lang w:val="en-US"/>
               </w:rPr>
               <w:t xml:space="preserve"> </w:t>
@@ -7209,14 +9093,16 @@
             <w:r>
               <w:rPr>
                 <w:rFonts w:ascii="Times New Roman" w:hAnsi="Times New Roman" w:cs="Times New Roman"/>
-                <w:szCs w:val="24"/>
+                <w:sz w:val="20"/>
+                <w:szCs w:val="20"/>
               </w:rPr>
               <w:t>Заявителя</w:t>
             </w:r>
             <w:r>
               <w:rPr>
                 <w:rFonts w:ascii="Times New Roman" w:hAnsi="Times New Roman" w:cs="Times New Roman"/>
-                <w:szCs w:val="24"/>
+                <w:sz w:val="20"/>
+                <w:szCs w:val="20"/>
                 <w:lang w:val="en-US"/>
               </w:rPr>
               <w:t xml:space="preserve"> </w:t>
@@ -7225,7 +9111,8 @@
               <w:rPr>
                 <w:rFonts w:ascii="Times New Roman" w:hAnsi="Times New Roman" w:cs="Times New Roman"/>
                 <w:color w:val="808080" w:themeColor="background1" w:themeShade="80"/>
-                <w:szCs w:val="24"/>
+                <w:sz w:val="20"/>
+                <w:szCs w:val="20"/>
                 <w:lang w:val="en-US"/>
               </w:rPr>
               <w:t xml:space="preserve">/ On behalf of the </w:t>
@@ -7234,7 +9121,8 @@
               <w:rPr>
                 <w:rFonts w:ascii="Times New Roman" w:hAnsi="Times New Roman" w:cs="Times New Roman"/>
                 <w:color w:val="808080" w:themeColor="background1" w:themeShade="80"/>
-                <w:szCs w:val="24"/>
+                <w:sz w:val="20"/>
+                <w:szCs w:val="20"/>
                 <w:lang w:val="en-US"/>
               </w:rPr>
               <w:t>Applicant</w:t>
@@ -7243,7 +9131,8 @@
               <w:rPr>
                 <w:rFonts w:ascii="Times New Roman" w:hAnsi="Times New Roman" w:cs="Times New Roman"/>
                 <w:color w:val="808080" w:themeColor="background1" w:themeShade="80"/>
-                <w:szCs w:val="24"/>
+                <w:sz w:val="20"/>
+                <w:szCs w:val="20"/>
                 <w:lang w:val="en-US"/>
               </w:rPr>
               <w:t>:</w:t>
@@ -7265,8 +9154,8 @@
             <w:pPr>
               <w:rPr>
                 <w:rFonts w:ascii="Times New Roman" w:hAnsi="Times New Roman" w:cs="Times New Roman"/>
-                <w:sz w:val="24"/>
-                <w:szCs w:val="24"/>
+                <w:sz w:val="20"/>
+                <w:szCs w:val="20"/>
                 <w:lang w:val="en-US"/>
               </w:rPr>
             </w:pPr>
@@ -7274,9 +9163,8 @@
             <w:r>
               <w:rPr>
                 <w:rFonts w:ascii="Times New Roman" w:hAnsi="Times New Roman" w:cs="Times New Roman"/>
-                <w:sz w:val="24"/>
-                <w:szCs w:val="24"/>
-                <w:lang w:val="en-US"/>
+                <w:sz w:val="20"/>
+                <w:szCs w:val="20"/>
               </w:rPr>
               <w:t xml:space="preserve">{{ </w:t>
             </w:r>
@@ -7284,9 +9172,8 @@
             <w:r>
               <w:rPr>
                 <w:rFonts w:ascii="Times New Roman" w:hAnsi="Times New Roman" w:cs="Times New Roman"/>
-                <w:sz w:val="24"/>
-                <w:szCs w:val="24"/>
-                <w:lang w:val="en-US"/>
+                <w:sz w:val="20"/>
+                <w:szCs w:val="20"/>
               </w:rPr>
               <w:t>register</w:t>
             </w:r>
@@ -7294,9 +9181,8 @@
             <w:r>
               <w:rPr>
                 <w:rFonts w:ascii="Times New Roman" w:hAnsi="Times New Roman" w:cs="Times New Roman"/>
-                <w:sz w:val="24"/>
-                <w:szCs w:val="24"/>
-                <w:lang w:val="en-US"/>
+                <w:sz w:val="20"/>
+                <w:szCs w:val="20"/>
               </w:rPr>
               <w:t>_signer_position</w:t>
             </w:r>
@@ -7304,9 +9190,8 @@
             <w:r>
               <w:rPr>
                 <w:rFonts w:ascii="Times New Roman" w:hAnsi="Times New Roman" w:cs="Times New Roman"/>
-                <w:sz w:val="24"/>
-                <w:szCs w:val="24"/>
-                <w:lang w:val="en-US"/>
+                <w:sz w:val="20"/>
+                <w:szCs w:val="20"/>
               </w:rPr>
               <w:t xml:space="preserve"> }}</w:t>
             </w:r>
@@ -7321,15 +9206,15 @@
             <w:pPr>
               <w:rPr>
                 <w:rFonts w:ascii="Times New Roman" w:hAnsi="Times New Roman" w:cs="Times New Roman"/>
-                <w:sz w:val="24"/>
-                <w:szCs w:val="24"/>
-              </w:rPr>
-            </w:pPr>
-            <w:r>
-              <w:rPr>
-                <w:rFonts w:ascii="Times New Roman" w:hAnsi="Times New Roman" w:cs="Times New Roman"/>
-                <w:sz w:val="24"/>
-                <w:szCs w:val="24"/>
+                <w:sz w:val="20"/>
+                <w:szCs w:val="20"/>
+              </w:rPr>
+            </w:pPr>
+            <w:r>
+              <w:rPr>
+                <w:rFonts w:ascii="Times New Roman" w:hAnsi="Times New Roman" w:cs="Times New Roman"/>
+                <w:sz w:val="20"/>
+                <w:szCs w:val="20"/>
               </w:rPr>
               <w:t>,</w:t>
             </w:r>
@@ -7345,8 +9230,8 @@
             <w:pPr>
               <w:rPr>
                 <w:rFonts w:ascii="Times New Roman" w:hAnsi="Times New Roman" w:cs="Times New Roman"/>
-                <w:sz w:val="24"/>
-                <w:szCs w:val="24"/>
+                <w:sz w:val="20"/>
+                <w:szCs w:val="20"/>
                 <w:lang w:val="en-US"/>
               </w:rPr>
             </w:pPr>
@@ -7368,15 +9253,15 @@
               <w:rPr>
                 <w:rFonts w:ascii="Times New Roman" w:hAnsi="Times New Roman" w:cs="Times New Roman"/>
                 <w:sz w:val="20"/>
-                <w:szCs w:val="24"/>
-                <w:lang w:val="en-US"/>
-              </w:rPr>
-            </w:pPr>
-            <w:r>
-              <w:rPr>
-                <w:rFonts w:ascii="Times New Roman" w:hAnsi="Times New Roman" w:cs="Times New Roman"/>
-                <w:sz w:val="20"/>
-                <w:szCs w:val="24"/>
+                <w:szCs w:val="20"/>
+                <w:lang w:val="en-US"/>
+              </w:rPr>
+            </w:pPr>
+            <w:r>
+              <w:rPr>
+                <w:rFonts w:ascii="Times New Roman" w:hAnsi="Times New Roman" w:cs="Times New Roman"/>
+                <w:sz w:val="20"/>
+                <w:szCs w:val="20"/>
               </w:rPr>
               <w:t>Должность</w:t>
             </w:r>
@@ -7385,7 +9270,7 @@
                 <w:rFonts w:ascii="Times New Roman" w:hAnsi="Times New Roman" w:cs="Times New Roman"/>
                 <w:color w:val="808080" w:themeColor="background1" w:themeShade="80"/>
                 <w:sz w:val="20"/>
-                <w:szCs w:val="24"/>
+                <w:szCs w:val="20"/>
                 <w:lang w:val="en-US"/>
               </w:rPr>
               <w:t>/Position</w:t>
@@ -7401,7 +9286,7 @@
               <w:rPr>
                 <w:rFonts w:ascii="Times New Roman" w:hAnsi="Times New Roman" w:cs="Times New Roman"/>
                 <w:sz w:val="20"/>
-                <w:szCs w:val="24"/>
+                <w:szCs w:val="20"/>
                 <w:lang w:val="en-US"/>
               </w:rPr>
             </w:pPr>
@@ -7417,7 +9302,7 @@
               <w:rPr>
                 <w:rFonts w:ascii="Times New Roman" w:hAnsi="Times New Roman" w:cs="Times New Roman"/>
                 <w:sz w:val="20"/>
-                <w:szCs w:val="24"/>
+                <w:szCs w:val="20"/>
                 <w:lang w:val="en-US"/>
               </w:rPr>
             </w:pPr>
@@ -7438,11 +9323,15 @@
             <w:pPr>
               <w:rPr>
                 <w:rFonts w:ascii="Times New Roman" w:hAnsi="Times New Roman" w:cs="Times New Roman"/>
-              </w:rPr>
-            </w:pPr>
-            <w:r>
-              <w:rPr>
-                <w:rFonts w:ascii="Times New Roman" w:hAnsi="Times New Roman" w:cs="Times New Roman"/>
+                <w:sz w:val="20"/>
+                <w:szCs w:val="20"/>
+              </w:rPr>
+            </w:pPr>
+            <w:r>
+              <w:rPr>
+                <w:rFonts w:ascii="Times New Roman" w:hAnsi="Times New Roman" w:cs="Times New Roman"/>
+                <w:sz w:val="20"/>
+                <w:szCs w:val="20"/>
               </w:rPr>
               <w:t>действующий на основании</w:t>
             </w:r>
@@ -7461,7 +9350,8 @@
             <w:pPr>
               <w:rPr>
                 <w:rFonts w:ascii="Times New Roman" w:hAnsi="Times New Roman" w:cs="Times New Roman"/>
-                <w:lang w:val="en-US"/>
+                <w:sz w:val="20"/>
+                <w:szCs w:val="20"/>
               </w:rPr>
             </w:pPr>
             <w:proofErr w:type="gramStart"/>
@@ -7470,13 +9360,22 @@
                 <w:rFonts w:ascii="Times New Roman" w:hAnsi="Times New Roman" w:cs="Times New Roman"/>
                 <w:lang w:val="en-US"/>
               </w:rPr>
-              <w:t xml:space="preserve">{{ </w:t>
+              <w:t>{</w:t>
+            </w:r>
+            <w:r>
+              <w:rPr>
+                <w:rFonts w:ascii="Times New Roman" w:hAnsi="Times New Roman" w:cs="Times New Roman"/>
+                <w:sz w:val="20"/>
+                <w:szCs w:val="20"/>
+              </w:rPr>
+              <w:t xml:space="preserve">{ </w:t>
             </w:r>
             <w:proofErr w:type="spellStart"/>
             <w:r>
               <w:rPr>
                 <w:rFonts w:ascii="Times New Roman" w:hAnsi="Times New Roman" w:cs="Times New Roman"/>
-                <w:lang w:val="en-US"/>
+                <w:sz w:val="20"/>
+                <w:szCs w:val="20"/>
               </w:rPr>
               <w:t>register</w:t>
             </w:r>
@@ -7484,7 +9383,8 @@
             <w:r>
               <w:rPr>
                 <w:rFonts w:ascii="Times New Roman" w:hAnsi="Times New Roman" w:cs="Times New Roman"/>
-                <w:lang w:val="en-US"/>
+                <w:sz w:val="20"/>
+                <w:szCs w:val="20"/>
               </w:rPr>
               <w:t>_signer_proxy</w:t>
             </w:r>
@@ -7492,7 +9392,8 @@
             <w:r>
               <w:rPr>
                 <w:rFonts w:ascii="Times New Roman" w:hAnsi="Times New Roman" w:cs="Times New Roman"/>
-                <w:lang w:val="en-US"/>
+                <w:sz w:val="20"/>
+                <w:szCs w:val="20"/>
               </w:rPr>
               <w:t xml:space="preserve"> }}</w:t>
             </w:r>
@@ -7526,6 +9427,8 @@
             <w:pPr>
               <w:rPr>
                 <w:rFonts w:ascii="Times New Roman" w:hAnsi="Times New Roman" w:cs="Times New Roman"/>
+                <w:sz w:val="20"/>
+                <w:szCs w:val="20"/>
                 <w:lang w:val="en-US"/>
               </w:rPr>
             </w:pPr>
@@ -7533,20 +9436,12 @@
               <w:rPr>
                 <w:rFonts w:ascii="Times New Roman" w:hAnsi="Times New Roman" w:cs="Times New Roman"/>
                 <w:color w:val="808080" w:themeColor="background1" w:themeShade="80"/>
-                <w:lang w:val="en-US"/>
-              </w:rPr>
-              <w:t xml:space="preserve">acting </w:t>
-            </w:r>
-            <w:proofErr w:type="gramStart"/>
-            <w:r>
-              <w:rPr>
-                <w:rFonts w:ascii="Times New Roman" w:hAnsi="Times New Roman" w:cs="Times New Roman"/>
-                <w:color w:val="808080" w:themeColor="background1" w:themeShade="80"/>
-                <w:lang w:val="en-US"/>
-              </w:rPr>
-              <w:t>on the basis of</w:t>
-            </w:r>
-            <w:proofErr w:type="gramEnd"/>
+                <w:sz w:val="20"/>
+                <w:szCs w:val="20"/>
+                <w:lang w:val="en-US"/>
+              </w:rPr>
+              <w:t>acting on the basis of</w:t>
+            </w:r>
           </w:p>
         </w:tc>
         <w:tc>
@@ -7561,6 +9456,8 @@
             <w:pPr>
               <w:rPr>
                 <w:rFonts w:ascii="Times New Roman" w:hAnsi="Times New Roman" w:cs="Times New Roman"/>
+                <w:sz w:val="20"/>
+                <w:szCs w:val="20"/>
                 <w:lang w:val="en-US"/>
               </w:rPr>
             </w:pPr>
@@ -7575,8 +9472,8 @@
             <w:pPr>
               <w:rPr>
                 <w:rFonts w:ascii="Times New Roman" w:hAnsi="Times New Roman" w:cs="Times New Roman"/>
-                <w:sz w:val="24"/>
-                <w:szCs w:val="24"/>
+                <w:sz w:val="20"/>
+                <w:szCs w:val="20"/>
                 <w:lang w:val="en-US"/>
               </w:rPr>
             </w:pPr>
@@ -7601,6 +9498,8 @@
               <w:spacing w:before="80" w:after="80"/>
               <w:rPr>
                 <w:rFonts w:ascii="Times New Roman" w:hAnsi="Times New Roman" w:cs="Times New Roman"/>
+                <w:sz w:val="20"/>
+                <w:szCs w:val="20"/>
                 <w:lang w:val="en-US"/>
               </w:rPr>
             </w:pPr>
@@ -7616,6 +9515,8 @@
               <w:spacing w:before="80" w:after="80"/>
               <w:rPr>
                 <w:rFonts w:ascii="Times New Roman" w:hAnsi="Times New Roman" w:cs="Times New Roman"/>
+                <w:sz w:val="20"/>
+                <w:szCs w:val="20"/>
                 <w:lang w:val="en-US"/>
               </w:rPr>
             </w:pPr>
@@ -7635,6 +9536,8 @@
               <w:spacing w:before="80" w:after="80"/>
               <w:rPr>
                 <w:rFonts w:ascii="Times New Roman" w:hAnsi="Times New Roman" w:cs="Times New Roman"/>
+                <w:sz w:val="20"/>
+                <w:szCs w:val="20"/>
                 <w:lang w:val="en-US"/>
               </w:rPr>
             </w:pPr>
@@ -7682,6 +9585,8 @@
               <w:spacing w:before="80" w:after="80"/>
               <w:rPr>
                 <w:rFonts w:ascii="Times New Roman" w:hAnsi="Times New Roman" w:cs="Times New Roman"/>
+                <w:sz w:val="20"/>
+                <w:szCs w:val="20"/>
                 <w:lang w:val="en-US"/>
               </w:rPr>
             </w:pPr>
@@ -7701,6 +9606,8 @@
               <w:spacing w:before="80" w:after="80"/>
               <w:rPr>
                 <w:rFonts w:ascii="Times New Roman" w:hAnsi="Times New Roman" w:cs="Times New Roman"/>
+                <w:sz w:val="20"/>
+                <w:szCs w:val="20"/>
                 <w:lang w:val="en-US"/>
               </w:rPr>
             </w:pPr>
@@ -7717,6 +9624,8 @@
               <w:spacing w:before="80" w:after="80"/>
               <w:rPr>
                 <w:rFonts w:ascii="Times New Roman" w:hAnsi="Times New Roman" w:cs="Times New Roman"/>
+                <w:sz w:val="20"/>
+                <w:szCs w:val="20"/>
                 <w:lang w:val="en-US"/>
               </w:rPr>
             </w:pPr>
@@ -7736,6 +9645,8 @@
               <w:spacing w:before="80" w:after="80"/>
               <w:rPr>
                 <w:rFonts w:ascii="Times New Roman" w:hAnsi="Times New Roman" w:cs="Times New Roman"/>
+                <w:sz w:val="20"/>
+                <w:szCs w:val="20"/>
                 <w:lang w:val="en-US"/>
               </w:rPr>
             </w:pPr>
@@ -7789,20 +9700,25 @@
               <w:jc w:val="center"/>
               <w:rPr>
                 <w:rFonts w:ascii="Times New Roman" w:hAnsi="Times New Roman" w:cs="Times New Roman"/>
-                <w:lang w:val="en-US"/>
-              </w:rPr>
-            </w:pPr>
-            <w:r>
-              <w:rPr>
-                <w:rFonts w:ascii="Times New Roman" w:hAnsi="Times New Roman" w:cs="Times New Roman"/>
-              </w:rPr>
-              <w:lastRenderedPageBreak/>
+                <w:sz w:val="20"/>
+                <w:szCs w:val="20"/>
+                <w:lang w:val="en-US"/>
+              </w:rPr>
+            </w:pPr>
+            <w:r>
+              <w:rPr>
+                <w:rFonts w:ascii="Times New Roman" w:hAnsi="Times New Roman" w:cs="Times New Roman"/>
+                <w:sz w:val="20"/>
+                <w:szCs w:val="20"/>
+              </w:rPr>
               <w:t>Подпись</w:t>
             </w:r>
             <w:r>
               <w:rPr>
                 <w:rFonts w:ascii="Times New Roman" w:hAnsi="Times New Roman" w:cs="Times New Roman"/>
                 <w:color w:val="808080" w:themeColor="background1" w:themeShade="80"/>
+                <w:sz w:val="20"/>
+                <w:szCs w:val="20"/>
                 <w:lang w:val="en-US"/>
               </w:rPr>
               <w:t>/</w:t>
@@ -7811,6 +9727,8 @@
               <w:rPr>
                 <w:rFonts w:ascii="Times New Roman" w:hAnsi="Times New Roman" w:cs="Times New Roman"/>
                 <w:color w:val="808080" w:themeColor="background1" w:themeShade="80"/>
+                <w:sz w:val="20"/>
+                <w:szCs w:val="20"/>
                 <w:lang w:val="en-US"/>
               </w:rPr>
               <w:t>S</w:t>
@@ -7819,6 +9737,8 @@
               <w:rPr>
                 <w:rFonts w:ascii="Times New Roman" w:hAnsi="Times New Roman" w:cs="Times New Roman"/>
                 <w:color w:val="808080" w:themeColor="background1" w:themeShade="80"/>
+                <w:sz w:val="20"/>
+                <w:szCs w:val="20"/>
                 <w:lang w:val="en-US"/>
               </w:rPr>
               <w:t>ignature</w:t>
@@ -7835,6 +9755,8 @@
               <w:jc w:val="center"/>
               <w:rPr>
                 <w:rFonts w:ascii="Times New Roman" w:hAnsi="Times New Roman" w:cs="Times New Roman"/>
+                <w:sz w:val="20"/>
+                <w:szCs w:val="20"/>
                 <w:lang w:val="en-US"/>
               </w:rPr>
             </w:pPr>
@@ -7854,18 +9776,24 @@
               <w:jc w:val="center"/>
               <w:rPr>
                 <w:rFonts w:ascii="Times New Roman" w:hAnsi="Times New Roman" w:cs="Times New Roman"/>
-                <w:lang w:val="en-US"/>
-              </w:rPr>
-            </w:pPr>
-            <w:r>
-              <w:rPr>
-                <w:rFonts w:ascii="Times New Roman" w:hAnsi="Times New Roman" w:cs="Times New Roman"/>
+                <w:sz w:val="20"/>
+                <w:szCs w:val="20"/>
+                <w:lang w:val="en-US"/>
+              </w:rPr>
+            </w:pPr>
+            <w:r>
+              <w:rPr>
+                <w:rFonts w:ascii="Times New Roman" w:hAnsi="Times New Roman" w:cs="Times New Roman"/>
+                <w:sz w:val="20"/>
+                <w:szCs w:val="20"/>
               </w:rPr>
               <w:t>Ф</w:t>
             </w:r>
             <w:r>
               <w:rPr>
                 <w:rFonts w:ascii="Times New Roman" w:hAnsi="Times New Roman" w:cs="Times New Roman"/>
+                <w:sz w:val="20"/>
+                <w:szCs w:val="20"/>
                 <w:lang w:val="en-US"/>
               </w:rPr>
               <w:t>.</w:t>
@@ -7873,12 +9801,16 @@
             <w:r>
               <w:rPr>
                 <w:rFonts w:ascii="Times New Roman" w:hAnsi="Times New Roman" w:cs="Times New Roman"/>
+                <w:sz w:val="20"/>
+                <w:szCs w:val="20"/>
               </w:rPr>
               <w:t>И</w:t>
             </w:r>
             <w:r>
               <w:rPr>
                 <w:rFonts w:ascii="Times New Roman" w:hAnsi="Times New Roman" w:cs="Times New Roman"/>
+                <w:sz w:val="20"/>
+                <w:szCs w:val="20"/>
                 <w:lang w:val="en-US"/>
               </w:rPr>
               <w:t>.</w:t>
@@ -7886,12 +9818,16 @@
             <w:r>
               <w:rPr>
                 <w:rFonts w:ascii="Times New Roman" w:hAnsi="Times New Roman" w:cs="Times New Roman"/>
+                <w:sz w:val="20"/>
+                <w:szCs w:val="20"/>
               </w:rPr>
               <w:t>О</w:t>
             </w:r>
             <w:r>
               <w:rPr>
                 <w:rFonts w:ascii="Times New Roman" w:hAnsi="Times New Roman" w:cs="Times New Roman"/>
+                <w:sz w:val="20"/>
+                <w:szCs w:val="20"/>
                 <w:lang w:val="en-US"/>
               </w:rPr>
               <w:t>.</w:t>
@@ -7900,6 +9836,8 @@
               <w:rPr>
                 <w:rFonts w:ascii="Times New Roman" w:hAnsi="Times New Roman" w:cs="Times New Roman"/>
                 <w:color w:val="808080" w:themeColor="background1" w:themeShade="80"/>
+                <w:sz w:val="20"/>
+                <w:szCs w:val="20"/>
                 <w:lang w:val="en-US"/>
               </w:rPr>
               <w:t>/Full name</w:t>
@@ -7916,6 +9854,8 @@
               <w:jc w:val="center"/>
               <w:rPr>
                 <w:rFonts w:ascii="Times New Roman" w:hAnsi="Times New Roman" w:cs="Times New Roman"/>
+                <w:sz w:val="20"/>
+                <w:szCs w:val="20"/>
                 <w:lang w:val="en-US"/>
               </w:rPr>
             </w:pPr>
@@ -7935,12 +9875,16 @@
               <w:jc w:val="center"/>
               <w:rPr>
                 <w:rFonts w:ascii="Times New Roman" w:hAnsi="Times New Roman" w:cs="Times New Roman"/>
-                <w:lang w:val="en-US"/>
-              </w:rPr>
-            </w:pPr>
-            <w:r>
-              <w:rPr>
-                <w:rFonts w:ascii="Times New Roman" w:hAnsi="Times New Roman" w:cs="Times New Roman"/>
+                <w:sz w:val="20"/>
+                <w:szCs w:val="20"/>
+                <w:lang w:val="en-US"/>
+              </w:rPr>
+            </w:pPr>
+            <w:r>
+              <w:rPr>
+                <w:rFonts w:ascii="Times New Roman" w:hAnsi="Times New Roman" w:cs="Times New Roman"/>
+                <w:sz w:val="20"/>
+                <w:szCs w:val="20"/>
               </w:rPr>
               <w:t>Подпись</w:t>
             </w:r>
@@ -7948,6 +9892,8 @@
               <w:rPr>
                 <w:rFonts w:ascii="Times New Roman" w:hAnsi="Times New Roman" w:cs="Times New Roman"/>
                 <w:color w:val="808080" w:themeColor="background1" w:themeShade="80"/>
+                <w:sz w:val="20"/>
+                <w:szCs w:val="20"/>
                 <w:lang w:val="en-US"/>
               </w:rPr>
               <w:t>/</w:t>
@@ -7956,6 +9902,8 @@
               <w:rPr>
                 <w:rFonts w:ascii="Times New Roman" w:hAnsi="Times New Roman" w:cs="Times New Roman"/>
                 <w:color w:val="808080" w:themeColor="background1" w:themeShade="80"/>
+                <w:sz w:val="20"/>
+                <w:szCs w:val="20"/>
                 <w:lang w:val="en-US"/>
               </w:rPr>
               <w:t>S</w:t>
@@ -7964,6 +9912,8 @@
               <w:rPr>
                 <w:rFonts w:ascii="Times New Roman" w:hAnsi="Times New Roman" w:cs="Times New Roman"/>
                 <w:color w:val="808080" w:themeColor="background1" w:themeShade="80"/>
+                <w:sz w:val="20"/>
+                <w:szCs w:val="20"/>
                 <w:lang w:val="en-US"/>
               </w:rPr>
               <w:t>ignature</w:t>
@@ -7981,6 +9931,8 @@
               <w:jc w:val="center"/>
               <w:rPr>
                 <w:rFonts w:ascii="Times New Roman" w:hAnsi="Times New Roman" w:cs="Times New Roman"/>
+                <w:sz w:val="20"/>
+                <w:szCs w:val="20"/>
                 <w:lang w:val="en-US"/>
               </w:rPr>
             </w:pPr>
@@ -8000,18 +9952,24 @@
               <w:jc w:val="center"/>
               <w:rPr>
                 <w:rFonts w:ascii="Times New Roman" w:hAnsi="Times New Roman" w:cs="Times New Roman"/>
-                <w:lang w:val="en-US"/>
-              </w:rPr>
-            </w:pPr>
-            <w:r>
-              <w:rPr>
-                <w:rFonts w:ascii="Times New Roman" w:hAnsi="Times New Roman" w:cs="Times New Roman"/>
+                <w:sz w:val="20"/>
+                <w:szCs w:val="20"/>
+                <w:lang w:val="en-US"/>
+              </w:rPr>
+            </w:pPr>
+            <w:r>
+              <w:rPr>
+                <w:rFonts w:ascii="Times New Roman" w:hAnsi="Times New Roman" w:cs="Times New Roman"/>
+                <w:sz w:val="20"/>
+                <w:szCs w:val="20"/>
               </w:rPr>
               <w:t>Ф</w:t>
             </w:r>
             <w:r>
               <w:rPr>
                 <w:rFonts w:ascii="Times New Roman" w:hAnsi="Times New Roman" w:cs="Times New Roman"/>
+                <w:sz w:val="20"/>
+                <w:szCs w:val="20"/>
                 <w:lang w:val="en-US"/>
               </w:rPr>
               <w:t>.</w:t>
@@ -8019,12 +9977,16 @@
             <w:r>
               <w:rPr>
                 <w:rFonts w:ascii="Times New Roman" w:hAnsi="Times New Roman" w:cs="Times New Roman"/>
+                <w:sz w:val="20"/>
+                <w:szCs w:val="20"/>
               </w:rPr>
               <w:t>И</w:t>
             </w:r>
             <w:r>
               <w:rPr>
                 <w:rFonts w:ascii="Times New Roman" w:hAnsi="Times New Roman" w:cs="Times New Roman"/>
+                <w:sz w:val="20"/>
+                <w:szCs w:val="20"/>
                 <w:lang w:val="en-US"/>
               </w:rPr>
               <w:t>.</w:t>
@@ -8032,12 +9994,16 @@
             <w:r>
               <w:rPr>
                 <w:rFonts w:ascii="Times New Roman" w:hAnsi="Times New Roman" w:cs="Times New Roman"/>
+                <w:sz w:val="20"/>
+                <w:szCs w:val="20"/>
               </w:rPr>
               <w:t>О</w:t>
             </w:r>
             <w:r>
               <w:rPr>
                 <w:rFonts w:ascii="Times New Roman" w:hAnsi="Times New Roman" w:cs="Times New Roman"/>
+                <w:sz w:val="20"/>
+                <w:szCs w:val="20"/>
                 <w:lang w:val="en-US"/>
               </w:rPr>
               <w:t>.</w:t>
@@ -8046,6 +10012,8 @@
               <w:rPr>
                 <w:rFonts w:ascii="Times New Roman" w:hAnsi="Times New Roman" w:cs="Times New Roman"/>
                 <w:color w:val="808080" w:themeColor="background1" w:themeShade="80"/>
+                <w:sz w:val="20"/>
+                <w:szCs w:val="20"/>
                 <w:lang w:val="en-US"/>
               </w:rPr>
               <w:t>/</w:t>
@@ -8054,6 +10022,8 @@
               <w:rPr>
                 <w:rFonts w:ascii="Times New Roman" w:hAnsi="Times New Roman" w:cs="Times New Roman"/>
                 <w:color w:val="808080" w:themeColor="background1" w:themeShade="80"/>
+                <w:sz w:val="20"/>
+                <w:szCs w:val="20"/>
                 <w:lang w:val="en-US"/>
               </w:rPr>
               <w:t>Full n</w:t>
@@ -8062,6 +10032,8 @@
               <w:rPr>
                 <w:rFonts w:ascii="Times New Roman" w:hAnsi="Times New Roman" w:cs="Times New Roman"/>
                 <w:color w:val="808080" w:themeColor="background1" w:themeShade="80"/>
+                <w:sz w:val="20"/>
+                <w:szCs w:val="20"/>
                 <w:lang w:val="en-US"/>
               </w:rPr>
               <w:t>ame</w:t>
@@ -8079,12 +10051,16 @@
             <w:pPr>
               <w:rPr>
                 <w:rFonts w:ascii="Times New Roman" w:hAnsi="Times New Roman" w:cs="Times New Roman"/>
-                <w:lang w:val="en-US"/>
-              </w:rPr>
-            </w:pPr>
-            <w:r>
-              <w:rPr>
-                <w:rFonts w:ascii="Times New Roman" w:hAnsi="Times New Roman" w:cs="Times New Roman"/>
+                <w:sz w:val="20"/>
+                <w:szCs w:val="20"/>
+                <w:lang w:val="en-US"/>
+              </w:rPr>
+            </w:pPr>
+            <w:r>
+              <w:rPr>
+                <w:rFonts w:ascii="Times New Roman" w:hAnsi="Times New Roman" w:cs="Times New Roman"/>
+                <w:sz w:val="20"/>
+                <w:szCs w:val="20"/>
                 <w:lang w:val="en-US"/>
               </w:rPr>
               <w:t>М.П.</w:t>
@@ -8093,6 +10069,8 @@
               <w:rPr>
                 <w:rFonts w:ascii="Times New Roman" w:hAnsi="Times New Roman" w:cs="Times New Roman"/>
                 <w:color w:val="808080" w:themeColor="background1" w:themeShade="80"/>
+                <w:sz w:val="20"/>
+                <w:szCs w:val="20"/>
                 <w:lang w:val="en-US"/>
               </w:rPr>
               <w:t xml:space="preserve"> /</w:t>
@@ -8101,6 +10079,8 @@
               <w:rPr>
                 <w:rFonts w:ascii="Times New Roman" w:hAnsi="Times New Roman" w:cs="Times New Roman"/>
                 <w:color w:val="808080" w:themeColor="background1" w:themeShade="80"/>
+                <w:sz w:val="20"/>
+                <w:szCs w:val="20"/>
               </w:rPr>
               <w:t xml:space="preserve"> </w:t>
             </w:r>
@@ -8108,6 +10088,8 @@
               <w:rPr>
                 <w:rFonts w:ascii="Times New Roman" w:hAnsi="Times New Roman" w:cs="Times New Roman"/>
                 <w:color w:val="808080" w:themeColor="background1" w:themeShade="80"/>
+                <w:sz w:val="20"/>
+                <w:szCs w:val="20"/>
                 <w:lang w:val="en-US"/>
               </w:rPr>
               <w:t>L.S.</w:t>
@@ -8123,12 +10105,16 @@
             <w:pPr>
               <w:rPr>
                 <w:rFonts w:ascii="Times New Roman" w:hAnsi="Times New Roman" w:cs="Times New Roman"/>
-                <w:lang w:val="en-US"/>
-              </w:rPr>
-            </w:pPr>
-            <w:r>
-              <w:rPr>
-                <w:rFonts w:ascii="Times New Roman" w:hAnsi="Times New Roman" w:cs="Times New Roman"/>
+                <w:sz w:val="20"/>
+                <w:szCs w:val="20"/>
+                <w:lang w:val="en-US"/>
+              </w:rPr>
+            </w:pPr>
+            <w:r>
+              <w:rPr>
+                <w:rFonts w:ascii="Times New Roman" w:hAnsi="Times New Roman" w:cs="Times New Roman"/>
+                <w:sz w:val="20"/>
+                <w:szCs w:val="20"/>
                 <w:lang w:val="en-US"/>
               </w:rPr>
               <w:t>М.П.</w:t>
@@ -8137,6 +10123,8 @@
               <w:rPr>
                 <w:rFonts w:ascii="Times New Roman" w:hAnsi="Times New Roman" w:cs="Times New Roman"/>
                 <w:color w:val="808080" w:themeColor="background1" w:themeShade="80"/>
+                <w:sz w:val="20"/>
+                <w:szCs w:val="20"/>
                 <w:lang w:val="en-US"/>
               </w:rPr>
               <w:t xml:space="preserve"> /</w:t>
@@ -8145,6 +10133,8 @@
               <w:rPr>
                 <w:rFonts w:ascii="Times New Roman" w:hAnsi="Times New Roman" w:cs="Times New Roman"/>
                 <w:color w:val="808080" w:themeColor="background1" w:themeShade="80"/>
+                <w:sz w:val="20"/>
+                <w:szCs w:val="20"/>
               </w:rPr>
               <w:t xml:space="preserve"> </w:t>
             </w:r>
@@ -8152,6 +10142,8 @@
               <w:rPr>
                 <w:rFonts w:ascii="Times New Roman" w:hAnsi="Times New Roman" w:cs="Times New Roman"/>
                 <w:color w:val="808080" w:themeColor="background1" w:themeShade="80"/>
+                <w:sz w:val="20"/>
+                <w:szCs w:val="20"/>
                 <w:lang w:val="en-US"/>
               </w:rPr>
               <w:t>L.S.</w:t>
@@ -8165,6 +10157,8 @@
         <w:spacing w:after="0"/>
         <w:rPr>
           <w:rFonts w:ascii="Times New Roman" w:hAnsi="Times New Roman" w:cs="Times New Roman"/>
+          <w:sz w:val="20"/>
+          <w:szCs w:val="20"/>
           <w:lang w:val="en-US"/>
         </w:rPr>
       </w:pPr>
@@ -8182,7 +10176,7 @@
 </file>
 
 <file path=word/endnotes.xml><?xml version="1.0" encoding="utf-8"?>
-<w:endnotes xmlns:wpc="http://schemas.microsoft.com/office/word/2010/wordprocessingCanvas" xmlns:cx="http://schemas.microsoft.com/office/drawing/2014/chartex" xmlns:cx1="http://schemas.microsoft.com/office/drawing/2015/9/8/chartex" xmlns:cx2="http://schemas.microsoft.com/office/drawing/2015/10/21/chartex" xmlns:cx3="http://schemas.microsoft.com/office/drawing/2016/5/9/chartex" xmlns:cx4="http://schemas.microsoft.com/office/drawing/2016/5/10/chartex" xmlns:cx5="http://schemas.microsoft.com/office/drawing/2016/5/11/chartex" xmlns:cx6="http://schemas.microsoft.com/office/drawing/2016/5/12/chartex" xmlns:cx7="http://schemas.microsoft.com/office/drawing/2016/5/13/chartex" xmlns:cx8="http://schemas.microsoft.com/office/drawing/2016/5/14/chartex" xmlns:mc="http://schemas.openxmlformats.org/markup-compatibility/2006" xmlns:aink="http://schemas.microsoft.com/office/drawing/2016/ink" xmlns:am3d="http://schemas.microsoft.com/office/drawing/2017/model3d" xmlns:o="urn:schemas-microsoft-com:office:office" xmlns:oel="http://schemas.microsoft.com/office/2019/extlst" xmlns:r="http://schemas.openxmlformats.org/officeDocument/2006/relationships" xmlns:m="http://schemas.openxmlformats.org/officeDocument/2006/math" xmlns:v="urn:schemas-microsoft-com:vml" xmlns:wp14="http://schemas.microsoft.com/office/word/2010/wordprocessingDrawing" xmlns:wp="http://schemas.openxmlformats.org/drawingml/2006/wordprocessingDrawing" xmlns:w10="urn:schemas-microsoft-com:office:word" xmlns:w="http://schemas.openxmlformats.org/wordprocessingml/2006/main" xmlns:w14="http://schemas.microsoft.com/office/word/2010/wordml" xmlns:w15="http://schemas.microsoft.com/office/word/2012/wordml" xmlns:w16cex="http://schemas.microsoft.com/office/word/2018/wordml/cex" xmlns:w16cid="http://schemas.microsoft.com/office/word/2016/wordml/cid" xmlns:w16="http://schemas.microsoft.com/office/word/2018/wordml" xmlns:w16du="http://schemas.microsoft.com/office/word/2023/wordml/word16du" xmlns:w16sdtdh="http://schemas.microsoft.com/office/word/2020/wordml/sdtdatahash" xmlns:w16se="http://schemas.microsoft.com/office/word/2015/wordml/symex" xmlns:wpg="http://schemas.microsoft.com/office/word/2010/wordprocessingGroup" xmlns:wpi="http://schemas.microsoft.com/office/word/2010/wordprocessingInk" xmlns:wne="http://schemas.microsoft.com/office/word/2006/wordml" xmlns:wps="http://schemas.microsoft.com/office/word/2010/wordprocessingShape" mc:Ignorable="w14 w15 w16se w16cid w16 w16cex w16sdtdh w16du wp14">
+<w:endnotes xmlns:wpc="http://schemas.microsoft.com/office/word/2010/wordprocessingCanvas" xmlns:cx="http://schemas.microsoft.com/office/drawing/2014/chartex" xmlns:cx1="http://schemas.microsoft.com/office/drawing/2015/9/8/chartex" xmlns:cx2="http://schemas.microsoft.com/office/drawing/2015/10/21/chartex" xmlns:cx3="http://schemas.microsoft.com/office/drawing/2016/5/9/chartex" xmlns:cx4="http://schemas.microsoft.com/office/drawing/2016/5/10/chartex" xmlns:cx5="http://schemas.microsoft.com/office/drawing/2016/5/11/chartex" xmlns:cx6="http://schemas.microsoft.com/office/drawing/2016/5/12/chartex" xmlns:cx7="http://schemas.microsoft.com/office/drawing/2016/5/13/chartex" xmlns:cx8="http://schemas.microsoft.com/office/drawing/2016/5/14/chartex" xmlns:mc="http://schemas.openxmlformats.org/markup-compatibility/2006" xmlns:aink="http://schemas.microsoft.com/office/drawing/2016/ink" xmlns:am3d="http://schemas.microsoft.com/office/drawing/2017/model3d" xmlns:o="urn:schemas-microsoft-com:office:office" xmlns:oel="http://schemas.microsoft.com/office/2019/extlst" xmlns:r="http://schemas.openxmlformats.org/officeDocument/2006/relationships" xmlns:m="http://schemas.openxmlformats.org/officeDocument/2006/math" xmlns:v="urn:schemas-microsoft-com:vml" xmlns:wp14="http://schemas.microsoft.com/office/word/2010/wordprocessingDrawing" xmlns:wp="http://schemas.openxmlformats.org/drawingml/2006/wordprocessingDrawing" xmlns:w10="urn:schemas-microsoft-com:office:word" xmlns:w="http://schemas.openxmlformats.org/wordprocessingml/2006/main" xmlns:w14="http://schemas.microsoft.com/office/word/2010/wordml" xmlns:w15="http://schemas.microsoft.com/office/word/2012/wordml" xmlns:w16cex="http://schemas.microsoft.com/office/word/2018/wordml/cex" xmlns:w16cid="http://schemas.microsoft.com/office/word/2016/wordml/cid" xmlns:w16="http://schemas.microsoft.com/office/word/2018/wordml" xmlns:w16du="http://schemas.microsoft.com/office/word/2023/wordml/word16du" xmlns:w16sdtdh="http://schemas.microsoft.com/office/word/2020/wordml/sdtdatahash" xmlns:w16sdtfl="http://schemas.microsoft.com/office/word/2024/wordml/sdtformatlock" xmlns:w16se="http://schemas.microsoft.com/office/word/2015/wordml/symex" xmlns:wpg="http://schemas.microsoft.com/office/word/2010/wordprocessingGroup" xmlns:wpi="http://schemas.microsoft.com/office/word/2010/wordprocessingInk" xmlns:wne="http://schemas.microsoft.com/office/word/2006/wordml" xmlns:wps="http://schemas.microsoft.com/office/word/2010/wordprocessingShape" mc:Ignorable="w14 w15 w16se w16cid w16 w16cex w16sdtdh w16sdtfl w16du wp14">
   <w:endnote w:type="separator" w:id="-1">
     <w:p>
       <w:pPr>
@@ -8207,7 +10201,7 @@
 </file>
 
 <file path=word/footer1.xml><?xml version="1.0" encoding="utf-8"?>
-<w:ftr xmlns:wpc="http://schemas.microsoft.com/office/word/2010/wordprocessingCanvas" xmlns:cx="http://schemas.microsoft.com/office/drawing/2014/chartex" xmlns:cx1="http://schemas.microsoft.com/office/drawing/2015/9/8/chartex" xmlns:cx2="http://schemas.microsoft.com/office/drawing/2015/10/21/chartex" xmlns:cx3="http://schemas.microsoft.com/office/drawing/2016/5/9/chartex" xmlns:cx4="http://schemas.microsoft.com/office/drawing/2016/5/10/chartex" xmlns:cx5="http://schemas.microsoft.com/office/drawing/2016/5/11/chartex" xmlns:cx6="http://schemas.microsoft.com/office/drawing/2016/5/12/chartex" xmlns:cx7="http://schemas.microsoft.com/office/drawing/2016/5/13/chartex" xmlns:cx8="http://schemas.microsoft.com/office/drawing/2016/5/14/chartex" xmlns:mc="http://schemas.openxmlformats.org/markup-compatibility/2006" xmlns:aink="http://schemas.microsoft.com/office/drawing/2016/ink" xmlns:am3d="http://schemas.microsoft.com/office/drawing/2017/model3d" xmlns:o="urn:schemas-microsoft-com:office:office" xmlns:oel="http://schemas.microsoft.com/office/2019/extlst" xmlns:r="http://schemas.openxmlformats.org/officeDocument/2006/relationships" xmlns:m="http://schemas.openxmlformats.org/officeDocument/2006/math" xmlns:v="urn:schemas-microsoft-com:vml" xmlns:wp14="http://schemas.microsoft.com/office/word/2010/wordprocessingDrawing" xmlns:wp="http://schemas.openxmlformats.org/drawingml/2006/wordprocessingDrawing" xmlns:w10="urn:schemas-microsoft-com:office:word" xmlns:w="http://schemas.openxmlformats.org/wordprocessingml/2006/main" xmlns:w14="http://schemas.microsoft.com/office/word/2010/wordml" xmlns:w15="http://schemas.microsoft.com/office/word/2012/wordml" xmlns:w16cex="http://schemas.microsoft.com/office/word/2018/wordml/cex" xmlns:w16cid="http://schemas.microsoft.com/office/word/2016/wordml/cid" xmlns:w16="http://schemas.microsoft.com/office/word/2018/wordml" xmlns:w16du="http://schemas.microsoft.com/office/word/2023/wordml/word16du" xmlns:w16sdtdh="http://schemas.microsoft.com/office/word/2020/wordml/sdtdatahash" xmlns:w16se="http://schemas.microsoft.com/office/word/2015/wordml/symex" xmlns:wpg="http://schemas.microsoft.com/office/word/2010/wordprocessingGroup" xmlns:wpi="http://schemas.microsoft.com/office/word/2010/wordprocessingInk" xmlns:wne="http://schemas.microsoft.com/office/word/2006/wordml" xmlns:wps="http://schemas.microsoft.com/office/word/2010/wordprocessingShape" mc:Ignorable="w14 w15 w16se w16cid w16 w16cex w16sdtdh w16du wp14">
+<w:ftr xmlns:wpc="http://schemas.microsoft.com/office/word/2010/wordprocessingCanvas" xmlns:cx="http://schemas.microsoft.com/office/drawing/2014/chartex" xmlns:cx1="http://schemas.microsoft.com/office/drawing/2015/9/8/chartex" xmlns:cx2="http://schemas.microsoft.com/office/drawing/2015/10/21/chartex" xmlns:cx3="http://schemas.microsoft.com/office/drawing/2016/5/9/chartex" xmlns:cx4="http://schemas.microsoft.com/office/drawing/2016/5/10/chartex" xmlns:cx5="http://schemas.microsoft.com/office/drawing/2016/5/11/chartex" xmlns:cx6="http://schemas.microsoft.com/office/drawing/2016/5/12/chartex" xmlns:cx7="http://schemas.microsoft.com/office/drawing/2016/5/13/chartex" xmlns:cx8="http://schemas.microsoft.com/office/drawing/2016/5/14/chartex" xmlns:mc="http://schemas.openxmlformats.org/markup-compatibility/2006" xmlns:aink="http://schemas.microsoft.com/office/drawing/2016/ink" xmlns:am3d="http://schemas.microsoft.com/office/drawing/2017/model3d" xmlns:o="urn:schemas-microsoft-com:office:office" xmlns:oel="http://schemas.microsoft.com/office/2019/extlst" xmlns:r="http://schemas.openxmlformats.org/officeDocument/2006/relationships" xmlns:m="http://schemas.openxmlformats.org/officeDocument/2006/math" xmlns:v="urn:schemas-microsoft-com:vml" xmlns:wp14="http://schemas.microsoft.com/office/word/2010/wordprocessingDrawing" xmlns:wp="http://schemas.openxmlformats.org/drawingml/2006/wordprocessingDrawing" xmlns:w10="urn:schemas-microsoft-com:office:word" xmlns:w="http://schemas.openxmlformats.org/wordprocessingml/2006/main" xmlns:w14="http://schemas.microsoft.com/office/word/2010/wordml" xmlns:w15="http://schemas.microsoft.com/office/word/2012/wordml" xmlns:w16cex="http://schemas.microsoft.com/office/word/2018/wordml/cex" xmlns:w16cid="http://schemas.microsoft.com/office/word/2016/wordml/cid" xmlns:w16="http://schemas.microsoft.com/office/word/2018/wordml" xmlns:w16du="http://schemas.microsoft.com/office/word/2023/wordml/word16du" xmlns:w16sdtdh="http://schemas.microsoft.com/office/word/2020/wordml/sdtdatahash" xmlns:w16sdtfl="http://schemas.microsoft.com/office/word/2024/wordml/sdtformatlock" xmlns:w16se="http://schemas.microsoft.com/office/word/2015/wordml/symex" xmlns:wpg="http://schemas.microsoft.com/office/word/2010/wordprocessingGroup" xmlns:wpi="http://schemas.microsoft.com/office/word/2010/wordprocessingInk" xmlns:wne="http://schemas.microsoft.com/office/word/2006/wordml" xmlns:wps="http://schemas.microsoft.com/office/word/2010/wordprocessingShape" mc:Ignorable="w14 w15 w16se w16cid w16 w16cex w16sdtdh w16sdtfl w16du wp14">
   <w:tbl>
     <w:tblPr>
       <w:tblStyle w:val="a9"/>
@@ -8665,7 +10659,7 @@
 </file>
 
 <file path=word/footnotes.xml><?xml version="1.0" encoding="utf-8"?>
-<w:footnotes xmlns:wpc="http://schemas.microsoft.com/office/word/2010/wordprocessingCanvas" xmlns:cx="http://schemas.microsoft.com/office/drawing/2014/chartex" xmlns:cx1="http://schemas.microsoft.com/office/drawing/2015/9/8/chartex" xmlns:cx2="http://schemas.microsoft.com/office/drawing/2015/10/21/chartex" xmlns:cx3="http://schemas.microsoft.com/office/drawing/2016/5/9/chartex" xmlns:cx4="http://schemas.microsoft.com/office/drawing/2016/5/10/chartex" xmlns:cx5="http://schemas.microsoft.com/office/drawing/2016/5/11/chartex" xmlns:cx6="http://schemas.microsoft.com/office/drawing/2016/5/12/chartex" xmlns:cx7="http://schemas.microsoft.com/office/drawing/2016/5/13/chartex" xmlns:cx8="http://schemas.microsoft.com/office/drawing/2016/5/14/chartex" xmlns:mc="http://schemas.openxmlformats.org/markup-compatibility/2006" xmlns:aink="http://schemas.microsoft.com/office/drawing/2016/ink" xmlns:am3d="http://schemas.microsoft.com/office/drawing/2017/model3d" xmlns:o="urn:schemas-microsoft-com:office:office" xmlns:oel="http://schemas.microsoft.com/office/2019/extlst" xmlns:r="http://schemas.openxmlformats.org/officeDocument/2006/relationships" xmlns:m="http://schemas.openxmlformats.org/officeDocument/2006/math" xmlns:v="urn:schemas-microsoft-com:vml" xmlns:wp14="http://schemas.microsoft.com/office/word/2010/wordprocessingDrawing" xmlns:wp="http://schemas.openxmlformats.org/drawingml/2006/wordprocessingDrawing" xmlns:w10="urn:schemas-microsoft-com:office:word" xmlns:w="http://schemas.openxmlformats.org/wordprocessingml/2006/main" xmlns:w14="http://schemas.microsoft.com/office/word/2010/wordml" xmlns:w15="http://schemas.microsoft.com/office/word/2012/wordml" xmlns:w16cex="http://schemas.microsoft.com/office/word/2018/wordml/cex" xmlns:w16cid="http://schemas.microsoft.com/office/word/2016/wordml/cid" xmlns:w16="http://schemas.microsoft.com/office/word/2018/wordml" xmlns:w16du="http://schemas.microsoft.com/office/word/2023/wordml/word16du" xmlns:w16sdtdh="http://schemas.microsoft.com/office/word/2020/wordml/sdtdatahash" xmlns:w16se="http://schemas.microsoft.com/office/word/2015/wordml/symex" xmlns:wpg="http://schemas.microsoft.com/office/word/2010/wordprocessingGroup" xmlns:wpi="http://schemas.microsoft.com/office/word/2010/wordprocessingInk" xmlns:wne="http://schemas.microsoft.com/office/word/2006/wordml" xmlns:wps="http://schemas.microsoft.com/office/word/2010/wordprocessingShape" mc:Ignorable="w14 w15 w16se w16cid w16 w16cex w16sdtdh w16du wp14">
+<w:footnotes xmlns:wpc="http://schemas.microsoft.com/office/word/2010/wordprocessingCanvas" xmlns:cx="http://schemas.microsoft.com/office/drawing/2014/chartex" xmlns:cx1="http://schemas.microsoft.com/office/drawing/2015/9/8/chartex" xmlns:cx2="http://schemas.microsoft.com/office/drawing/2015/10/21/chartex" xmlns:cx3="http://schemas.microsoft.com/office/drawing/2016/5/9/chartex" xmlns:cx4="http://schemas.microsoft.com/office/drawing/2016/5/10/chartex" xmlns:cx5="http://schemas.microsoft.com/office/drawing/2016/5/11/chartex" xmlns:cx6="http://schemas.microsoft.com/office/drawing/2016/5/12/chartex" xmlns:cx7="http://schemas.microsoft.com/office/drawing/2016/5/13/chartex" xmlns:cx8="http://schemas.microsoft.com/office/drawing/2016/5/14/chartex" xmlns:mc="http://schemas.openxmlformats.org/markup-compatibility/2006" xmlns:aink="http://schemas.microsoft.com/office/drawing/2016/ink" xmlns:am3d="http://schemas.microsoft.com/office/drawing/2017/model3d" xmlns:o="urn:schemas-microsoft-com:office:office" xmlns:oel="http://schemas.microsoft.com/office/2019/extlst" xmlns:r="http://schemas.openxmlformats.org/officeDocument/2006/relationships" xmlns:m="http://schemas.openxmlformats.org/officeDocument/2006/math" xmlns:v="urn:schemas-microsoft-com:vml" xmlns:wp14="http://schemas.microsoft.com/office/word/2010/wordprocessingDrawing" xmlns:wp="http://schemas.openxmlformats.org/drawingml/2006/wordprocessingDrawing" xmlns:w10="urn:schemas-microsoft-com:office:word" xmlns:w="http://schemas.openxmlformats.org/wordprocessingml/2006/main" xmlns:w14="http://schemas.microsoft.com/office/word/2010/wordml" xmlns:w15="http://schemas.microsoft.com/office/word/2012/wordml" xmlns:w16cex="http://schemas.microsoft.com/office/word/2018/wordml/cex" xmlns:w16cid="http://schemas.microsoft.com/office/word/2016/wordml/cid" xmlns:w16="http://schemas.microsoft.com/office/word/2018/wordml" xmlns:w16du="http://schemas.microsoft.com/office/word/2023/wordml/word16du" xmlns:w16sdtdh="http://schemas.microsoft.com/office/word/2020/wordml/sdtdatahash" xmlns:w16sdtfl="http://schemas.microsoft.com/office/word/2024/wordml/sdtformatlock" xmlns:w16se="http://schemas.microsoft.com/office/word/2015/wordml/symex" xmlns:wpg="http://schemas.microsoft.com/office/word/2010/wordprocessingGroup" xmlns:wpi="http://schemas.microsoft.com/office/word/2010/wordprocessingInk" xmlns:wne="http://schemas.microsoft.com/office/word/2006/wordml" xmlns:wps="http://schemas.microsoft.com/office/word/2010/wordprocessingShape" mc:Ignorable="w14 w15 w16se w16cid w16 w16cex w16sdtdh w16sdtfl w16du wp14">
   <w:footnote w:type="separator" w:id="-1">
     <w:p>
       <w:pPr>
@@ -9438,7 +11432,25 @@
           <w:szCs w:val="16"/>
           <w:lang w:val="en-US"/>
         </w:rPr>
+        <w:t xml:space="preserve">be </w:t>
+      </w:r>
+      <w:r>
+        <w:rPr>
+          <w:color w:val="808080" w:themeColor="background1" w:themeShade="80"/>
+          <w:sz w:val="18"/>
+          <w:szCs w:val="16"/>
+          <w:lang w:val="en-US"/>
+        </w:rPr>
         <w:t>fill</w:t>
+      </w:r>
+      <w:r>
+        <w:rPr>
+          <w:color w:val="808080" w:themeColor="background1" w:themeShade="80"/>
+          <w:sz w:val="18"/>
+          <w:szCs w:val="16"/>
+          <w:lang w:val="en-US"/>
+        </w:rPr>
+        <w:t>ed</w:t>
       </w:r>
       <w:r>
         <w:rPr>
@@ -9464,6 +11476,15 @@
           <w:szCs w:val="16"/>
         </w:rPr>
         <w:t xml:space="preserve"> </w:t>
+      </w:r>
+      <w:r>
+        <w:rPr>
+          <w:color w:val="808080" w:themeColor="background1" w:themeShade="80"/>
+          <w:sz w:val="18"/>
+          <w:szCs w:val="16"/>
+          <w:lang w:val="en-US"/>
+        </w:rPr>
+        <w:t xml:space="preserve">mandatorily </w:t>
       </w:r>
       <w:r>
         <w:rPr>
@@ -9573,7 +11594,7 @@
 </file>
 
 <file path=word/header1.xml><?xml version="1.0" encoding="utf-8"?>
-<w:hdr xmlns:wpc="http://schemas.microsoft.com/office/word/2010/wordprocessingCanvas" xmlns:cx="http://schemas.microsoft.com/office/drawing/2014/chartex" xmlns:cx1="http://schemas.microsoft.com/office/drawing/2015/9/8/chartex" xmlns:cx2="http://schemas.microsoft.com/office/drawing/2015/10/21/chartex" xmlns:cx3="http://schemas.microsoft.com/office/drawing/2016/5/9/chartex" xmlns:cx4="http://schemas.microsoft.com/office/drawing/2016/5/10/chartex" xmlns:cx5="http://schemas.microsoft.com/office/drawing/2016/5/11/chartex" xmlns:cx6="http://schemas.microsoft.com/office/drawing/2016/5/12/chartex" xmlns:cx7="http://schemas.microsoft.com/office/drawing/2016/5/13/chartex" xmlns:cx8="http://schemas.microsoft.com/office/drawing/2016/5/14/chartex" xmlns:mc="http://schemas.openxmlformats.org/markup-compatibility/2006" xmlns:aink="http://schemas.microsoft.com/office/drawing/2016/ink" xmlns:am3d="http://schemas.microsoft.com/office/drawing/2017/model3d" xmlns:o="urn:schemas-microsoft-com:office:office" xmlns:oel="http://schemas.microsoft.com/office/2019/extlst" xmlns:r="http://schemas.openxmlformats.org/officeDocument/2006/relationships" xmlns:m="http://schemas.openxmlformats.org/officeDocument/2006/math" xmlns:v="urn:schemas-microsoft-com:vml" xmlns:wp14="http://schemas.microsoft.com/office/word/2010/wordprocessingDrawing" xmlns:wp="http://schemas.openxmlformats.org/drawingml/2006/wordprocessingDrawing" xmlns:w10="urn:schemas-microsoft-com:office:word" xmlns:w="http://schemas.openxmlformats.org/wordprocessingml/2006/main" xmlns:w14="http://schemas.microsoft.com/office/word/2010/wordml" xmlns:w15="http://schemas.microsoft.com/office/word/2012/wordml" xmlns:w16cex="http://schemas.microsoft.com/office/word/2018/wordml/cex" xmlns:w16cid="http://schemas.microsoft.com/office/word/2016/wordml/cid" xmlns:w16="http://schemas.microsoft.com/office/word/2018/wordml" xmlns:w16du="http://schemas.microsoft.com/office/word/2023/wordml/word16du" xmlns:w16sdtdh="http://schemas.microsoft.com/office/word/2020/wordml/sdtdatahash" xmlns:w16se="http://schemas.microsoft.com/office/word/2015/wordml/symex" xmlns:wpg="http://schemas.microsoft.com/office/word/2010/wordprocessingGroup" xmlns:wpi="http://schemas.microsoft.com/office/word/2010/wordprocessingInk" xmlns:wne="http://schemas.microsoft.com/office/word/2006/wordml" xmlns:wps="http://schemas.microsoft.com/office/word/2010/wordprocessingShape" mc:Ignorable="w14 w15 w16se w16cid w16 w16cex w16sdtdh w16du wp14">
+<w:hdr xmlns:wpc="http://schemas.microsoft.com/office/word/2010/wordprocessingCanvas" xmlns:cx="http://schemas.microsoft.com/office/drawing/2014/chartex" xmlns:cx1="http://schemas.microsoft.com/office/drawing/2015/9/8/chartex" xmlns:cx2="http://schemas.microsoft.com/office/drawing/2015/10/21/chartex" xmlns:cx3="http://schemas.microsoft.com/office/drawing/2016/5/9/chartex" xmlns:cx4="http://schemas.microsoft.com/office/drawing/2016/5/10/chartex" xmlns:cx5="http://schemas.microsoft.com/office/drawing/2016/5/11/chartex" xmlns:cx6="http://schemas.microsoft.com/office/drawing/2016/5/12/chartex" xmlns:cx7="http://schemas.microsoft.com/office/drawing/2016/5/13/chartex" xmlns:cx8="http://schemas.microsoft.com/office/drawing/2016/5/14/chartex" xmlns:mc="http://schemas.openxmlformats.org/markup-compatibility/2006" xmlns:aink="http://schemas.microsoft.com/office/drawing/2016/ink" xmlns:am3d="http://schemas.microsoft.com/office/drawing/2017/model3d" xmlns:o="urn:schemas-microsoft-com:office:office" xmlns:oel="http://schemas.microsoft.com/office/2019/extlst" xmlns:r="http://schemas.openxmlformats.org/officeDocument/2006/relationships" xmlns:m="http://schemas.openxmlformats.org/officeDocument/2006/math" xmlns:v="urn:schemas-microsoft-com:vml" xmlns:wp14="http://schemas.microsoft.com/office/word/2010/wordprocessingDrawing" xmlns:wp="http://schemas.openxmlformats.org/drawingml/2006/wordprocessingDrawing" xmlns:w10="urn:schemas-microsoft-com:office:word" xmlns:w="http://schemas.openxmlformats.org/wordprocessingml/2006/main" xmlns:w14="http://schemas.microsoft.com/office/word/2010/wordml" xmlns:w15="http://schemas.microsoft.com/office/word/2012/wordml" xmlns:w16cex="http://schemas.microsoft.com/office/word/2018/wordml/cex" xmlns:w16cid="http://schemas.microsoft.com/office/word/2016/wordml/cid" xmlns:w16="http://schemas.microsoft.com/office/word/2018/wordml" xmlns:w16du="http://schemas.microsoft.com/office/word/2023/wordml/word16du" xmlns:w16sdtdh="http://schemas.microsoft.com/office/word/2020/wordml/sdtdatahash" xmlns:w16sdtfl="http://schemas.microsoft.com/office/word/2024/wordml/sdtformatlock" xmlns:w16se="http://schemas.microsoft.com/office/word/2015/wordml/symex" xmlns:wpg="http://schemas.microsoft.com/office/word/2010/wordprocessingGroup" xmlns:wpi="http://schemas.microsoft.com/office/word/2010/wordprocessingInk" xmlns:wne="http://schemas.microsoft.com/office/word/2006/wordml" xmlns:wps="http://schemas.microsoft.com/office/word/2010/wordprocessingShape" mc:Ignorable="w14 w15 w16se w16cid w16 w16cex w16sdtdh w16sdtfl w16du wp14">
   <w:tbl>
     <w:tblPr>
       <w:tblStyle w:val="a9"/>
@@ -9727,27 +11748,33 @@
               <w:rFonts w:ascii="Times New Roman" w:hAnsi="Times New Roman" w:cs="Times New Roman"/>
               <w:sz w:val="20"/>
               <w:szCs w:val="20"/>
-              <w:lang w:val="en-US"/>
             </w:rPr>
-            <w:t>11</w:t>
+            <w:t>07</w:t>
           </w:r>
           <w:r>
             <w:rPr>
               <w:rFonts w:ascii="Times New Roman" w:hAnsi="Times New Roman" w:cs="Times New Roman"/>
-              <w:sz w:val="20"/>
-              <w:szCs w:val="20"/>
-              <w:lang w:val="en-US"/>
+              <w:sz w:val="18"/>
+              <w:szCs w:val="18"/>
             </w:rPr>
             <w:t>/</w:t>
           </w:r>
           <w:r>
             <w:rPr>
               <w:rFonts w:ascii="Times New Roman" w:hAnsi="Times New Roman" w:cs="Times New Roman"/>
-              <w:sz w:val="20"/>
-              <w:szCs w:val="20"/>
+              <w:sz w:val="18"/>
+              <w:szCs w:val="18"/>
               <w:lang w:val="en-US"/>
             </w:rPr>
-            <w:t>23</w:t>
+            <w:t>2</w:t>
+          </w:r>
+          <w:r>
+            <w:rPr>
+              <w:rFonts w:ascii="Times New Roman" w:hAnsi="Times New Roman" w:cs="Times New Roman"/>
+              <w:sz w:val="18"/>
+              <w:szCs w:val="18"/>
+            </w:rPr>
+            <w:t>6</w:t>
           </w:r>
           <w:r>
             <w:rPr>
@@ -9807,7 +11834,7 @@
 </file>
 
 <file path=word/numbering.xml><?xml version="1.0" encoding="utf-8"?>
-<w:numbering xmlns:wpc="http://schemas.microsoft.com/office/word/2010/wordprocessingCanvas" xmlns:cx="http://schemas.microsoft.com/office/drawing/2014/chartex" xmlns:cx1="http://schemas.microsoft.com/office/drawing/2015/9/8/chartex" xmlns:cx2="http://schemas.microsoft.com/office/drawing/2015/10/21/chartex" xmlns:cx3="http://schemas.microsoft.com/office/drawing/2016/5/9/chartex" xmlns:cx4="http://schemas.microsoft.com/office/drawing/2016/5/10/chartex" xmlns:cx5="http://schemas.microsoft.com/office/drawing/2016/5/11/chartex" xmlns:cx6="http://schemas.microsoft.com/office/drawing/2016/5/12/chartex" xmlns:cx7="http://schemas.microsoft.com/office/drawing/2016/5/13/chartex" xmlns:cx8="http://schemas.microsoft.com/office/drawing/2016/5/14/chartex" xmlns:mc="http://schemas.openxmlformats.org/markup-compatibility/2006" xmlns:aink="http://schemas.microsoft.com/office/drawing/2016/ink" xmlns:am3d="http://schemas.microsoft.com/office/drawing/2017/model3d" xmlns:o="urn:schemas-microsoft-com:office:office" xmlns:oel="http://schemas.microsoft.com/office/2019/extlst" xmlns:r="http://schemas.openxmlformats.org/officeDocument/2006/relationships" xmlns:m="http://schemas.openxmlformats.org/officeDocument/2006/math" xmlns:v="urn:schemas-microsoft-com:vml" xmlns:wp14="http://schemas.microsoft.com/office/word/2010/wordprocessingDrawing" xmlns:wp="http://schemas.openxmlformats.org/drawingml/2006/wordprocessingDrawing" xmlns:w10="urn:schemas-microsoft-com:office:word" xmlns:w="http://schemas.openxmlformats.org/wordprocessingml/2006/main" xmlns:w14="http://schemas.microsoft.com/office/word/2010/wordml" xmlns:w15="http://schemas.microsoft.com/office/word/2012/wordml" xmlns:w16cex="http://schemas.microsoft.com/office/word/2018/wordml/cex" xmlns:w16cid="http://schemas.microsoft.com/office/word/2016/wordml/cid" xmlns:w16="http://schemas.microsoft.com/office/word/2018/wordml" xmlns:w16du="http://schemas.microsoft.com/office/word/2023/wordml/word16du" xmlns:w16sdtdh="http://schemas.microsoft.com/office/word/2020/wordml/sdtdatahash" xmlns:w16se="http://schemas.microsoft.com/office/word/2015/wordml/symex" xmlns:wpg="http://schemas.microsoft.com/office/word/2010/wordprocessingGroup" xmlns:wpi="http://schemas.microsoft.com/office/word/2010/wordprocessingInk" xmlns:wne="http://schemas.microsoft.com/office/word/2006/wordml" xmlns:wps="http://schemas.microsoft.com/office/word/2010/wordprocessingShape" mc:Ignorable="w14 w15 w16se w16cid w16 w16cex w16sdtdh w16du wp14">
+<w:numbering xmlns:wpc="http://schemas.microsoft.com/office/word/2010/wordprocessingCanvas" xmlns:cx="http://schemas.microsoft.com/office/drawing/2014/chartex" xmlns:cx1="http://schemas.microsoft.com/office/drawing/2015/9/8/chartex" xmlns:cx2="http://schemas.microsoft.com/office/drawing/2015/10/21/chartex" xmlns:cx3="http://schemas.microsoft.com/office/drawing/2016/5/9/chartex" xmlns:cx4="http://schemas.microsoft.com/office/drawing/2016/5/10/chartex" xmlns:cx5="http://schemas.microsoft.com/office/drawing/2016/5/11/chartex" xmlns:cx6="http://schemas.microsoft.com/office/drawing/2016/5/12/chartex" xmlns:cx7="http://schemas.microsoft.com/office/drawing/2016/5/13/chartex" xmlns:cx8="http://schemas.microsoft.com/office/drawing/2016/5/14/chartex" xmlns:mc="http://schemas.openxmlformats.org/markup-compatibility/2006" xmlns:aink="http://schemas.microsoft.com/office/drawing/2016/ink" xmlns:am3d="http://schemas.microsoft.com/office/drawing/2017/model3d" xmlns:o="urn:schemas-microsoft-com:office:office" xmlns:oel="http://schemas.microsoft.com/office/2019/extlst" xmlns:r="http://schemas.openxmlformats.org/officeDocument/2006/relationships" xmlns:m="http://schemas.openxmlformats.org/officeDocument/2006/math" xmlns:v="urn:schemas-microsoft-com:vml" xmlns:wp14="http://schemas.microsoft.com/office/word/2010/wordprocessingDrawing" xmlns:wp="http://schemas.openxmlformats.org/drawingml/2006/wordprocessingDrawing" xmlns:w10="urn:schemas-microsoft-com:office:word" xmlns:w="http://schemas.openxmlformats.org/wordprocessingml/2006/main" xmlns:w14="http://schemas.microsoft.com/office/word/2010/wordml" xmlns:w15="http://schemas.microsoft.com/office/word/2012/wordml" xmlns:w16cex="http://schemas.microsoft.com/office/word/2018/wordml/cex" xmlns:w16cid="http://schemas.microsoft.com/office/word/2016/wordml/cid" xmlns:w16="http://schemas.microsoft.com/office/word/2018/wordml" xmlns:w16du="http://schemas.microsoft.com/office/word/2023/wordml/word16du" xmlns:w16sdtdh="http://schemas.microsoft.com/office/word/2020/wordml/sdtdatahash" xmlns:w16sdtfl="http://schemas.microsoft.com/office/word/2024/wordml/sdtformatlock" xmlns:w16se="http://schemas.microsoft.com/office/word/2015/wordml/symex" xmlns:wpg="http://schemas.microsoft.com/office/word/2010/wordprocessingGroup" xmlns:wpi="http://schemas.microsoft.com/office/word/2010/wordprocessingInk" xmlns:wne="http://schemas.microsoft.com/office/word/2006/wordml" xmlns:wps="http://schemas.microsoft.com/office/word/2010/wordprocessingShape" mc:Ignorable="w14 w15 w16se w16cid w16 w16cex w16sdtdh w16sdtfl w16du wp14">
   <w:abstractNum w:abstractNumId="0" w15:restartNumberingAfterBreak="0">
     <w:nsid w:val="0728419E"/>
     <w:multiLevelType w:val="multilevel"/>
@@ -11289,62 +13316,62 @@
       </w:pPr>
     </w:lvl>
   </w:abstractNum>
-  <w:num w:numId="1" w16cid:durableId="817454625">
+  <w:num w:numId="1" w16cid:durableId="154150241">
     <w:abstractNumId w:val="1"/>
   </w:num>
-  <w:num w:numId="2" w16cid:durableId="50420180">
+  <w:num w:numId="2" w16cid:durableId="1431972178">
     <w:abstractNumId w:val="1"/>
   </w:num>
-  <w:num w:numId="3" w16cid:durableId="2082827582">
+  <w:num w:numId="3" w16cid:durableId="1250390575">
     <w:abstractNumId w:val="1"/>
   </w:num>
-  <w:num w:numId="4" w16cid:durableId="414589687">
+  <w:num w:numId="4" w16cid:durableId="1501695910">
     <w:abstractNumId w:val="0"/>
   </w:num>
-  <w:num w:numId="5" w16cid:durableId="740325567">
+  <w:num w:numId="5" w16cid:durableId="1753772326">
     <w:abstractNumId w:val="11"/>
   </w:num>
-  <w:num w:numId="6" w16cid:durableId="306206663">
+  <w:num w:numId="6" w16cid:durableId="605189440">
     <w:abstractNumId w:val="2"/>
   </w:num>
-  <w:num w:numId="7" w16cid:durableId="926811012">
+  <w:num w:numId="7" w16cid:durableId="686373299">
     <w:abstractNumId w:val="10"/>
   </w:num>
-  <w:num w:numId="8" w16cid:durableId="221336347">
+  <w:num w:numId="8" w16cid:durableId="2026705907">
     <w:abstractNumId w:val="3"/>
   </w:num>
-  <w:num w:numId="9" w16cid:durableId="1695110421">
+  <w:num w:numId="9" w16cid:durableId="697655530">
     <w:abstractNumId w:val="13"/>
   </w:num>
-  <w:num w:numId="10" w16cid:durableId="980041645">
+  <w:num w:numId="10" w16cid:durableId="1960869568">
     <w:abstractNumId w:val="8"/>
   </w:num>
-  <w:num w:numId="11" w16cid:durableId="33233850">
+  <w:num w:numId="11" w16cid:durableId="1954743269">
     <w:abstractNumId w:val="5"/>
   </w:num>
-  <w:num w:numId="12" w16cid:durableId="942372493">
+  <w:num w:numId="12" w16cid:durableId="1964000139">
     <w:abstractNumId w:val="9"/>
   </w:num>
-  <w:num w:numId="13" w16cid:durableId="1699314827">
+  <w:num w:numId="13" w16cid:durableId="1580823304">
     <w:abstractNumId w:val="6"/>
   </w:num>
-  <w:num w:numId="14" w16cid:durableId="762921402">
+  <w:num w:numId="14" w16cid:durableId="1832255995">
     <w:abstractNumId w:val="4"/>
   </w:num>
-  <w:num w:numId="15" w16cid:durableId="980354588">
+  <w:num w:numId="15" w16cid:durableId="1536775523">
     <w:abstractNumId w:val="12"/>
   </w:num>
-  <w:num w:numId="16" w16cid:durableId="783303850">
+  <w:num w:numId="16" w16cid:durableId="604727434">
     <w:abstractNumId w:val="7"/>
   </w:num>
-  <w:num w:numId="17" w16cid:durableId="332757406">
+  <w:num w:numId="17" w16cid:durableId="790785606">
     <w:abstractNumId w:val="14"/>
   </w:num>
 </w:numbering>
 </file>
 
 <file path=word/styles.xml><?xml version="1.0" encoding="utf-8"?>
-<w:styles xmlns:mc="http://schemas.openxmlformats.org/markup-compatibility/2006" xmlns:r="http://schemas.openxmlformats.org/officeDocument/2006/relationships" xmlns:w="http://schemas.openxmlformats.org/wordprocessingml/2006/main" xmlns:w14="http://schemas.microsoft.com/office/word/2010/wordml" xmlns:w15="http://schemas.microsoft.com/office/word/2012/wordml" xmlns:w16cex="http://schemas.microsoft.com/office/word/2018/wordml/cex" xmlns:w16cid="http://schemas.microsoft.com/office/word/2016/wordml/cid" xmlns:w16="http://schemas.microsoft.com/office/word/2018/wordml" xmlns:w16du="http://schemas.microsoft.com/office/word/2023/wordml/word16du" xmlns:w16sdtdh="http://schemas.microsoft.com/office/word/2020/wordml/sdtdatahash" xmlns:w16se="http://schemas.microsoft.com/office/word/2015/wordml/symex" mc:Ignorable="w14 w15 w16se w16cid w16 w16cex w16sdtdh w16du">
+<w:styles xmlns:mc="http://schemas.openxmlformats.org/markup-compatibility/2006" xmlns:r="http://schemas.openxmlformats.org/officeDocument/2006/relationships" xmlns:w="http://schemas.openxmlformats.org/wordprocessingml/2006/main" xmlns:w14="http://schemas.microsoft.com/office/word/2010/wordml" xmlns:w15="http://schemas.microsoft.com/office/word/2012/wordml" xmlns:w16cex="http://schemas.microsoft.com/office/word/2018/wordml/cex" xmlns:w16cid="http://schemas.microsoft.com/office/word/2016/wordml/cid" xmlns:w16="http://schemas.microsoft.com/office/word/2018/wordml" xmlns:w16du="http://schemas.microsoft.com/office/word/2023/wordml/word16du" xmlns:w16sdtdh="http://schemas.microsoft.com/office/word/2020/wordml/sdtdatahash" xmlns:w16sdtfl="http://schemas.microsoft.com/office/word/2024/wordml/sdtformatlock" xmlns:w16se="http://schemas.microsoft.com/office/word/2015/wordml/symex" mc:Ignorable="w14 w15 w16se w16cid w16 w16cex w16sdtdh w16sdtfl w16du">
   <w:docDefaults>
     <w:rPrDefault>
       <w:rPr>
@@ -12079,16 +14106,6 @@
       <w:iCs/>
     </w:rPr>
   </w:style>
-  <w:style w:type="paragraph" w:styleId="af9">
-    <w:name w:val="Revision"/>
-    <w:hidden/>
-    <w:uiPriority w:val="99"/>
-    <w:semiHidden/>
-    <w:rsid w:val="00DA3A91"/>
-    <w:pPr>
-      <w:spacing w:after="0" w:line="240" w:lineRule="auto"/>
-    </w:pPr>
-  </w:style>
 </w:styles>
 </file>
 
@@ -12358,7 +14375,7 @@
 </file>
 
 <file path=customXml/itemProps1.xml><?xml version="1.0" encoding="utf-8"?>
-<ds:datastoreItem xmlns:ds="http://schemas.openxmlformats.org/officeDocument/2006/customXml" ds:itemID="{783A1FAA-F499-4C4B-B0DD-482B67B66CB3}">
+<ds:datastoreItem xmlns:ds="http://schemas.openxmlformats.org/officeDocument/2006/customXml" ds:itemID="{78174680-C190-4477-956D-8CC6FDBEFD78}">
   <ds:schemaRefs>
     <ds:schemaRef ds:uri="http://schemas.openxmlformats.org/officeDocument/2006/bibliography"/>
   </ds:schemaRefs>
